--- a/Physics concept/Sjabloon 4a - Testplan_Physics_Stamgroep_B.docx
+++ b/Physics concept/Sjabloon 4a - Testplan_Physics_Stamgroep_B.docx
@@ -1,6 +1,6 @@
 
 <file path=word/document.xml><?xml version="1.0" encoding="utf-8"?>
-<w:document xmlns:wpc="http://schemas.microsoft.com/office/word/2010/wordprocessingCanvas" xmlns:cx="http://schemas.microsoft.com/office/drawing/2014/chartex" xmlns:cx1="http://schemas.microsoft.com/office/drawing/2015/9/8/chartex" xmlns:cx2="http://schemas.microsoft.com/office/drawing/2015/10/21/chartex" xmlns:cx3="http://schemas.microsoft.com/office/drawing/2016/5/9/chartex" xmlns:cx4="http://schemas.microsoft.com/office/drawing/2016/5/10/chartex" xmlns:cx5="http://schemas.microsoft.com/office/drawing/2016/5/11/chartex" xmlns:cx6="http://schemas.microsoft.com/office/drawing/2016/5/12/chartex" xmlns:cx7="http://schemas.microsoft.com/office/drawing/2016/5/13/chartex" xmlns:cx8="http://schemas.microsoft.com/office/drawing/2016/5/14/chartex" xmlns:mc="http://schemas.openxmlformats.org/markup-compatibility/2006" xmlns:aink="http://schemas.microsoft.com/office/drawing/2016/ink" xmlns:am3d="http://schemas.microsoft.com/office/drawing/2017/model3d" xmlns:o="urn:schemas-microsoft-com:office:office" xmlns:oel="http://schemas.microsoft.com/office/2019/extlst" xmlns:r="http://schemas.openxmlformats.org/officeDocument/2006/relationships" xmlns:m="http://schemas.openxmlformats.org/officeDocument/2006/math" xmlns:v="urn:schemas-microsoft-com:vml" xmlns:wp14="http://schemas.microsoft.com/office/word/2010/wordprocessingDrawing" xmlns:wp="http://schemas.openxmlformats.org/drawingml/2006/wordprocessingDrawing" xmlns:w10="urn:schemas-microsoft-com:office:word" xmlns:w="http://schemas.openxmlformats.org/wordprocessingml/2006/main" xmlns:w14="http://schemas.microsoft.com/office/word/2010/wordml" xmlns:w15="http://schemas.microsoft.com/office/word/2012/wordml" xmlns:w16cex="http://schemas.microsoft.com/office/word/2018/wordml/cex" xmlns:w16cid="http://schemas.microsoft.com/office/word/2016/wordml/cid" xmlns:w16="http://schemas.microsoft.com/office/word/2018/wordml" xmlns:w16du="http://schemas.microsoft.com/office/word/2023/wordml/word16du" xmlns:w16sdtdh="http://schemas.microsoft.com/office/word/2020/wordml/sdtdatahash" xmlns:w16se="http://schemas.microsoft.com/office/word/2015/wordml/symex" xmlns:wpg="http://schemas.microsoft.com/office/word/2010/wordprocessingGroup" xmlns:wpi="http://schemas.microsoft.com/office/word/2010/wordprocessingInk" xmlns:wne="http://schemas.microsoft.com/office/word/2006/wordml" xmlns:wps="http://schemas.microsoft.com/office/word/2010/wordprocessingShape" mc:Ignorable="w14 w15 w16se w16cid w16 w16cex w16sdtdh w16du wp14">
+<w:document xmlns:wpc="http://schemas.microsoft.com/office/word/2010/wordprocessingCanvas" xmlns:cx="http://schemas.microsoft.com/office/drawing/2014/chartex" xmlns:cx1="http://schemas.microsoft.com/office/drawing/2015/9/8/chartex" xmlns:cx2="http://schemas.microsoft.com/office/drawing/2015/10/21/chartex" xmlns:cx3="http://schemas.microsoft.com/office/drawing/2016/5/9/chartex" xmlns:cx4="http://schemas.microsoft.com/office/drawing/2016/5/10/chartex" xmlns:cx5="http://schemas.microsoft.com/office/drawing/2016/5/11/chartex" xmlns:cx6="http://schemas.microsoft.com/office/drawing/2016/5/12/chartex" xmlns:cx7="http://schemas.microsoft.com/office/drawing/2016/5/13/chartex" xmlns:cx8="http://schemas.microsoft.com/office/drawing/2016/5/14/chartex" xmlns:mc="http://schemas.openxmlformats.org/markup-compatibility/2006" xmlns:aink="http://schemas.microsoft.com/office/drawing/2016/ink" xmlns:am3d="http://schemas.microsoft.com/office/drawing/2017/model3d" xmlns:o="urn:schemas-microsoft-com:office:office" xmlns:oel="http://schemas.microsoft.com/office/2019/extlst" xmlns:r="http://schemas.openxmlformats.org/officeDocument/2006/relationships" xmlns:m="http://schemas.openxmlformats.org/officeDocument/2006/math" xmlns:v="urn:schemas-microsoft-com:vml" xmlns:wp14="http://schemas.microsoft.com/office/word/2010/wordprocessingDrawing" xmlns:wp="http://schemas.openxmlformats.org/drawingml/2006/wordprocessingDrawing" xmlns:w10="urn:schemas-microsoft-com:office:word" xmlns:w="http://schemas.openxmlformats.org/wordprocessingml/2006/main" xmlns:w14="http://schemas.microsoft.com/office/word/2010/wordml" xmlns:w15="http://schemas.microsoft.com/office/word/2012/wordml" xmlns:w16cex="http://schemas.microsoft.com/office/word/2018/wordml/cex" xmlns:w16cid="http://schemas.microsoft.com/office/word/2016/wordml/cid" xmlns:w16="http://schemas.microsoft.com/office/word/2018/wordml" xmlns:w16du="http://schemas.microsoft.com/office/word/2023/wordml/word16du" xmlns:w16sdtdh="http://schemas.microsoft.com/office/word/2020/wordml/sdtdatahash" xmlns:w16se="http://schemas.microsoft.com/office/word/2015/wordml/symex" xmlns:wpg="http://schemas.microsoft.com/office/word/2010/wordprocessingGroup" xmlns:wpi="http://schemas.microsoft.com/office/word/2010/wordprocessingInk" xmlns:wne="http://schemas.microsoft.com/office/word/2006/wordml" xmlns:wps="http://schemas.microsoft.com/office/word/2010/wordprocessingShape" xmlns:a="http://schemas.openxmlformats.org/drawingml/2006/main" xmlns:pic="http://schemas.openxmlformats.org/drawingml/2006/picture" xmlns:a14="http://schemas.microsoft.com/office/drawing/2010/main" mc:Ignorable="w14 w15 w16se w16cid w16 w16cex w16sdtdh w16du wp14">
   <w:body>
     <w:p>
       <w:pPr>
@@ -56,7 +56,6 @@
           <w:lang w:val="en-US"/>
         </w:rPr>
       </w:pPr>
-      <w:proofErr w:type="spellStart"/>
       <w:r>
         <w:rPr>
           <w:sz w:val="48"/>
@@ -73,14 +72,21 @@
         </w:rPr>
         <w:t>tplan</w:t>
       </w:r>
-      <w:proofErr w:type="spellEnd"/>
       <w:r>
         <w:rPr>
           <w:sz w:val="48"/>
           <w:szCs w:val="48"/>
           <w:lang w:val="en-US"/>
         </w:rPr>
-        <w:t xml:space="preserve"> [Working title]</w:t>
+        <w:t xml:space="preserve"> </w:t>
+      </w:r>
+      <w:r>
+        <w:rPr>
+          <w:sz w:val="48"/>
+          <w:szCs w:val="48"/>
+          <w:lang w:val="en-US"/>
+        </w:rPr>
+        <w:t>Physics-G</w:t>
       </w:r>
     </w:p>
     <w:p>
@@ -322,11 +328,11 @@
           </mc:Choice>
           <mc:Fallback>
             <w:pict>
-              <v:shapetype w14:anchorId="3423A080" id="_x0000_t202" coordsize="21600,21600" o:spt="202" path="m,l,21600r21600,l21600,xe">
+              <v:shapetype id="_x0000_t202" coordsize="21600,21600" o:spt="202" path="m,l,21600r21600,l21600,xe" w14:anchorId="3423A080">
                 <v:stroke joinstyle="miter"/>
                 <v:path gradientshapeok="t" o:connecttype="rect"/>
               </v:shapetype>
-              <v:shape id="Tekstvak 2" o:spid="_x0000_s1026" type="#_x0000_t202" style="position:absolute;margin-left:0;margin-top:2.25pt;width:452.25pt;height:97.85pt;z-index:251660288;visibility:visible;mso-wrap-style:square;mso-width-percent:0;mso-height-percent:200;mso-wrap-distance-left:9pt;mso-wrap-distance-top:0;mso-wrap-distance-right:9pt;mso-wrap-distance-bottom:0;mso-position-horizontal:left;mso-position-horizontal-relative:margin;mso-position-vertical:absolute;mso-position-vertical-relative:text;mso-width-percent:0;mso-height-percent:200;mso-width-relative:margin;mso-height-relative:margin;v-text-anchor:top" o:gfxdata="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">
+              <v:shape id="Tekstvak 2" style="position:absolute;margin-left:0;margin-top:2.25pt;width:452.25pt;height:97.85pt;z-index:251660288;visibility:visible;mso-wrap-style:square;mso-width-percent:0;mso-height-percent:200;mso-wrap-distance-left:9pt;mso-wrap-distance-top:0;mso-wrap-distance-right:9pt;mso-wrap-distance-bottom:0;mso-position-horizontal:left;mso-position-horizontal-relative:margin;mso-position-vertical:absolute;mso-position-vertical-relative:text;mso-width-percent:0;mso-height-percent:200;mso-width-relative:margin;mso-height-relative:margin;v-text-anchor:top" o:spid="_x0000_s1026" type="#_x0000_t202" o:gfxdata="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">
                 <v:textbox style="mso-fit-shape-to-text:t">
                   <w:txbxContent>
                     <w:p>
@@ -388,8 +394,13 @@
     </w:p>
     <w:sdt>
       <w:sdtPr>
-        <w:rPr>
-          <w:rFonts w:asciiTheme="minorHAnsi" w:eastAsiaTheme="minorHAnsi" w:hAnsiTheme="minorHAnsi" w:cstheme="minorBidi"/>
+        <w:id w:val="2027445740"/>
+        <w:docPartObj>
+          <w:docPartGallery w:val="Table of Contents"/>
+          <w:docPartUnique/>
+        </w:docPartObj>
+        <w:rPr>
+          <w:rFonts w:ascii="Calibri" w:hAnsi="Calibri" w:eastAsia="Calibri" w:cs="" w:asciiTheme="minorAscii" w:hAnsiTheme="minorAscii" w:eastAsiaTheme="minorAscii" w:cstheme="minorBidi"/>
           <w:b w:val="0"/>
           <w:bCs w:val="0"/>
           <w:color w:val="auto"/>
@@ -397,11 +408,6 @@
           <w:szCs w:val="22"/>
           <w:lang w:eastAsia="en-US"/>
         </w:rPr>
-        <w:id w:val="2027445740"/>
-        <w:docPartObj>
-          <w:docPartGallery w:val="Table of Contents"/>
-          <w:docPartUnique/>
-        </w:docPartObj>
       </w:sdtPr>
       <w:sdtContent>
         <w:p>
@@ -437,7 +443,7 @@
           <w:r>
             <w:fldChar w:fldCharType="separate"/>
           </w:r>
-          <w:hyperlink w:anchor="_Toc183092583" w:history="1">
+          <w:hyperlink w:history="1" w:anchor="_Toc183092583">
             <w:r>
               <w:rPr>
                 <w:rStyle w:val="Hyperlink"/>
@@ -511,7 +517,7 @@
               <w14:ligatures w14:val="standardContextual"/>
             </w:rPr>
           </w:pPr>
-          <w:hyperlink w:anchor="_Toc183092584" w:history="1">
+          <w:hyperlink w:history="1" w:anchor="_Toc183092584">
             <w:r>
               <w:rPr>
                 <w:rStyle w:val="Hyperlink"/>
@@ -585,7 +591,7 @@
               <w14:ligatures w14:val="standardContextual"/>
             </w:rPr>
           </w:pPr>
-          <w:hyperlink w:anchor="_Toc183092585" w:history="1">
+          <w:hyperlink w:history="1" w:anchor="_Toc183092585">
             <w:r>
               <w:rPr>
                 <w:rStyle w:val="Hyperlink"/>
@@ -659,7 +665,7 @@
               <w14:ligatures w14:val="standardContextual"/>
             </w:rPr>
           </w:pPr>
-          <w:hyperlink w:anchor="_Toc183092586" w:history="1">
+          <w:hyperlink w:history="1" w:anchor="_Toc183092586">
             <w:r>
               <w:rPr>
                 <w:rStyle w:val="Hyperlink"/>
@@ -733,7 +739,7 @@
               <w14:ligatures w14:val="standardContextual"/>
             </w:rPr>
           </w:pPr>
-          <w:hyperlink w:anchor="_Toc183092587" w:history="1">
+          <w:hyperlink w:history="1" w:anchor="_Toc183092587">
             <w:r>
               <w:rPr>
                 <w:rStyle w:val="Hyperlink"/>
@@ -807,7 +813,7 @@
               <w14:ligatures w14:val="standardContextual"/>
             </w:rPr>
           </w:pPr>
-          <w:hyperlink w:anchor="_Toc183092588" w:history="1">
+          <w:hyperlink w:history="1" w:anchor="_Toc183092588">
             <w:r>
               <w:rPr>
                 <w:rStyle w:val="Hyperlink"/>
@@ -881,7 +887,7 @@
               <w14:ligatures w14:val="standardContextual"/>
             </w:rPr>
           </w:pPr>
-          <w:hyperlink w:anchor="_Toc183092589" w:history="1">
+          <w:hyperlink w:history="1" w:anchor="_Toc183092589">
             <w:r>
               <w:rPr>
                 <w:rStyle w:val="Hyperlink"/>
@@ -949,6 +955,17 @@
           </w:r>
         </w:p>
       </w:sdtContent>
+      <w:sdtEndPr>
+        <w:rPr>
+          <w:rFonts w:ascii="Calibri" w:hAnsi="Calibri" w:eastAsia="Calibri" w:cs="" w:asciiTheme="minorAscii" w:hAnsiTheme="minorAscii" w:eastAsiaTheme="minorAscii" w:cstheme="minorBidi"/>
+          <w:b w:val="0"/>
+          <w:bCs w:val="0"/>
+          <w:color w:val="auto"/>
+          <w:sz w:val="22"/>
+          <w:szCs w:val="22"/>
+          <w:lang w:eastAsia="en-US"/>
+        </w:rPr>
+      </w:sdtEndPr>
     </w:sdt>
     <w:p>
       <w:pPr>
@@ -970,7 +987,7 @@
           <w:rStyle w:val="Heading1Char"/>
         </w:rPr>
       </w:pPr>
-      <w:bookmarkStart w:id="0" w:name="_Toc183092583"/>
+      <w:bookmarkStart w:name="_Toc183092583" w:id="0"/>
       <w:r>
         <w:rPr>
           <w:rStyle w:val="Heading1Char"/>
@@ -1035,7 +1052,7 @@
       <w:pPr>
         <w:pStyle w:val="Heading1"/>
       </w:pPr>
-      <w:bookmarkStart w:id="1" w:name="_Toc183092584"/>
+      <w:bookmarkStart w:name="_Toc183092584" w:id="1"/>
       <w:r>
         <w:lastRenderedPageBreak/>
         <w:t xml:space="preserve">2. </w:t>
@@ -1047,51 +1064,153 @@
     </w:p>
     <w:p>
       <w:r>
+        <w:rPr/>
         <w:t>De test heeft als doel:</w:t>
       </w:r>
     </w:p>
     <w:p>
       <w:pPr>
-        <w:rPr>
-          <w:i/>
-          <w:iCs/>
-        </w:rPr>
-      </w:pPr>
-      <w:r>
-        <w:rPr>
-          <w:i/>
-          <w:iCs/>
-        </w:rPr>
-        <w:t>[Beschrijf hier het doel/ de doelen van de test</w:t>
-      </w:r>
-      <w:r>
-        <w:rPr>
-          <w:i/>
-          <w:iCs/>
-        </w:rPr>
-        <w:t xml:space="preserve">, denk hierbij aan het zoeken van bugs, </w:t>
-      </w:r>
-      <w:r>
-        <w:rPr>
-          <w:i/>
-          <w:iCs/>
-        </w:rPr>
-        <w:t>eise</w:t>
-      </w:r>
-      <w:r>
-        <w:rPr>
-          <w:i/>
-          <w:iCs/>
-        </w:rPr>
-        <w:t>n controleren, evalueren van de gebruikerservaring, etc.</w:t>
-      </w:r>
-      <w:r>
-        <w:rPr>
-          <w:i/>
-          <w:iCs/>
-        </w:rPr>
-        <w:t>]</w:t>
-      </w:r>
+        <w:pStyle w:val="ListParagraph"/>
+        <w:numPr>
+          <w:ilvl w:val="0"/>
+          <w:numId w:val="18"/>
+        </w:numPr>
+        <w:spacing w:before="240" w:beforeAutospacing="off" w:after="240" w:afterAutospacing="off"/>
+        <w:rPr>
+          <w:rFonts w:ascii="Calibri" w:hAnsi="Calibri" w:eastAsia="Calibri" w:cs="Calibri"/>
+          <w:noProof w:val="0"/>
+          <w:sz w:val="22"/>
+          <w:szCs w:val="22"/>
+          <w:lang w:val="nl-NL"/>
+        </w:rPr>
+      </w:pPr>
+      <w:r>
+        <w:rPr>
+          <w:rFonts w:ascii="Calibri" w:hAnsi="Calibri" w:eastAsia="Calibri" w:cs="Calibri"/>
+          <w:noProof w:val="0"/>
+          <w:sz w:val="22"/>
+          <w:szCs w:val="22"/>
+          <w:lang w:val="nl-NL"/>
+        </w:rPr>
+        <w:t>Controleren of de puzzels goed werken.</w:t>
+      </w:r>
+    </w:p>
+    <w:p>
+      <w:pPr>
+        <w:pStyle w:val="ListParagraph"/>
+        <w:numPr>
+          <w:ilvl w:val="0"/>
+          <w:numId w:val="18"/>
+        </w:numPr>
+        <w:spacing w:before="240" w:beforeAutospacing="off" w:after="240" w:afterAutospacing="off"/>
+        <w:rPr>
+          <w:rFonts w:ascii="Calibri" w:hAnsi="Calibri" w:eastAsia="Calibri" w:cs="Calibri"/>
+          <w:noProof w:val="0"/>
+          <w:sz w:val="22"/>
+          <w:szCs w:val="22"/>
+          <w:lang w:val="nl-NL"/>
+        </w:rPr>
+      </w:pPr>
+      <w:r>
+        <w:rPr>
+          <w:rFonts w:ascii="Calibri" w:hAnsi="Calibri" w:eastAsia="Calibri" w:cs="Calibri"/>
+          <w:noProof w:val="0"/>
+          <w:sz w:val="22"/>
+          <w:szCs w:val="22"/>
+          <w:lang w:val="nl-NL"/>
+        </w:rPr>
+        <w:t>Controleren of de physics goed functioneren, zoals vallen, botsen en bewegen.</w:t>
+      </w:r>
+    </w:p>
+    <w:p>
+      <w:pPr>
+        <w:pStyle w:val="ListParagraph"/>
+        <w:numPr>
+          <w:ilvl w:val="0"/>
+          <w:numId w:val="18"/>
+        </w:numPr>
+        <w:spacing w:before="240" w:beforeAutospacing="off" w:after="240" w:afterAutospacing="off"/>
+        <w:rPr>
+          <w:rFonts w:ascii="Calibri" w:hAnsi="Calibri" w:eastAsia="Calibri" w:cs="Calibri"/>
+          <w:noProof w:val="0"/>
+          <w:sz w:val="22"/>
+          <w:szCs w:val="22"/>
+          <w:lang w:val="nl-NL"/>
+        </w:rPr>
+      </w:pPr>
+      <w:r>
+        <w:rPr>
+          <w:rFonts w:ascii="Calibri" w:hAnsi="Calibri" w:eastAsia="Calibri" w:cs="Calibri"/>
+          <w:noProof w:val="0"/>
+          <w:sz w:val="22"/>
+          <w:szCs w:val="22"/>
+          <w:lang w:val="nl-NL"/>
+        </w:rPr>
+        <w:t>Bugs en fouten vinden.</w:t>
+      </w:r>
+    </w:p>
+    <w:p>
+      <w:pPr>
+        <w:pStyle w:val="ListParagraph"/>
+        <w:numPr>
+          <w:ilvl w:val="0"/>
+          <w:numId w:val="18"/>
+        </w:numPr>
+        <w:spacing w:before="240" w:beforeAutospacing="off" w:after="240" w:afterAutospacing="off"/>
+        <w:rPr>
+          <w:rFonts w:ascii="Calibri" w:hAnsi="Calibri" w:eastAsia="Calibri" w:cs="Calibri"/>
+          <w:noProof w:val="0"/>
+          <w:sz w:val="22"/>
+          <w:szCs w:val="22"/>
+          <w:lang w:val="nl-NL"/>
+        </w:rPr>
+      </w:pPr>
+      <w:r>
+        <w:rPr>
+          <w:rFonts w:ascii="Calibri" w:hAnsi="Calibri" w:eastAsia="Calibri" w:cs="Calibri"/>
+          <w:noProof w:val="0"/>
+          <w:sz w:val="22"/>
+          <w:szCs w:val="22"/>
+          <w:lang w:val="nl-NL"/>
+        </w:rPr>
+        <w:t>Controleren of de besturing en de UI goed werken.</w:t>
+      </w:r>
+    </w:p>
+    <w:p>
+      <w:pPr>
+        <w:pStyle w:val="ListParagraph"/>
+        <w:numPr>
+          <w:ilvl w:val="0"/>
+          <w:numId w:val="18"/>
+        </w:numPr>
+        <w:spacing w:before="240" w:beforeAutospacing="off" w:after="240" w:afterAutospacing="off"/>
+        <w:rPr>
+          <w:rFonts w:ascii="Calibri" w:hAnsi="Calibri" w:eastAsia="Calibri" w:cs="Calibri"/>
+          <w:noProof w:val="0"/>
+          <w:sz w:val="22"/>
+          <w:szCs w:val="22"/>
+          <w:lang w:val="nl-NL"/>
+        </w:rPr>
+      </w:pPr>
+      <w:r>
+        <w:rPr>
+          <w:rFonts w:ascii="Calibri" w:hAnsi="Calibri" w:eastAsia="Calibri" w:cs="Calibri"/>
+          <w:noProof w:val="0"/>
+          <w:sz w:val="22"/>
+          <w:szCs w:val="22"/>
+          <w:lang w:val="nl-NL"/>
+        </w:rPr>
+        <w:t>Kijken of het spel duidelijk en leuk is om te spelen.</w:t>
+      </w:r>
+    </w:p>
+    <w:p>
+      <w:pPr>
+        <w:rPr>
+          <w:i w:val="1"/>
+          <w:iCs w:val="1"/>
+          <w:u w:val="single"/>
+        </w:rPr>
+      </w:pPr>
     </w:p>
     <w:p>
       <w:pPr>
@@ -1110,7 +1229,7 @@
       <w:pPr>
         <w:pStyle w:val="Heading1"/>
       </w:pPr>
-      <w:bookmarkStart w:id="2" w:name="_Toc183092585"/>
+      <w:bookmarkStart w:name="_Toc183092585" w:id="2"/>
       <w:r>
         <w:lastRenderedPageBreak/>
         <w:t>3. Scope van het testplan</w:t>
@@ -1119,86 +1238,312 @@
     </w:p>
     <w:p>
       <w:r>
+        <w:rPr/>
         <w:t>Te testen onderdelen:</w:t>
       </w:r>
     </w:p>
     <w:p>
       <w:pPr>
-        <w:rPr>
-          <w:i/>
-          <w:iCs/>
-        </w:rPr>
-      </w:pPr>
-      <w:r>
-        <w:rPr>
-          <w:i/>
-          <w:iCs/>
-        </w:rPr>
-        <w:t xml:space="preserve">[Beschrijf de onderdelen die je gaat testen, denk hierbij aan </w:t>
-      </w:r>
-      <w:r>
-        <w:rPr>
-          <w:i/>
-          <w:iCs/>
-        </w:rPr>
-        <w:t>gameplay, grafische weergave, audio, UI, UX, etc.</w:t>
-      </w:r>
-      <w:r>
-        <w:rPr>
-          <w:i/>
-          <w:iCs/>
-        </w:rPr>
-        <w:t>]</w:t>
-      </w:r>
-    </w:p>
-    <w:p/>
-    <w:p>
-      <w:r>
-        <w:t>Niet inbegrepen in deze test:</w:t>
+        <w:pStyle w:val="ListParagraph"/>
+        <w:numPr>
+          <w:ilvl w:val="0"/>
+          <w:numId w:val="18"/>
+        </w:numPr>
+        <w:spacing w:before="240" w:beforeAutospacing="off" w:after="240" w:afterAutospacing="off"/>
+        <w:rPr>
+          <w:rFonts w:ascii="Calibri" w:hAnsi="Calibri" w:eastAsia="Calibri" w:cs="Calibri"/>
+          <w:noProof w:val="0"/>
+          <w:sz w:val="22"/>
+          <w:szCs w:val="22"/>
+          <w:lang w:val="nl-NL"/>
+        </w:rPr>
+      </w:pPr>
+      <w:r>
+        <w:rPr>
+          <w:rFonts w:ascii="Calibri" w:hAnsi="Calibri" w:eastAsia="Calibri" w:cs="Calibri"/>
+          <w:noProof w:val="0"/>
+          <w:sz w:val="22"/>
+          <w:szCs w:val="22"/>
+          <w:lang w:val="nl-NL"/>
+        </w:rPr>
+        <w:t>Gameplay: controleren of de puzzels opgelost kunnen worden.</w:t>
       </w:r>
     </w:p>
     <w:p>
       <w:pPr>
-        <w:rPr>
-          <w:i/>
-          <w:iCs/>
-        </w:rPr>
-      </w:pPr>
-      <w:r>
-        <w:rPr>
-          <w:i/>
-          <w:iCs/>
-        </w:rPr>
-        <w:t>[Beschrijf de onderdelen die je niet gaat controleren</w:t>
-      </w:r>
-      <w:r>
-        <w:rPr>
-          <w:i/>
-          <w:iCs/>
-        </w:rPr>
-        <w:t xml:space="preserve">, denk hierbij aan beveiliging tests, </w:t>
-      </w:r>
-      <w:r>
-        <w:rPr>
-          <w:i/>
-          <w:iCs/>
-        </w:rPr>
-        <w:t>c</w:t>
-      </w:r>
-      <w:r>
-        <w:rPr>
-          <w:i/>
-          <w:iCs/>
-        </w:rPr>
-        <w:t>ompatibiliteit, etc.</w:t>
-      </w:r>
-      <w:r>
-        <w:rPr>
-          <w:i/>
-          <w:iCs/>
-        </w:rPr>
-        <w:t>]</w:t>
-      </w:r>
+        <w:pStyle w:val="ListParagraph"/>
+        <w:numPr>
+          <w:ilvl w:val="0"/>
+          <w:numId w:val="18"/>
+        </w:numPr>
+        <w:spacing w:before="240" w:beforeAutospacing="off" w:after="240" w:afterAutospacing="off"/>
+        <w:rPr>
+          <w:rFonts w:ascii="Calibri" w:hAnsi="Calibri" w:eastAsia="Calibri" w:cs="Calibri"/>
+          <w:noProof w:val="0"/>
+          <w:sz w:val="22"/>
+          <w:szCs w:val="22"/>
+          <w:lang w:val="nl-NL"/>
+        </w:rPr>
+      </w:pPr>
+      <w:r>
+        <w:rPr>
+          <w:rFonts w:ascii="Calibri" w:hAnsi="Calibri" w:eastAsia="Calibri" w:cs="Calibri"/>
+          <w:noProof w:val="0"/>
+          <w:sz w:val="22"/>
+          <w:szCs w:val="22"/>
+          <w:lang w:val="nl-NL"/>
+        </w:rPr>
+        <w:t>Physics: controleren of objecten realistisch bewegen, vallen en botsen.</w:t>
+      </w:r>
+    </w:p>
+    <w:p>
+      <w:pPr>
+        <w:pStyle w:val="ListParagraph"/>
+        <w:numPr>
+          <w:ilvl w:val="0"/>
+          <w:numId w:val="18"/>
+        </w:numPr>
+        <w:spacing w:before="240" w:beforeAutospacing="off" w:after="240" w:afterAutospacing="off"/>
+        <w:rPr>
+          <w:rFonts w:ascii="Calibri" w:hAnsi="Calibri" w:eastAsia="Calibri" w:cs="Calibri"/>
+          <w:noProof w:val="0"/>
+          <w:sz w:val="22"/>
+          <w:szCs w:val="22"/>
+          <w:lang w:val="nl-NL"/>
+        </w:rPr>
+      </w:pPr>
+      <w:r>
+        <w:rPr>
+          <w:rFonts w:ascii="Calibri" w:hAnsi="Calibri" w:eastAsia="Calibri" w:cs="Calibri"/>
+          <w:noProof w:val="0"/>
+          <w:sz w:val="22"/>
+          <w:szCs w:val="22"/>
+          <w:lang w:val="nl-NL"/>
+        </w:rPr>
+        <w:t>Besturing: controleren of de speler het spel goed kan bedienen.</w:t>
+      </w:r>
+    </w:p>
+    <w:p>
+      <w:pPr>
+        <w:pStyle w:val="ListParagraph"/>
+        <w:numPr>
+          <w:ilvl w:val="0"/>
+          <w:numId w:val="18"/>
+        </w:numPr>
+        <w:spacing w:before="240" w:beforeAutospacing="off" w:after="240" w:afterAutospacing="off"/>
+        <w:rPr>
+          <w:rFonts w:ascii="Calibri" w:hAnsi="Calibri" w:eastAsia="Calibri" w:cs="Calibri"/>
+          <w:noProof w:val="0"/>
+          <w:sz w:val="22"/>
+          <w:szCs w:val="22"/>
+          <w:lang w:val="nl-NL"/>
+        </w:rPr>
+      </w:pPr>
+      <w:r>
+        <w:rPr>
+          <w:rFonts w:ascii="Calibri" w:hAnsi="Calibri" w:eastAsia="Calibri" w:cs="Calibri"/>
+          <w:noProof w:val="0"/>
+          <w:sz w:val="22"/>
+          <w:szCs w:val="22"/>
+          <w:lang w:val="nl-NL"/>
+        </w:rPr>
+        <w:t>UI: controleren of knoppen en menu's goed werken.</w:t>
+      </w:r>
+    </w:p>
+    <w:p>
+      <w:pPr>
+        <w:pStyle w:val="ListParagraph"/>
+        <w:numPr>
+          <w:ilvl w:val="0"/>
+          <w:numId w:val="18"/>
+        </w:numPr>
+        <w:spacing w:before="240" w:beforeAutospacing="off" w:after="240" w:afterAutospacing="off"/>
+        <w:rPr>
+          <w:rFonts w:ascii="Calibri" w:hAnsi="Calibri" w:eastAsia="Calibri" w:cs="Calibri"/>
+          <w:noProof w:val="0"/>
+          <w:sz w:val="22"/>
+          <w:szCs w:val="22"/>
+          <w:lang w:val="en-US"/>
+        </w:rPr>
+      </w:pPr>
+      <w:r>
+        <w:rPr>
+          <w:rFonts w:ascii="Calibri" w:hAnsi="Calibri" w:eastAsia="Calibri" w:cs="Calibri"/>
+          <w:noProof w:val="0"/>
+          <w:sz w:val="22"/>
+          <w:szCs w:val="22"/>
+          <w:lang w:val="en-US"/>
+        </w:rPr>
+        <w:t xml:space="preserve">Puzzles: </w:t>
+      </w:r>
+      <w:r>
+        <w:rPr>
+          <w:rFonts w:ascii="Calibri" w:hAnsi="Calibri" w:eastAsia="Calibri" w:cs="Calibri"/>
+          <w:noProof w:val="0"/>
+          <w:sz w:val="22"/>
+          <w:szCs w:val="22"/>
+          <w:lang w:val="en-US"/>
+        </w:rPr>
+        <w:t>controleren</w:t>
+      </w:r>
+      <w:r>
+        <w:rPr>
+          <w:rFonts w:ascii="Calibri" w:hAnsi="Calibri" w:eastAsia="Calibri" w:cs="Calibri"/>
+          <w:noProof w:val="0"/>
+          <w:sz w:val="22"/>
+          <w:szCs w:val="22"/>
+          <w:lang w:val="en-US"/>
+        </w:rPr>
+        <w:t xml:space="preserve"> of de puzzles </w:t>
+      </w:r>
+      <w:r>
+        <w:rPr>
+          <w:rFonts w:ascii="Calibri" w:hAnsi="Calibri" w:eastAsia="Calibri" w:cs="Calibri"/>
+          <w:noProof w:val="0"/>
+          <w:sz w:val="22"/>
+          <w:szCs w:val="22"/>
+          <w:lang w:val="en-US"/>
+        </w:rPr>
+        <w:t>leuk</w:t>
+      </w:r>
+      <w:r>
+        <w:rPr>
+          <w:rFonts w:ascii="Calibri" w:hAnsi="Calibri" w:eastAsia="Calibri" w:cs="Calibri"/>
+          <w:noProof w:val="0"/>
+          <w:sz w:val="22"/>
+          <w:szCs w:val="22"/>
+          <w:lang w:val="en-US"/>
+        </w:rPr>
+        <w:t xml:space="preserve"> </w:t>
+      </w:r>
+      <w:r>
+        <w:rPr>
+          <w:rFonts w:ascii="Calibri" w:hAnsi="Calibri" w:eastAsia="Calibri" w:cs="Calibri"/>
+          <w:noProof w:val="0"/>
+          <w:sz w:val="22"/>
+          <w:szCs w:val="22"/>
+          <w:lang w:val="en-US"/>
+        </w:rPr>
+        <w:t>en</w:t>
+      </w:r>
+      <w:r>
+        <w:rPr>
+          <w:rFonts w:ascii="Calibri" w:hAnsi="Calibri" w:eastAsia="Calibri" w:cs="Calibri"/>
+          <w:noProof w:val="0"/>
+          <w:sz w:val="22"/>
+          <w:szCs w:val="22"/>
+          <w:lang w:val="en-US"/>
+        </w:rPr>
+        <w:t xml:space="preserve"> haalbaar </w:t>
+      </w:r>
+      <w:r>
+        <w:rPr>
+          <w:rFonts w:ascii="Calibri" w:hAnsi="Calibri" w:eastAsia="Calibri" w:cs="Calibri"/>
+          <w:noProof w:val="0"/>
+          <w:sz w:val="22"/>
+          <w:szCs w:val="22"/>
+          <w:lang w:val="en-US"/>
+        </w:rPr>
+        <w:t>zijn</w:t>
+      </w:r>
+    </w:p>
+    <w:p>
+      <w:r>
+        <w:rPr/>
+        <w:t>Niet inbegrepen in deze test:</w:t>
+      </w:r>
+    </w:p>
+    <w:p>
+      <w:pPr>
+        <w:pStyle w:val="ListParagraph"/>
+        <w:numPr>
+          <w:ilvl w:val="0"/>
+          <w:numId w:val="18"/>
+        </w:numPr>
+        <w:spacing w:before="240" w:beforeAutospacing="off" w:after="240" w:afterAutospacing="off"/>
+        <w:rPr>
+          <w:rFonts w:ascii="Calibri" w:hAnsi="Calibri" w:eastAsia="Calibri" w:cs="Calibri"/>
+          <w:noProof w:val="0"/>
+          <w:sz w:val="22"/>
+          <w:szCs w:val="22"/>
+          <w:lang w:val="nl-NL"/>
+        </w:rPr>
+      </w:pPr>
+      <w:r>
+        <w:rPr>
+          <w:rFonts w:ascii="Calibri" w:hAnsi="Calibri" w:eastAsia="Calibri" w:cs="Calibri"/>
+          <w:noProof w:val="0"/>
+          <w:sz w:val="22"/>
+          <w:szCs w:val="22"/>
+          <w:lang w:val="nl-NL"/>
+        </w:rPr>
+        <w:t>Compatibiliteit met andere platforms, zoals consoles en mobiele telefoons.</w:t>
+      </w:r>
+    </w:p>
+    <w:p>
+      <w:pPr>
+        <w:pStyle w:val="ListParagraph"/>
+        <w:numPr>
+          <w:ilvl w:val="0"/>
+          <w:numId w:val="18"/>
+        </w:numPr>
+        <w:spacing w:before="240" w:beforeAutospacing="off" w:after="240" w:afterAutospacing="off"/>
+        <w:rPr>
+          <w:rFonts w:ascii="Calibri" w:hAnsi="Calibri" w:eastAsia="Calibri" w:cs="Calibri"/>
+          <w:noProof w:val="0"/>
+          <w:sz w:val="22"/>
+          <w:szCs w:val="22"/>
+          <w:lang w:val="nl-NL"/>
+        </w:rPr>
+      </w:pPr>
+      <w:r>
+        <w:rPr>
+          <w:rFonts w:ascii="Calibri" w:hAnsi="Calibri" w:eastAsia="Calibri" w:cs="Calibri"/>
+          <w:noProof w:val="0"/>
+          <w:sz w:val="22"/>
+          <w:szCs w:val="22"/>
+          <w:lang w:val="nl-NL"/>
+        </w:rPr>
+        <w:t>Uitgebreide prestatietests op verschillende computers.</w:t>
+      </w:r>
+      <w:r>
+        <w:rPr>
+          <w:rFonts w:ascii="Calibri" w:hAnsi="Calibri" w:eastAsia="Calibri" w:cs="Calibri"/>
+          <w:noProof w:val="0"/>
+          <w:sz w:val="22"/>
+          <w:szCs w:val="22"/>
+          <w:lang w:val="nl-NL"/>
+        </w:rPr>
+        <w:t xml:space="preserve"> (Want </w:t>
+      </w:r>
+      <w:r>
+        <w:rPr>
+          <w:rFonts w:ascii="Calibri" w:hAnsi="Calibri" w:eastAsia="Calibri" w:cs="Calibri"/>
+          <w:noProof w:val="0"/>
+          <w:sz w:val="22"/>
+          <w:szCs w:val="22"/>
+          <w:lang w:val="nl-NL"/>
+        </w:rPr>
+        <w:t>proof</w:t>
+      </w:r>
+      <w:r>
+        <w:rPr>
+          <w:rFonts w:ascii="Calibri" w:hAnsi="Calibri" w:eastAsia="Calibri" w:cs="Calibri"/>
+          <w:noProof w:val="0"/>
+          <w:sz w:val="22"/>
+          <w:szCs w:val="22"/>
+          <w:lang w:val="nl-NL"/>
+        </w:rPr>
+        <w:t xml:space="preserve"> on concept)</w:t>
+      </w:r>
+    </w:p>
+    <w:p>
+      <w:pPr>
+        <w:rPr>
+          <w:i w:val="1"/>
+          <w:iCs w:val="1"/>
+        </w:rPr>
+      </w:pPr>
     </w:p>
     <w:p/>
     <w:p>
@@ -1218,7 +1563,7 @@
       <w:pPr>
         <w:pStyle w:val="Heading1"/>
       </w:pPr>
-      <w:bookmarkStart w:id="3" w:name="_Toc183092586"/>
+      <w:bookmarkStart w:name="_Toc183092586" w:id="3"/>
       <w:r>
         <w:lastRenderedPageBreak/>
         <w:t>4. Teststrategie</w:t>
@@ -1227,14 +1572,280 @@
     </w:p>
     <w:p>
       <w:r>
+        <w:rPr/>
         <w:t>Testmethoden</w:t>
       </w:r>
       <w:r>
+        <w:rPr/>
         <w:t>:</w:t>
       </w:r>
     </w:p>
     <w:p>
       <w:pPr>
+        <w:pStyle w:val="ListParagraph"/>
+        <w:numPr>
+          <w:ilvl w:val="0"/>
+          <w:numId w:val="18"/>
+        </w:numPr>
+        <w:spacing w:before="240" w:beforeAutospacing="off" w:after="240" w:afterAutospacing="off"/>
+        <w:rPr>
+          <w:rFonts w:ascii="Calibri" w:hAnsi="Calibri" w:eastAsia="Calibri" w:cs="Calibri"/>
+          <w:noProof w:val="0"/>
+          <w:sz w:val="22"/>
+          <w:szCs w:val="22"/>
+          <w:lang w:val="nl-NL"/>
+        </w:rPr>
+      </w:pPr>
+      <w:r>
+        <w:rPr>
+          <w:rFonts w:ascii="Calibri" w:hAnsi="Calibri" w:eastAsia="Calibri" w:cs="Calibri"/>
+          <w:noProof w:val="0"/>
+          <w:sz w:val="22"/>
+          <w:szCs w:val="22"/>
+          <w:lang w:val="nl-NL"/>
+        </w:rPr>
+        <w:t>Functionele tests: controleren of alle onderdelen van het spel werken.</w:t>
+      </w:r>
+    </w:p>
+    <w:p>
+      <w:pPr>
+        <w:pStyle w:val="ListParagraph"/>
+        <w:numPr>
+          <w:ilvl w:val="0"/>
+          <w:numId w:val="18"/>
+        </w:numPr>
+        <w:spacing w:before="240" w:beforeAutospacing="off" w:after="240" w:afterAutospacing="off"/>
+        <w:rPr>
+          <w:rFonts w:ascii="Calibri" w:hAnsi="Calibri" w:eastAsia="Calibri" w:cs="Calibri"/>
+          <w:noProof w:val="0"/>
+          <w:sz w:val="22"/>
+          <w:szCs w:val="22"/>
+          <w:lang w:val="nl-NL"/>
+        </w:rPr>
+      </w:pPr>
+      <w:r>
+        <w:rPr>
+          <w:rFonts w:ascii="Calibri" w:hAnsi="Calibri" w:eastAsia="Calibri" w:cs="Calibri"/>
+          <w:noProof w:val="0"/>
+          <w:sz w:val="22"/>
+          <w:szCs w:val="22"/>
+          <w:lang w:val="nl-NL"/>
+        </w:rPr>
+        <w:t>Gameplaytests: de puzzels spelen om te controleren of ze oplosbaar zijn.</w:t>
+      </w:r>
+    </w:p>
+    <w:p>
+      <w:pPr>
+        <w:pStyle w:val="ListParagraph"/>
+        <w:numPr>
+          <w:ilvl w:val="0"/>
+          <w:numId w:val="18"/>
+        </w:numPr>
+        <w:spacing w:before="240" w:beforeAutospacing="off" w:after="240" w:afterAutospacing="off"/>
+        <w:rPr>
+          <w:rFonts w:ascii="Calibri" w:hAnsi="Calibri" w:eastAsia="Calibri" w:cs="Calibri"/>
+          <w:noProof w:val="0"/>
+          <w:sz w:val="22"/>
+          <w:szCs w:val="22"/>
+          <w:lang w:val="nl-NL"/>
+        </w:rPr>
+      </w:pPr>
+      <w:r>
+        <w:rPr>
+          <w:rFonts w:ascii="Calibri" w:hAnsi="Calibri" w:eastAsia="Calibri" w:cs="Calibri"/>
+          <w:noProof w:val="0"/>
+          <w:sz w:val="22"/>
+          <w:szCs w:val="22"/>
+          <w:lang w:val="nl-NL"/>
+        </w:rPr>
+        <w:t>Physics-tests: controleren of objecten correct vallen, botsen en reageren op krachten.</w:t>
+      </w:r>
+    </w:p>
+    <w:p>
+      <w:pPr>
+        <w:pStyle w:val="ListParagraph"/>
+        <w:numPr>
+          <w:ilvl w:val="0"/>
+          <w:numId w:val="18"/>
+        </w:numPr>
+        <w:spacing w:before="240" w:beforeAutospacing="off" w:after="240" w:afterAutospacing="off"/>
+        <w:rPr>
+          <w:rFonts w:ascii="Calibri" w:hAnsi="Calibri" w:eastAsia="Calibri" w:cs="Calibri"/>
+          <w:noProof w:val="0"/>
+          <w:sz w:val="22"/>
+          <w:szCs w:val="22"/>
+          <w:lang w:val="nl-NL"/>
+        </w:rPr>
+      </w:pPr>
+      <w:r>
+        <w:rPr>
+          <w:rFonts w:ascii="Calibri" w:hAnsi="Calibri" w:eastAsia="Calibri" w:cs="Calibri"/>
+          <w:noProof w:val="0"/>
+          <w:sz w:val="22"/>
+          <w:szCs w:val="22"/>
+          <w:lang w:val="nl-NL"/>
+        </w:rPr>
+        <w:t>Usabilitytests: controleren of het spel gemakkelijk te begrijpen en te bedienen is.</w:t>
+      </w:r>
+    </w:p>
+    <w:p>
+      <w:pPr>
+        <w:pStyle w:val="ListParagraph"/>
+        <w:numPr>
+          <w:ilvl w:val="0"/>
+          <w:numId w:val="18"/>
+        </w:numPr>
+        <w:spacing w:before="240" w:beforeAutospacing="off" w:after="240" w:afterAutospacing="off"/>
+        <w:rPr>
+          <w:rFonts w:ascii="Calibri" w:hAnsi="Calibri" w:eastAsia="Calibri" w:cs="Calibri"/>
+          <w:noProof w:val="0"/>
+          <w:sz w:val="22"/>
+          <w:szCs w:val="22"/>
+          <w:lang w:val="nl-NL"/>
+        </w:rPr>
+      </w:pPr>
+      <w:r>
+        <w:rPr>
+          <w:rFonts w:ascii="Calibri" w:hAnsi="Calibri" w:eastAsia="Calibri" w:cs="Calibri"/>
+          <w:noProof w:val="0"/>
+          <w:sz w:val="22"/>
+          <w:szCs w:val="22"/>
+          <w:lang w:val="nl-NL"/>
+        </w:rPr>
+        <w:t>Regressietests: controleren of eerder opgeloste bugs niet opnieuw voorkomen na wijzigingen.</w:t>
+      </w:r>
+    </w:p>
+    <w:p>
+      <w:pPr>
+        <w:pStyle w:val="Normal"/>
+      </w:pPr>
+      <w:r>
+        <w:rPr/>
+        <w:t>Testtools</w:t>
+      </w:r>
+      <w:r>
+        <w:rPr/>
+        <w:t>:</w:t>
+      </w:r>
+    </w:p>
+    <w:p>
+      <w:pPr>
+        <w:pStyle w:val="ListParagraph"/>
+        <w:numPr>
+          <w:ilvl w:val="0"/>
+          <w:numId w:val="18"/>
+        </w:numPr>
+        <w:spacing w:before="240" w:beforeAutospacing="off" w:after="240" w:afterAutospacing="off"/>
+        <w:rPr>
+          <w:rFonts w:ascii="Calibri" w:hAnsi="Calibri" w:eastAsia="Calibri" w:cs="Calibri"/>
+          <w:noProof w:val="0"/>
+          <w:sz w:val="22"/>
+          <w:szCs w:val="22"/>
+          <w:lang w:val="nl-NL"/>
+        </w:rPr>
+      </w:pPr>
+      <w:r>
+        <w:rPr>
+          <w:rFonts w:ascii="Calibri" w:hAnsi="Calibri" w:eastAsia="Calibri" w:cs="Calibri"/>
+          <w:noProof w:val="0"/>
+          <w:sz w:val="22"/>
+          <w:szCs w:val="22"/>
+          <w:lang w:val="nl-NL"/>
+        </w:rPr>
+        <w:t>Unity Editor om het spel te testen.</w:t>
+      </w:r>
+    </w:p>
+    <w:p>
+      <w:pPr>
+        <w:pStyle w:val="ListParagraph"/>
+        <w:numPr>
+          <w:ilvl w:val="0"/>
+          <w:numId w:val="18"/>
+        </w:numPr>
+        <w:spacing w:before="240" w:beforeAutospacing="off" w:after="240" w:afterAutospacing="off"/>
+        <w:rPr>
+          <w:rFonts w:ascii="Calibri" w:hAnsi="Calibri" w:eastAsia="Calibri" w:cs="Calibri"/>
+          <w:noProof w:val="0"/>
+          <w:sz w:val="22"/>
+          <w:szCs w:val="22"/>
+          <w:lang w:val="nl-NL"/>
+        </w:rPr>
+      </w:pPr>
+      <w:r>
+        <w:rPr>
+          <w:rFonts w:ascii="Calibri" w:hAnsi="Calibri" w:eastAsia="Calibri" w:cs="Calibri"/>
+          <w:noProof w:val="0"/>
+          <w:sz w:val="22"/>
+          <w:szCs w:val="22"/>
+          <w:lang w:val="nl-NL"/>
+        </w:rPr>
+        <w:t>Unity Console om fouten en waarschuwingen te vinden.</w:t>
+      </w:r>
+    </w:p>
+    <w:p>
+      <w:pPr>
+        <w:pStyle w:val="ListParagraph"/>
+        <w:numPr>
+          <w:ilvl w:val="0"/>
+          <w:numId w:val="18"/>
+        </w:numPr>
+        <w:spacing w:before="240" w:beforeAutospacing="off" w:after="240" w:afterAutospacing="off"/>
+        <w:rPr>
+          <w:rFonts w:ascii="Calibri" w:hAnsi="Calibri" w:eastAsia="Calibri" w:cs="Calibri"/>
+          <w:noProof w:val="0"/>
+          <w:sz w:val="22"/>
+          <w:szCs w:val="22"/>
+          <w:lang w:val="nl-NL"/>
+        </w:rPr>
+      </w:pPr>
+      <w:r>
+        <w:rPr>
+          <w:rFonts w:ascii="Calibri" w:hAnsi="Calibri" w:eastAsia="Calibri" w:cs="Calibri"/>
+          <w:noProof w:val="0"/>
+          <w:sz w:val="22"/>
+          <w:szCs w:val="22"/>
+          <w:lang w:val="nl-NL"/>
+        </w:rPr>
+        <w:t>Een gemaakte build om het spel buiten de Unity Editor te testen.</w:t>
+      </w:r>
+    </w:p>
+    <w:p>
+      <w:pPr>
+        <w:pStyle w:val="ListParagraph"/>
+        <w:numPr>
+          <w:ilvl w:val="0"/>
+          <w:numId w:val="18"/>
+        </w:numPr>
+        <w:spacing w:before="240" w:beforeAutospacing="off" w:after="240" w:afterAutospacing="off"/>
+        <w:rPr>
+          <w:rFonts w:ascii="Calibri" w:hAnsi="Calibri" w:eastAsia="Calibri" w:cs="Calibri"/>
+          <w:noProof w:val="0"/>
+          <w:sz w:val="22"/>
+          <w:szCs w:val="22"/>
+          <w:lang w:val="nl-NL"/>
+        </w:rPr>
+      </w:pPr>
+      <w:r>
+        <w:rPr>
+          <w:rFonts w:ascii="Calibri" w:hAnsi="Calibri" w:eastAsia="Calibri" w:cs="Calibri"/>
+          <w:noProof w:val="0"/>
+          <w:sz w:val="22"/>
+          <w:szCs w:val="22"/>
+          <w:lang w:val="nl-NL"/>
+        </w:rPr>
+        <w:t>Een checklist om testresultaten en gevonden bugs bij te houden.</w:t>
+      </w:r>
+    </w:p>
+    <w:p>
+      <w:pPr>
+        <w:rPr>
+          <w:i w:val="1"/>
+          <w:iCs w:val="1"/>
+        </w:rPr>
+      </w:pPr>
+    </w:p>
+    <w:p>
+      <w:pPr>
         <w:rPr>
           <w:i/>
           <w:iCs/>
@@ -1245,242 +1856,14 @@
           <w:i/>
           <w:iCs/>
         </w:rPr>
-        <w:t>[</w:t>
-      </w:r>
-      <w:r>
-        <w:rPr>
-          <w:i/>
-          <w:iCs/>
-        </w:rPr>
-        <w:t xml:space="preserve">Beschrijf hier de methoden </w:t>
-      </w:r>
-      <w:r>
-        <w:rPr>
-          <w:i/>
-          <w:iCs/>
-        </w:rPr>
-        <w:t>waarmee ga je testen, denk hierbij aan function</w:t>
-      </w:r>
-      <w:r>
-        <w:rPr>
-          <w:i/>
-          <w:iCs/>
-        </w:rPr>
-        <w:t>e</w:t>
-      </w:r>
-      <w:r>
-        <w:rPr>
-          <w:i/>
-          <w:iCs/>
-        </w:rPr>
-        <w:t xml:space="preserve">le tests, </w:t>
-      </w:r>
-      <w:proofErr w:type="spellStart"/>
-      <w:r>
-        <w:rPr>
-          <w:i/>
-          <w:iCs/>
-        </w:rPr>
-        <w:t>usabil</w:t>
-      </w:r>
-      <w:r>
-        <w:rPr>
-          <w:i/>
-          <w:iCs/>
-        </w:rPr>
-        <w:t>i</w:t>
-      </w:r>
-      <w:r>
-        <w:rPr>
-          <w:i/>
-          <w:iCs/>
-        </w:rPr>
-        <w:t>ty</w:t>
-      </w:r>
-      <w:proofErr w:type="spellEnd"/>
-      <w:r>
-        <w:rPr>
-          <w:i/>
-          <w:iCs/>
-        </w:rPr>
-        <w:t xml:space="preserve"> tests, </w:t>
-      </w:r>
-      <w:proofErr w:type="spellStart"/>
-      <w:r>
-        <w:rPr>
-          <w:i/>
-          <w:iCs/>
-        </w:rPr>
-        <w:t>regression</w:t>
-      </w:r>
-      <w:proofErr w:type="spellEnd"/>
-      <w:r>
-        <w:rPr>
-          <w:i/>
-          <w:iCs/>
-        </w:rPr>
-        <w:t xml:space="preserve"> tests, etc.</w:t>
-      </w:r>
-      <w:r>
-        <w:rPr>
-          <w:i/>
-          <w:iCs/>
-        </w:rPr>
-        <w:t>]</w:t>
+        <w:br w:type="page"/>
       </w:r>
     </w:p>
     <w:p>
       <w:pPr>
-        <w:rPr>
-          <w:i/>
-          <w:iCs/>
-        </w:rPr>
-      </w:pPr>
-    </w:p>
-    <w:p>
-      <w:r>
-        <w:t>Testtools</w:t>
-      </w:r>
-      <w:r>
-        <w:t>:</w:t>
-      </w:r>
-    </w:p>
-    <w:p>
-      <w:pPr>
-        <w:rPr>
-          <w:i/>
-          <w:iCs/>
-        </w:rPr>
-      </w:pPr>
-      <w:r>
-        <w:rPr>
-          <w:i/>
-          <w:iCs/>
-        </w:rPr>
-        <w:t>[Beschrijf hier welke tools je gaat gebruiken</w:t>
-      </w:r>
-      <w:r>
-        <w:rPr>
-          <w:i/>
-          <w:iCs/>
-        </w:rPr>
-        <w:t xml:space="preserve"> tijdens het testen, denk hierbij aan de </w:t>
-      </w:r>
-      <w:proofErr w:type="spellStart"/>
-      <w:r>
-        <w:rPr>
-          <w:i/>
-          <w:iCs/>
-        </w:rPr>
-        <w:t>profiler</w:t>
-      </w:r>
-      <w:proofErr w:type="spellEnd"/>
-      <w:r>
-        <w:rPr>
-          <w:i/>
-          <w:iCs/>
-        </w:rPr>
-        <w:t xml:space="preserve"> in </w:t>
-      </w:r>
-      <w:proofErr w:type="spellStart"/>
-      <w:r>
-        <w:rPr>
-          <w:i/>
-          <w:iCs/>
-        </w:rPr>
-        <w:t>Unity</w:t>
-      </w:r>
-      <w:proofErr w:type="spellEnd"/>
-      <w:r>
-        <w:rPr>
-          <w:i/>
-          <w:iCs/>
-        </w:rPr>
-        <w:t xml:space="preserve">, een gemaakte </w:t>
-      </w:r>
-      <w:proofErr w:type="spellStart"/>
-      <w:r>
-        <w:rPr>
-          <w:i/>
-          <w:iCs/>
-        </w:rPr>
-        <w:t>build</w:t>
-      </w:r>
-      <w:proofErr w:type="spellEnd"/>
-      <w:r>
-        <w:rPr>
-          <w:i/>
-          <w:iCs/>
-        </w:rPr>
-        <w:t xml:space="preserve">, </w:t>
-      </w:r>
-      <w:r>
-        <w:rPr>
-          <w:i/>
-          <w:iCs/>
-        </w:rPr>
-        <w:t xml:space="preserve">een UX prototype via </w:t>
-      </w:r>
-      <w:proofErr w:type="spellStart"/>
-      <w:r>
-        <w:rPr>
-          <w:i/>
-          <w:iCs/>
-        </w:rPr>
-        <w:t>Penpot</w:t>
-      </w:r>
-      <w:proofErr w:type="spellEnd"/>
-      <w:r>
-        <w:rPr>
-          <w:i/>
-          <w:iCs/>
-        </w:rPr>
-        <w:t>/</w:t>
-      </w:r>
-      <w:proofErr w:type="spellStart"/>
-      <w:r>
-        <w:rPr>
-          <w:i/>
-          <w:iCs/>
-        </w:rPr>
-        <w:t>Figma</w:t>
-      </w:r>
-      <w:proofErr w:type="spellEnd"/>
-      <w:r>
-        <w:rPr>
-          <w:i/>
-          <w:iCs/>
-        </w:rPr>
-        <w:t>, etc.</w:t>
-      </w:r>
-      <w:r>
-        <w:rPr>
-          <w:i/>
-          <w:iCs/>
-        </w:rPr>
-        <w:t>]</w:t>
-      </w:r>
-    </w:p>
-    <w:p>
-      <w:pPr>
-        <w:rPr>
-          <w:i/>
-          <w:iCs/>
-        </w:rPr>
-      </w:pPr>
-      <w:r>
-        <w:rPr>
-          <w:i/>
-          <w:iCs/>
-        </w:rPr>
-        <w:br w:type="page"/>
-      </w:r>
-    </w:p>
-    <w:p>
-      <w:pPr>
         <w:pStyle w:val="Heading1"/>
       </w:pPr>
-      <w:bookmarkStart w:id="4" w:name="_Toc183092587"/>
+      <w:bookmarkStart w:name="_Toc183092587" w:id="4"/>
       <w:r>
         <w:lastRenderedPageBreak/>
         <w:t>5. Testomgeving</w:t>
@@ -1490,25 +1873,197 @@
     <w:p>
       <w:r>
         <w:rPr>
-          <w:b/>
-          <w:bCs/>
+          <w:b w:val="1"/>
+          <w:bCs w:val="1"/>
         </w:rPr>
         <w:t>Hardware:</w:t>
       </w:r>
     </w:p>
     <w:p>
       <w:pPr>
-        <w:rPr>
-          <w:i/>
-          <w:iCs/>
-        </w:rPr>
-      </w:pPr>
-      <w:r>
-        <w:rPr>
-          <w:i/>
-          <w:iCs/>
-        </w:rPr>
-        <w:t>[Specificaties van pc's, mobiele telefoons of consoles die worden gebruikt voor de test, zoals CPU, RAM, GPU.]</w:t>
+        <w:pStyle w:val="Normal"/>
+      </w:pPr>
+      <w:r>
+        <w:rPr>
+          <w:rFonts w:ascii="Calibri" w:hAnsi="Calibri" w:eastAsia="Calibri" w:cs="Calibri"/>
+          <w:noProof w:val="0"/>
+          <w:sz w:val="22"/>
+          <w:szCs w:val="22"/>
+          <w:lang w:val="nl-NL"/>
+        </w:rPr>
+        <w:t>De pc's van de teamleden worden gebruikt om het spel te testen. De tests worden uitgevoerd op computers met Windows 11, een toetsenbord en een muis.</w:t>
+      </w:r>
+    </w:p>
+    <w:p/>
+    <w:p w14:noSpellErr="1">
+      <w:r>
+        <w:rPr>
+          <w:b w:val="1"/>
+          <w:bCs w:val="1"/>
+        </w:rPr>
+        <w:t>Software:</w:t>
+      </w:r>
+    </w:p>
+    <w:p>
+      <w:pPr>
+        <w:pStyle w:val="ListParagraph"/>
+        <w:numPr>
+          <w:ilvl w:val="0"/>
+          <w:numId w:val="18"/>
+        </w:numPr>
+        <w:spacing w:before="240" w:beforeAutospacing="off" w:after="240" w:afterAutospacing="off"/>
+        <w:rPr>
+          <w:rFonts w:ascii="Calibri" w:hAnsi="Calibri" w:eastAsia="Calibri" w:cs="Calibri"/>
+          <w:noProof w:val="0"/>
+          <w:sz w:val="22"/>
+          <w:szCs w:val="22"/>
+          <w:lang w:val="nl-NL"/>
+        </w:rPr>
+      </w:pPr>
+      <w:r>
+        <w:rPr>
+          <w:rFonts w:ascii="Calibri" w:hAnsi="Calibri" w:eastAsia="Calibri" w:cs="Calibri"/>
+          <w:noProof w:val="0"/>
+          <w:sz w:val="22"/>
+          <w:szCs w:val="22"/>
+          <w:lang w:val="nl-NL"/>
+        </w:rPr>
+        <w:t>Unity 6 als game-engine.</w:t>
+      </w:r>
+    </w:p>
+    <w:p>
+      <w:pPr>
+        <w:pStyle w:val="ListParagraph"/>
+        <w:numPr>
+          <w:ilvl w:val="0"/>
+          <w:numId w:val="18"/>
+        </w:numPr>
+        <w:spacing w:before="240" w:beforeAutospacing="off" w:after="240" w:afterAutospacing="off"/>
+        <w:rPr>
+          <w:rFonts w:ascii="Calibri" w:hAnsi="Calibri" w:eastAsia="Calibri" w:cs="Calibri"/>
+          <w:noProof w:val="0"/>
+          <w:sz w:val="22"/>
+          <w:szCs w:val="22"/>
+          <w:lang w:val="nl-NL"/>
+        </w:rPr>
+      </w:pPr>
+      <w:r>
+        <w:rPr>
+          <w:rFonts w:ascii="Calibri" w:hAnsi="Calibri" w:eastAsia="Calibri" w:cs="Calibri"/>
+          <w:noProof w:val="0"/>
+          <w:sz w:val="22"/>
+          <w:szCs w:val="22"/>
+          <w:lang w:val="nl-NL"/>
+        </w:rPr>
+        <w:t>C# voor de scripts.</w:t>
+      </w:r>
+    </w:p>
+    <w:p>
+      <w:pPr>
+        <w:pStyle w:val="ListParagraph"/>
+        <w:numPr>
+          <w:ilvl w:val="0"/>
+          <w:numId w:val="18"/>
+        </w:numPr>
+        <w:spacing w:before="240" w:beforeAutospacing="off" w:after="240" w:afterAutospacing="off"/>
+        <w:rPr>
+          <w:rFonts w:ascii="Calibri" w:hAnsi="Calibri" w:eastAsia="Calibri" w:cs="Calibri"/>
+          <w:noProof w:val="0"/>
+          <w:sz w:val="22"/>
+          <w:szCs w:val="22"/>
+          <w:lang w:val="nl-NL"/>
+        </w:rPr>
+      </w:pPr>
+      <w:r>
+        <w:rPr>
+          <w:rFonts w:ascii="Calibri" w:hAnsi="Calibri" w:eastAsia="Calibri" w:cs="Calibri"/>
+          <w:noProof w:val="0"/>
+          <w:sz w:val="22"/>
+          <w:szCs w:val="22"/>
+          <w:lang w:val="nl-NL"/>
+        </w:rPr>
+        <w:t>Windows 11.</w:t>
+      </w:r>
+    </w:p>
+    <w:p>
+      <w:pPr>
+        <w:pStyle w:val="ListParagraph"/>
+        <w:numPr>
+          <w:ilvl w:val="0"/>
+          <w:numId w:val="18"/>
+        </w:numPr>
+        <w:spacing w:before="240" w:beforeAutospacing="off" w:after="240" w:afterAutospacing="off"/>
+        <w:rPr>
+          <w:rFonts w:ascii="Calibri" w:hAnsi="Calibri" w:eastAsia="Calibri" w:cs="Calibri"/>
+          <w:noProof w:val="0"/>
+          <w:sz w:val="22"/>
+          <w:szCs w:val="22"/>
+          <w:lang w:val="nl-NL"/>
+        </w:rPr>
+      </w:pPr>
+      <w:r>
+        <w:rPr>
+          <w:rFonts w:ascii="Calibri" w:hAnsi="Calibri" w:eastAsia="Calibri" w:cs="Calibri"/>
+          <w:noProof w:val="0"/>
+          <w:sz w:val="22"/>
+          <w:szCs w:val="22"/>
+          <w:lang w:val="nl-NL"/>
+        </w:rPr>
+        <w:t>Visual Studio.</w:t>
+      </w:r>
+    </w:p>
+    <w:p>
+      <w:pPr>
+        <w:pStyle w:val="ListParagraph"/>
+        <w:numPr>
+          <w:ilvl w:val="0"/>
+          <w:numId w:val="18"/>
+        </w:numPr>
+        <w:spacing w:before="240" w:beforeAutospacing="off" w:after="240" w:afterAutospacing="off"/>
+        <w:rPr>
+          <w:rFonts w:ascii="Calibri" w:hAnsi="Calibri" w:eastAsia="Calibri" w:cs="Calibri"/>
+          <w:noProof w:val="0"/>
+          <w:sz w:val="22"/>
+          <w:szCs w:val="22"/>
+          <w:lang w:val="nl-NL"/>
+        </w:rPr>
+      </w:pPr>
+      <w:r>
+        <w:rPr>
+          <w:rFonts w:ascii="Calibri" w:hAnsi="Calibri" w:eastAsia="Calibri" w:cs="Calibri"/>
+          <w:noProof w:val="0"/>
+          <w:sz w:val="22"/>
+          <w:szCs w:val="22"/>
+          <w:lang w:val="nl-NL"/>
+        </w:rPr>
+        <w:t>Blender 5.2</w:t>
+      </w:r>
+    </w:p>
+    <w:p>
+      <w:pPr>
+        <w:pStyle w:val="ListParagraph"/>
+        <w:numPr>
+          <w:ilvl w:val="0"/>
+          <w:numId w:val="18"/>
+        </w:numPr>
+        <w:spacing w:before="240" w:beforeAutospacing="off" w:after="240" w:afterAutospacing="off"/>
+        <w:rPr>
+          <w:rFonts w:ascii="Calibri" w:hAnsi="Calibri" w:eastAsia="Calibri" w:cs="Calibri"/>
+          <w:noProof w:val="0"/>
+          <w:sz w:val="22"/>
+          <w:szCs w:val="22"/>
+          <w:lang w:val="nl-NL"/>
+        </w:rPr>
+      </w:pPr>
+      <w:r>
+        <w:rPr>
+          <w:rFonts w:ascii="Calibri" w:hAnsi="Calibri" w:eastAsia="Calibri" w:cs="Calibri"/>
+          <w:noProof w:val="0"/>
+          <w:sz w:val="22"/>
+          <w:szCs w:val="22"/>
+          <w:lang w:val="nl-NL"/>
+        </w:rPr>
+        <w:t>Piskel.</w:t>
       </w:r>
     </w:p>
     <w:p/>
@@ -1518,309 +2073,52 @@
           <w:b/>
           <w:bCs/>
         </w:rPr>
-        <w:t>Software:</w:t>
+        <w:t>Testdata:</w:t>
       </w:r>
     </w:p>
     <w:p>
       <w:pPr>
-        <w:rPr>
-          <w:i/>
-          <w:iCs/>
-        </w:rPr>
-      </w:pPr>
-      <w:r>
-        <w:rPr>
-          <w:i/>
-          <w:iCs/>
-        </w:rPr>
-        <w:t xml:space="preserve">[Vermeld hier de gebruikte game engine, </w:t>
-      </w:r>
-      <w:proofErr w:type="spellStart"/>
-      <w:r>
-        <w:rPr>
-          <w:i/>
-          <w:iCs/>
-        </w:rPr>
-        <w:t>SDK's</w:t>
-      </w:r>
-      <w:proofErr w:type="spellEnd"/>
-      <w:r>
-        <w:rPr>
-          <w:i/>
-          <w:iCs/>
-        </w:rPr>
-        <w:t xml:space="preserve">, </w:t>
-      </w:r>
-      <w:proofErr w:type="spellStart"/>
-      <w:r>
-        <w:rPr>
-          <w:i/>
-          <w:iCs/>
-        </w:rPr>
-        <w:t>frameworks</w:t>
-      </w:r>
-      <w:proofErr w:type="spellEnd"/>
-      <w:r>
-        <w:rPr>
-          <w:i/>
-          <w:iCs/>
-        </w:rPr>
-        <w:t>.]</w:t>
+        <w:pStyle w:val="Normal"/>
+      </w:pPr>
+      <w:r>
+        <w:rPr>
+          <w:rFonts w:ascii="Calibri" w:hAnsi="Calibri" w:eastAsia="Calibri" w:cs="Calibri"/>
+          <w:noProof w:val="0"/>
+          <w:sz w:val="22"/>
+          <w:szCs w:val="22"/>
+          <w:lang w:val="nl-NL"/>
+        </w:rPr>
+        <w:t>Er wordt gebruikgemaakt van de verschillende levels, puzzels en game-objecten in het spel. Ook worden verschillende situaties getest, zoals objecten laten vallen, tegen elkaar laten botsen en puzzels opnieuw proberen. Gevonden bugs worden bijgehouden met een korte beschrijving en het testresultaat.</w:t>
       </w:r>
     </w:p>
     <w:p/>
     <w:p>
       <w:r>
-        <w:rPr>
-          <w:b/>
-          <w:bCs/>
-        </w:rPr>
-        <w:t>Testdata:</w:t>
+        <w:br w:type="page"/>
       </w:r>
     </w:p>
     <w:p>
       <w:pPr>
-        <w:rPr>
-          <w:i/>
-          <w:iCs/>
-        </w:rPr>
-      </w:pPr>
-      <w:r>
-        <w:rPr>
-          <w:i/>
-          <w:iCs/>
-        </w:rPr>
-        <w:t>[</w:t>
-      </w:r>
-      <w:r>
-        <w:rPr>
-          <w:i/>
-          <w:iCs/>
-        </w:rPr>
-        <w:t>Beschrijf hier de testdata die je nodig hebt om de testen uit te voeren</w:t>
-      </w:r>
-      <w:r>
-        <w:rPr>
-          <w:i/>
-          <w:iCs/>
-        </w:rPr>
-        <w:t>, denk hierbij</w:t>
-      </w:r>
-      <w:r>
-        <w:rPr>
-          <w:i/>
-          <w:iCs/>
-        </w:rPr>
-        <w:t xml:space="preserve"> een database met inloggegevens,</w:t>
-      </w:r>
-      <w:r>
-        <w:rPr>
-          <w:i/>
-          <w:iCs/>
-        </w:rPr>
-        <w:t xml:space="preserve"> </w:t>
-      </w:r>
-      <w:r>
-        <w:rPr>
-          <w:i/>
-          <w:iCs/>
-        </w:rPr>
-        <w:t xml:space="preserve">speler </w:t>
-      </w:r>
-      <w:r>
-        <w:rPr>
-          <w:i/>
-          <w:iCs/>
-        </w:rPr>
-        <w:t>dat</w:t>
-      </w:r>
-      <w:r>
-        <w:rPr>
-          <w:i/>
-          <w:iCs/>
-        </w:rPr>
-        <w:t xml:space="preserve">a, </w:t>
-      </w:r>
-      <w:r>
-        <w:rPr>
-          <w:i/>
-          <w:iCs/>
-        </w:rPr>
-        <w:t>externe bronnen, etc.</w:t>
-      </w:r>
-      <w:r>
-        <w:rPr>
-          <w:i/>
-          <w:iCs/>
-        </w:rPr>
-        <w:t>]</w:t>
-      </w:r>
-    </w:p>
-    <w:p/>
-    <w:p>
-      <w:r>
-        <w:br w:type="page"/>
-      </w:r>
-    </w:p>
-    <w:p>
-      <w:pPr>
         <w:pStyle w:val="Heading1"/>
       </w:pPr>
-      <w:bookmarkStart w:id="5" w:name="_Toc183092588"/>
-      <w:r>
-        <w:lastRenderedPageBreak/>
+      <w:bookmarkStart w:name="_Toc183092588" w:id="5"/>
+      <w:r>
+        <w:rPr/>
         <w:t>6. Testcases</w:t>
       </w:r>
       <w:bookmarkEnd w:id="5"/>
-    </w:p>
-    <w:p>
-      <w:pPr>
-        <w:rPr>
-          <w:i/>
-          <w:iCs/>
-        </w:rPr>
-      </w:pPr>
-      <w:r>
-        <w:rPr>
-          <w:i/>
-          <w:iCs/>
-        </w:rPr>
-        <w:t>[</w:t>
-      </w:r>
-      <w:r>
-        <w:rPr>
-          <w:i/>
-          <w:iCs/>
-        </w:rPr>
-        <w:t>Geef hieronde</w:t>
-      </w:r>
-      <w:r>
-        <w:rPr>
-          <w:i/>
-          <w:iCs/>
-        </w:rPr>
-        <w:t>r</w:t>
-      </w:r>
-      <w:r>
-        <w:rPr>
-          <w:i/>
-          <w:iCs/>
-        </w:rPr>
-        <w:t xml:space="preserve"> </w:t>
-      </w:r>
-      <w:r>
-        <w:rPr>
-          <w:i/>
-          <w:iCs/>
-        </w:rPr>
-        <w:t xml:space="preserve">de aan jouw toegekende </w:t>
-      </w:r>
-      <w:r>
-        <w:rPr>
-          <w:i/>
-          <w:iCs/>
-        </w:rPr>
-        <w:t xml:space="preserve">user </w:t>
-      </w:r>
-      <w:proofErr w:type="spellStart"/>
-      <w:r>
-        <w:rPr>
-          <w:i/>
-          <w:iCs/>
-        </w:rPr>
-        <w:t>stories</w:t>
-      </w:r>
-      <w:proofErr w:type="spellEnd"/>
-      <w:r>
-        <w:rPr>
-          <w:i/>
-          <w:iCs/>
-        </w:rPr>
-        <w:t xml:space="preserve"> weer. </w:t>
-      </w:r>
-      <w:r>
-        <w:rPr>
-          <w:i/>
-          <w:iCs/>
-        </w:rPr>
-        <w:t xml:space="preserve">Schrijf voor elke user story een </w:t>
-      </w:r>
-      <w:r>
-        <w:rPr>
-          <w:i/>
-          <w:iCs/>
-        </w:rPr>
-        <w:t xml:space="preserve">testplan en voer het testplan uit. Maak hiervoor gebruik van de </w:t>
-      </w:r>
-      <w:r>
-        <w:rPr>
-          <w:i/>
-          <w:iCs/>
-        </w:rPr>
-        <w:t xml:space="preserve">onderstaande </w:t>
-      </w:r>
-      <w:r>
-        <w:rPr>
-          <w:i/>
-          <w:iCs/>
-        </w:rPr>
-        <w:t>tabellen</w:t>
-      </w:r>
-      <w:r>
-        <w:rPr>
-          <w:i/>
-          <w:iCs/>
-        </w:rPr>
-        <w:t xml:space="preserve"> (je kunt altijd meer tabellen gebruiken door te kopiëren en te plakken</w:t>
-      </w:r>
-      <w:r>
-        <w:rPr>
-          <w:i/>
-          <w:iCs/>
-        </w:rPr>
-        <w:t>)</w:t>
-      </w:r>
-      <w:r>
-        <w:rPr>
-          <w:i/>
-          <w:iCs/>
-        </w:rPr>
-        <w:t xml:space="preserve">. De grijze velden vul je pas in </w:t>
-      </w:r>
-      <w:r>
-        <w:rPr>
-          <w:i/>
-          <w:iCs/>
-        </w:rPr>
-        <w:t xml:space="preserve">na </w:t>
-      </w:r>
-      <w:r>
-        <w:rPr>
-          <w:i/>
-          <w:iCs/>
-        </w:rPr>
-        <w:t>de test.]</w:t>
-      </w:r>
-    </w:p>
-    <w:p>
-      <w:pPr>
-        <w:rPr>
-          <w:i/>
-          <w:iCs/>
-        </w:rPr>
-      </w:pPr>
     </w:p>
     <w:tbl>
       <w:tblPr>
-        <w:tblW w:w="4966" w:type="pct"/>
+        <w:tblW w:w="8993" w:type="dxa"/>
         <w:tblInd w:w="108" w:type="dxa"/>
         <w:tblBorders>
-          <w:top w:val="single" w:sz="4" w:space="0" w:color="auto"/>
-          <w:left w:val="single" w:sz="4" w:space="0" w:color="auto"/>
-          <w:bottom w:val="single" w:sz="4" w:space="0" w:color="auto"/>
-          <w:right w:val="single" w:sz="4" w:space="0" w:color="auto"/>
-          <w:insideH w:val="single" w:sz="4" w:space="0" w:color="auto"/>
-          <w:insideV w:val="single" w:sz="4" w:space="0" w:color="auto"/>
+          <w:top w:val="single" w:color="auto" w:sz="4" w:space="0"/>
+          <w:left w:val="single" w:color="auto" w:sz="4" w:space="0"/>
+          <w:bottom w:val="single" w:color="auto" w:sz="4" w:space="0"/>
+          <w:right w:val="single" w:color="auto" w:sz="4" w:space="0"/>
+          <w:insideH w:val="single" w:color="auto" w:sz="4" w:space="0"/>
+          <w:insideV w:val="single" w:color="auto" w:sz="4" w:space="0"/>
         </w:tblBorders>
         <w:tblLook w:val="01E0" w:firstRow="1" w:lastRow="1" w:firstColumn="1" w:lastColumn="1" w:noHBand="0" w:noVBand="0"/>
       </w:tblPr>
@@ -1831,7 +2129,7 @@
         <w:gridCol w:w="1034"/>
         <w:gridCol w:w="837"/>
         <w:gridCol w:w="992"/>
-        <w:gridCol w:w="2167"/>
+        <w:gridCol w:w="2160"/>
       </w:tblGrid>
       <w:tr>
         <w:trPr>
@@ -1839,8 +2137,9 @@
         </w:trPr>
         <w:tc>
           <w:tcPr>
-            <w:tcW w:w="1168" w:type="pct"/>
+            <w:tcW w:w="2101" w:type="dxa"/>
             <w:shd w:val="clear" w:color="auto" w:fill="9CC2E5" w:themeFill="accent1" w:themeFillTint="99"/>
+            <w:tcMar/>
             <w:vAlign w:val="center"/>
           </w:tcPr>
           <w:p>
@@ -1872,9 +2171,10 @@
         </w:tc>
         <w:tc>
           <w:tcPr>
-            <w:tcW w:w="3832" w:type="pct"/>
+            <w:tcW w:w="6892" w:type="dxa"/>
             <w:gridSpan w:val="6"/>
             <w:shd w:val="clear" w:color="auto" w:fill="auto"/>
+            <w:tcMar/>
             <w:vAlign w:val="center"/>
           </w:tcPr>
           <w:p>
@@ -1882,29 +2182,25 @@
               <w:spacing w:before="120" w:after="120"/>
               <w:rPr>
                 <w:rFonts w:ascii="Calibri" w:hAnsi="Calibri"/>
-                <w:bCs/>
               </w:rPr>
             </w:pPr>
             <w:r>
               <w:rPr>
                 <w:rFonts w:ascii="Calibri" w:hAnsi="Calibri"/>
-                <w:bCs/>
-              </w:rPr>
-              <w:t>[</w:t>
+              </w:rPr>
+              <w:t>Sprint0</w:t>
             </w:r>
             <w:r>
               <w:rPr>
                 <w:rFonts w:ascii="Calibri" w:hAnsi="Calibri"/>
-                <w:bCs/>
-              </w:rPr>
-              <w:t>Sprint01-TC01</w:t>
+              </w:rPr>
+              <w:t>2</w:t>
             </w:r>
             <w:r>
               <w:rPr>
                 <w:rFonts w:ascii="Calibri" w:hAnsi="Calibri"/>
-                <w:bCs/>
-              </w:rPr>
-              <w:t>]</w:t>
+              </w:rPr>
+              <w:t>-TC01</w:t>
             </w:r>
           </w:p>
         </w:tc>
@@ -1915,8 +2211,9 @@
         </w:trPr>
         <w:tc>
           <w:tcPr>
-            <w:tcW w:w="1168" w:type="pct"/>
+            <w:tcW w:w="2101" w:type="dxa"/>
             <w:shd w:val="clear" w:color="auto" w:fill="9CC2E5" w:themeFill="accent1" w:themeFillTint="99"/>
+            <w:tcMar/>
             <w:vAlign w:val="center"/>
           </w:tcPr>
           <w:p>
@@ -1939,25 +2236,21 @@
         </w:tc>
         <w:tc>
           <w:tcPr>
-            <w:tcW w:w="3832" w:type="pct"/>
+            <w:tcW w:w="6892" w:type="dxa"/>
             <w:gridSpan w:val="6"/>
             <w:shd w:val="clear" w:color="auto" w:fill="auto"/>
+            <w:tcMar/>
             <w:vAlign w:val="center"/>
           </w:tcPr>
           <w:p>
             <w:pPr>
               <w:spacing w:before="120" w:after="120"/>
+            </w:pPr>
+            <w:r>
               <w:rPr>
                 <w:rFonts w:ascii="Calibri" w:hAnsi="Calibri"/>
-                <w:bCs/>
-              </w:rPr>
-            </w:pPr>
-            <w:r>
-              <w:rPr>
-                <w:rFonts w:ascii="Calibri" w:hAnsi="Calibri"/>
-                <w:bCs/>
-              </w:rPr>
-              <w:t>[User story]</w:t>
+              </w:rPr>
+              <w:t>Movement</w:t>
             </w:r>
           </w:p>
         </w:tc>
@@ -1968,8 +2261,9 @@
         </w:trPr>
         <w:tc>
           <w:tcPr>
-            <w:tcW w:w="1168" w:type="pct"/>
+            <w:tcW w:w="2101" w:type="dxa"/>
             <w:shd w:val="clear" w:color="auto" w:fill="9CC2E5" w:themeFill="accent1" w:themeFillTint="99"/>
+            <w:tcMar/>
             <w:vAlign w:val="center"/>
           </w:tcPr>
           <w:p>
@@ -1991,32 +2285,45 @@
         </w:tc>
         <w:tc>
           <w:tcPr>
-            <w:tcW w:w="3832" w:type="pct"/>
+            <w:tcW w:w="6892" w:type="dxa"/>
             <w:gridSpan w:val="6"/>
             <w:shd w:val="clear" w:color="auto" w:fill="auto"/>
+            <w:tcMar/>
             <w:vAlign w:val="center"/>
           </w:tcPr>
           <w:p>
             <w:pPr>
-              <w:spacing w:before="120" w:after="120"/>
-              <w:rPr>
-                <w:rFonts w:ascii="Calibri" w:hAnsi="Calibri"/>
-                <w:bCs/>
+              <w:spacing w:before="0" w:beforeAutospacing="off" w:after="0" w:afterAutospacing="off" w:line="240" w:lineRule="auto"/>
+              <w:ind w:left="0" w:right="0"/>
+              <w:jc w:val="left"/>
+              <w:rPr>
+                <w:rFonts w:ascii="Calibri" w:hAnsi="Calibri" w:eastAsia="Calibri" w:cs="Calibri"/>
+                <w:b w:val="0"/>
+                <w:bCs w:val="0"/>
+                <w:i w:val="0"/>
+                <w:iCs w:val="0"/>
+                <w:caps w:val="0"/>
+                <w:smallCaps w:val="0"/>
+                <w:color w:val="000000" w:themeColor="text1" w:themeTint="FF" w:themeShade="FF"/>
+                <w:sz w:val="22"/>
+                <w:szCs w:val="22"/>
               </w:rPr>
             </w:pPr>
             <w:r>
               <w:rPr>
-                <w:rFonts w:ascii="Calibri" w:hAnsi="Calibri"/>
-                <w:bCs/>
-              </w:rPr>
-              <w:t>[</w:t>
-            </w:r>
-            <w:r>
-              <w:rPr>
-                <w:rFonts w:ascii="Calibri" w:hAnsi="Calibri"/>
-                <w:bCs/>
-              </w:rPr>
-              <w:t>Wat test je specifiek]</w:t>
+                <w:rFonts w:ascii="Calibri" w:hAnsi="Calibri" w:eastAsia="Calibri" w:cs="Calibri"/>
+                <w:b w:val="0"/>
+                <w:bCs w:val="0"/>
+                <w:i w:val="0"/>
+                <w:iCs w:val="0"/>
+                <w:caps w:val="0"/>
+                <w:smallCaps w:val="0"/>
+                <w:color w:val="000000" w:themeColor="text1" w:themeTint="FF" w:themeShade="FF"/>
+                <w:sz w:val="22"/>
+                <w:szCs w:val="22"/>
+                <w:lang w:val="nl-NL"/>
+              </w:rPr>
+              <w:t>Als eindgebruiker wil ik dat ik kan bewegen, zodat ik door de puzzel levels kan verplaatsen.</w:t>
             </w:r>
           </w:p>
         </w:tc>
@@ -2027,8 +2334,9 @@
         </w:trPr>
         <w:tc>
           <w:tcPr>
-            <w:tcW w:w="1168" w:type="pct"/>
+            <w:tcW w:w="2101" w:type="dxa"/>
             <w:shd w:val="clear" w:color="auto" w:fill="9CC2E5" w:themeFill="accent1" w:themeFillTint="99"/>
+            <w:tcMar/>
             <w:vAlign w:val="center"/>
           </w:tcPr>
           <w:p>
@@ -2049,57 +2357,57 @@
         </w:tc>
         <w:tc>
           <w:tcPr>
-            <w:tcW w:w="3832" w:type="pct"/>
+            <w:tcW w:w="6892" w:type="dxa"/>
             <w:gridSpan w:val="6"/>
+            <w:tcMar/>
             <w:vAlign w:val="center"/>
           </w:tcPr>
           <w:p>
             <w:pPr>
               <w:pStyle w:val="NoSpacing"/>
               <w:spacing w:before="120" w:after="120"/>
-              <w:rPr>
-                <w:bCs/>
+            </w:pPr>
+            <w:r>
+              <w:rPr>
                 <w:lang w:val="en-US"/>
               </w:rPr>
-            </w:pPr>
-            <w:r>
-              <w:rPr>
-                <w:bCs/>
+              <w:t xml:space="preserve">Player </w:t>
+            </w:r>
+            <w:r>
+              <w:rPr>
                 <w:lang w:val="en-US"/>
               </w:rPr>
-              <w:t>[</w:t>
-            </w:r>
-            <w:proofErr w:type="spellStart"/>
-            <w:r>
-              <w:rPr>
-                <w:bCs/>
+              <w:t>begint</w:t>
+            </w:r>
+            <w:r>
+              <w:rPr>
                 <w:lang w:val="en-US"/>
               </w:rPr>
-              <w:t>Omschrijf</w:t>
-            </w:r>
-            <w:proofErr w:type="spellEnd"/>
-            <w:r>
-              <w:rPr>
-                <w:bCs/>
+              <w:t xml:space="preserve"> in puzzle, player </w:t>
+            </w:r>
+            <w:r>
+              <w:rPr>
                 <w:lang w:val="en-US"/>
               </w:rPr>
-              <w:t xml:space="preserve"> de begin </w:t>
-            </w:r>
-            <w:proofErr w:type="spellStart"/>
-            <w:r>
-              <w:rPr>
-                <w:bCs/>
+              <w:t>moet</w:t>
+            </w:r>
+            <w:r>
+              <w:rPr>
                 <w:lang w:val="en-US"/>
               </w:rPr>
-              <w:t>situatie</w:t>
-            </w:r>
-            <w:proofErr w:type="spellEnd"/>
-            <w:r>
-              <w:rPr>
-                <w:bCs/>
+              <w:t xml:space="preserve"> </w:t>
+            </w:r>
+            <w:r>
+              <w:rPr>
                 <w:lang w:val="en-US"/>
               </w:rPr>
-              <w:t>]</w:t>
+              <w:t>kunnen</w:t>
+            </w:r>
+            <w:r>
+              <w:rPr>
+                <w:lang w:val="en-US"/>
+              </w:rPr>
+              <w:t xml:space="preserve"> bewegen.</w:t>
             </w:r>
           </w:p>
         </w:tc>
@@ -2110,8 +2418,9 @@
         </w:trPr>
         <w:tc>
           <w:tcPr>
-            <w:tcW w:w="1168" w:type="pct"/>
+            <w:tcW w:w="2101" w:type="dxa"/>
             <w:shd w:val="clear" w:color="auto" w:fill="9CC2E5" w:themeFill="accent1" w:themeFillTint="99"/>
+            <w:tcMar/>
             <w:vAlign w:val="center"/>
           </w:tcPr>
           <w:p>
@@ -2133,56 +2442,150 @@
         </w:tc>
         <w:tc>
           <w:tcPr>
-            <w:tcW w:w="3832" w:type="pct"/>
+            <w:tcW w:w="6892" w:type="dxa"/>
             <w:gridSpan w:val="6"/>
+            <w:tcMar/>
             <w:vAlign w:val="center"/>
           </w:tcPr>
           <w:p>
             <w:pPr>
+              <w:pStyle w:val="ListParagraph"/>
+              <w:numPr>
+                <w:ilvl w:val="0"/>
+                <w:numId w:val="20"/>
+              </w:numPr>
               <w:spacing w:before="120" w:after="120"/>
               <w:rPr>
-                <w:rFonts w:ascii="Calibri" w:hAnsi="Calibri"/>
-                <w:lang w:val="en-AU"/>
+                <w:rFonts w:ascii="Calibri" w:hAnsi="Calibri" w:eastAsia="Calibri" w:cs="Calibri"/>
+                <w:b w:val="0"/>
+                <w:bCs w:val="0"/>
+                <w:i w:val="0"/>
+                <w:iCs w:val="0"/>
+                <w:caps w:val="0"/>
+                <w:smallCaps w:val="0"/>
+                <w:color w:val="000000" w:themeColor="text1" w:themeTint="FF" w:themeShade="FF"/>
+                <w:sz w:val="22"/>
+                <w:szCs w:val="22"/>
               </w:rPr>
             </w:pPr>
             <w:r>
               <w:rPr>
-                <w:rFonts w:ascii="Calibri" w:hAnsi="Calibri"/>
-                <w:lang w:val="en-AU"/>
-              </w:rPr>
-              <w:t>[</w:t>
-            </w:r>
-            <w:proofErr w:type="spellStart"/>
-            <w:r>
-              <w:rPr>
-                <w:rFonts w:ascii="Calibri" w:hAnsi="Calibri"/>
-                <w:lang w:val="en-AU"/>
-              </w:rPr>
-              <w:t>Verwacht</w:t>
-            </w:r>
-            <w:proofErr w:type="spellEnd"/>
-            <w:r>
-              <w:rPr>
-                <w:rFonts w:ascii="Calibri" w:hAnsi="Calibri"/>
-                <w:lang w:val="en-AU"/>
-              </w:rPr>
-              <w:t xml:space="preserve"> </w:t>
-            </w:r>
-            <w:proofErr w:type="spellStart"/>
-            <w:r>
-              <w:rPr>
-                <w:rFonts w:ascii="Calibri" w:hAnsi="Calibri"/>
-                <w:lang w:val="en-AU"/>
-              </w:rPr>
-              <w:t>resultaat</w:t>
-            </w:r>
-            <w:proofErr w:type="spellEnd"/>
-            <w:r>
-              <w:rPr>
-                <w:rFonts w:ascii="Calibri" w:hAnsi="Calibri"/>
-                <w:lang w:val="en-AU"/>
-              </w:rPr>
-              <w:t>]</w:t>
+                <w:rFonts w:ascii="Calibri" w:hAnsi="Calibri" w:eastAsia="Calibri" w:cs="Calibri"/>
+                <w:b w:val="0"/>
+                <w:bCs w:val="0"/>
+                <w:i w:val="0"/>
+                <w:iCs w:val="0"/>
+                <w:caps w:val="0"/>
+                <w:smallCaps w:val="0"/>
+                <w:color w:val="000000" w:themeColor="text1" w:themeTint="FF" w:themeShade="FF"/>
+                <w:sz w:val="22"/>
+                <w:szCs w:val="22"/>
+                <w:lang w:val="nl-NL"/>
+              </w:rPr>
+              <w:t>W + A + S + D wordt gebruikt om te lopen.</w:t>
+            </w:r>
+          </w:p>
+          <w:p>
+            <w:pPr>
+              <w:pStyle w:val="ListParagraph"/>
+              <w:numPr>
+                <w:ilvl w:val="0"/>
+                <w:numId w:val="20"/>
+              </w:numPr>
+              <w:spacing w:before="240" w:after="120" w:line="240" w:lineRule="auto"/>
+              <w:rPr>
+                <w:rFonts w:ascii="Calibri" w:hAnsi="Calibri" w:eastAsia="Calibri" w:cs="Calibri"/>
+                <w:b w:val="0"/>
+                <w:bCs w:val="0"/>
+                <w:i w:val="0"/>
+                <w:iCs w:val="0"/>
+                <w:caps w:val="0"/>
+                <w:smallCaps w:val="0"/>
+                <w:color w:val="000000" w:themeColor="text1" w:themeTint="FF" w:themeShade="FF"/>
+                <w:sz w:val="22"/>
+                <w:szCs w:val="22"/>
+              </w:rPr>
+            </w:pPr>
+            <w:r>
+              <w:rPr>
+                <w:rFonts w:ascii="Calibri" w:hAnsi="Calibri" w:eastAsia="Calibri" w:cs="Calibri"/>
+                <w:b w:val="0"/>
+                <w:bCs w:val="0"/>
+                <w:i w:val="0"/>
+                <w:iCs w:val="0"/>
+                <w:caps w:val="0"/>
+                <w:smallCaps w:val="0"/>
+                <w:color w:val="000000" w:themeColor="text1" w:themeTint="FF" w:themeShade="FF"/>
+                <w:sz w:val="22"/>
+                <w:szCs w:val="22"/>
+                <w:lang w:val="nl-NL"/>
+              </w:rPr>
+              <w:t>SPACE wordt gebruikt om te springen.</w:t>
+            </w:r>
+          </w:p>
+          <w:p>
+            <w:pPr>
+              <w:pStyle w:val="ListParagraph"/>
+              <w:numPr>
+                <w:ilvl w:val="0"/>
+                <w:numId w:val="20"/>
+              </w:numPr>
+              <w:spacing w:before="240" w:after="120" w:line="240" w:lineRule="auto"/>
+              <w:rPr>
+                <w:noProof w:val="0"/>
+                <w:lang w:val="nl-NL"/>
+              </w:rPr>
+            </w:pPr>
+            <w:r>
+              <w:rPr>
+                <w:rFonts w:ascii="Calibri" w:hAnsi="Calibri" w:eastAsia="Calibri" w:cs="Calibri"/>
+                <w:b w:val="0"/>
+                <w:bCs w:val="0"/>
+                <w:i w:val="0"/>
+                <w:iCs w:val="0"/>
+                <w:caps w:val="0"/>
+                <w:smallCaps w:val="0"/>
+                <w:noProof w:val="0"/>
+                <w:color w:val="000000" w:themeColor="text1" w:themeTint="FF" w:themeShade="FF"/>
+                <w:sz w:val="22"/>
+                <w:szCs w:val="22"/>
+                <w:lang w:val="nl-NL"/>
+              </w:rPr>
+              <w:t xml:space="preserve">CTRL || C wordt gebruikt om te </w:t>
+            </w:r>
+            <w:r>
+              <w:rPr>
+                <w:rFonts w:ascii="Calibri" w:hAnsi="Calibri" w:eastAsia="Calibri" w:cs="Calibri"/>
+                <w:b w:val="0"/>
+                <w:bCs w:val="0"/>
+                <w:i w:val="0"/>
+                <w:iCs w:val="0"/>
+                <w:caps w:val="0"/>
+                <w:smallCaps w:val="0"/>
+                <w:noProof w:val="0"/>
+                <w:color w:val="000000" w:themeColor="text1" w:themeTint="FF" w:themeShade="FF"/>
+                <w:sz w:val="22"/>
+                <w:szCs w:val="22"/>
+                <w:lang w:val="nl-NL"/>
+              </w:rPr>
+              <w:t>crouchen</w:t>
+            </w:r>
+            <w:r>
+              <w:rPr>
+                <w:rFonts w:ascii="Calibri" w:hAnsi="Calibri" w:eastAsia="Calibri" w:cs="Calibri"/>
+                <w:b w:val="0"/>
+                <w:bCs w:val="0"/>
+                <w:i w:val="0"/>
+                <w:iCs w:val="0"/>
+                <w:caps w:val="0"/>
+                <w:smallCaps w:val="0"/>
+                <w:noProof w:val="0"/>
+                <w:color w:val="000000" w:themeColor="text1" w:themeTint="FF" w:themeShade="FF"/>
+                <w:sz w:val="22"/>
+                <w:szCs w:val="22"/>
+                <w:lang w:val="nl-NL"/>
+              </w:rPr>
+              <w:t>/bukken.</w:t>
             </w:r>
           </w:p>
         </w:tc>
@@ -2193,8 +2596,9 @@
         </w:trPr>
         <w:tc>
           <w:tcPr>
-            <w:tcW w:w="1168" w:type="pct"/>
+            <w:tcW w:w="2101" w:type="dxa"/>
             <w:shd w:val="clear" w:color="auto" w:fill="A6A6A6" w:themeFill="background1" w:themeFillShade="A6"/>
+            <w:tcMar/>
             <w:vAlign w:val="center"/>
           </w:tcPr>
           <w:p>
@@ -2228,47 +2632,21 @@
         </w:tc>
         <w:tc>
           <w:tcPr>
-            <w:tcW w:w="3832" w:type="pct"/>
+            <w:tcW w:w="6892" w:type="dxa"/>
             <w:gridSpan w:val="6"/>
             <w:shd w:val="clear" w:color="auto" w:fill="D9D9D9" w:themeFill="background1" w:themeFillShade="D9"/>
+            <w:tcMar/>
             <w:vAlign w:val="center"/>
           </w:tcPr>
           <w:p>
             <w:pPr>
               <w:spacing w:before="120" w:after="120" w:line="240" w:lineRule="auto"/>
+            </w:pPr>
+            <w:r>
               <w:rPr>
                 <w:rFonts w:ascii="Calibri" w:hAnsi="Calibri"/>
               </w:rPr>
-            </w:pPr>
-            <w:r>
-              <w:rPr>
-                <w:rFonts w:ascii="Calibri" w:hAnsi="Calibri"/>
-              </w:rPr>
-              <w:t>[</w:t>
-            </w:r>
-            <w:r>
-              <w:rPr>
-                <w:rFonts w:ascii="Calibri" w:hAnsi="Calibri"/>
-              </w:rPr>
-              <w:t>R</w:t>
-            </w:r>
-            <w:r>
-              <w:rPr>
-                <w:rFonts w:ascii="Calibri" w:hAnsi="Calibri"/>
-              </w:rPr>
-              <w:t>esultaat</w:t>
-            </w:r>
-            <w:r>
-              <w:rPr>
-                <w:rFonts w:ascii="Calibri" w:hAnsi="Calibri"/>
-              </w:rPr>
-              <w:t xml:space="preserve"> na de test</w:t>
-            </w:r>
-            <w:r>
-              <w:rPr>
-                <w:rFonts w:ascii="Calibri" w:hAnsi="Calibri"/>
-              </w:rPr>
-              <w:t>]</w:t>
+              <w:t>Komt overeen met gewilde resultaat</w:t>
             </w:r>
           </w:p>
         </w:tc>
@@ -2279,7 +2657,7 @@
         </w:trPr>
         <w:tc>
           <w:tcPr>
-            <w:tcW w:w="1168" w:type="pct"/>
+            <w:tcW w:w="2101" w:type="dxa"/>
             <w:shd w:val="clear" w:color="auto" w:fill="A6A6A6" w:themeFill="background1" w:themeFillShade="A6"/>
             <w:tcMar>
               <w:right w:w="0" w:type="dxa"/>
@@ -2304,47 +2682,27 @@
         </w:tc>
         <w:tc>
           <w:tcPr>
-            <w:tcW w:w="3832" w:type="pct"/>
+            <w:tcW w:w="6892" w:type="dxa"/>
             <w:gridSpan w:val="6"/>
             <w:shd w:val="clear" w:color="auto" w:fill="D9D9D9" w:themeFill="background1" w:themeFillShade="D9"/>
+            <w:tcMar/>
             <w:vAlign w:val="center"/>
           </w:tcPr>
           <w:p>
             <w:pPr>
               <w:spacing w:before="120" w:after="120" w:line="240" w:lineRule="auto"/>
+            </w:pPr>
+            <w:r>
               <w:rPr>
                 <w:rFonts w:ascii="Calibri" w:hAnsi="Calibri"/>
               </w:rPr>
-            </w:pPr>
+              <w:t>Onnodig</w:t>
+            </w:r>
             <w:r>
               <w:rPr>
                 <w:rFonts w:ascii="Calibri" w:hAnsi="Calibri"/>
               </w:rPr>
-              <w:t>[</w:t>
-            </w:r>
-            <w:r>
-              <w:rPr>
-                <w:rFonts w:ascii="Calibri" w:hAnsi="Calibri"/>
-              </w:rPr>
-              <w:t>Nodige aanpassingen</w:t>
-            </w:r>
-            <w:r>
-              <w:rPr>
-                <w:rFonts w:ascii="Calibri" w:hAnsi="Calibri"/>
-              </w:rPr>
-              <w:t xml:space="preserve"> die door gevoerd moeten worden</w:t>
-            </w:r>
-            <w:r>
-              <w:rPr>
-                <w:rFonts w:ascii="Calibri" w:hAnsi="Calibri"/>
-              </w:rPr>
-              <w:t xml:space="preserve"> na de test</w:t>
-            </w:r>
-            <w:r>
-              <w:rPr>
-                <w:rFonts w:ascii="Calibri" w:hAnsi="Calibri"/>
-              </w:rPr>
-              <w:t>]</w:t>
+              <w:t xml:space="preserve"> </w:t>
             </w:r>
           </w:p>
         </w:tc>
@@ -2355,8 +2713,9 @@
         </w:trPr>
         <w:tc>
           <w:tcPr>
-            <w:tcW w:w="1168" w:type="pct"/>
+            <w:tcW w:w="2101" w:type="dxa"/>
             <w:shd w:val="clear" w:color="auto" w:fill="9CC2E5" w:themeFill="accent1" w:themeFillTint="99"/>
+            <w:tcMar/>
             <w:vAlign w:val="center"/>
           </w:tcPr>
           <w:p>
@@ -2377,8 +2736,9 @@
         </w:tc>
         <w:tc>
           <w:tcPr>
-            <w:tcW w:w="416" w:type="pct"/>
+            <w:tcW w:w="749" w:type="dxa"/>
             <w:shd w:val="clear" w:color="auto" w:fill="9CC2E5" w:themeFill="accent1" w:themeFillTint="99"/>
+            <w:tcMar/>
             <w:vAlign w:val="center"/>
           </w:tcPr>
           <w:p>
@@ -2399,40 +2759,27 @@
         </w:tc>
         <w:tc>
           <w:tcPr>
-            <w:tcW w:w="622" w:type="pct"/>
+            <w:tcW w:w="1120" w:type="dxa"/>
+            <w:tcMar/>
             <w:vAlign w:val="center"/>
           </w:tcPr>
           <w:p>
             <w:pPr>
               <w:spacing w:before="120" w:after="120" w:line="256" w:lineRule="auto"/>
+            </w:pPr>
+            <w:r>
               <w:rPr>
                 <w:rFonts w:ascii="Calibri" w:hAnsi="Calibri"/>
               </w:rPr>
-            </w:pPr>
-            <w:r>
-              <w:rPr>
-                <w:rFonts w:ascii="Calibri" w:hAnsi="Calibri"/>
-              </w:rPr>
-              <w:t>[</w:t>
-            </w:r>
-            <w:r>
-              <w:rPr>
-                <w:rFonts w:ascii="Calibri" w:hAnsi="Calibri"/>
-              </w:rPr>
-              <w:t>Minuten</w:t>
-            </w:r>
-            <w:r>
-              <w:rPr>
-                <w:rFonts w:ascii="Calibri" w:hAnsi="Calibri"/>
-              </w:rPr>
-              <w:t>]</w:t>
+              <w:t>10</w:t>
             </w:r>
           </w:p>
         </w:tc>
         <w:tc>
           <w:tcPr>
-            <w:tcW w:w="574" w:type="pct"/>
+            <w:tcW w:w="1034" w:type="dxa"/>
             <w:shd w:val="clear" w:color="auto" w:fill="9CC2E5" w:themeFill="accent1" w:themeFillTint="99"/>
+            <w:tcMar/>
             <w:vAlign w:val="center"/>
           </w:tcPr>
           <w:p>
@@ -2453,40 +2800,27 @@
         </w:tc>
         <w:tc>
           <w:tcPr>
-            <w:tcW w:w="464" w:type="pct"/>
+            <w:tcW w:w="837" w:type="dxa"/>
+            <w:tcMar/>
             <w:vAlign w:val="center"/>
           </w:tcPr>
           <w:p>
             <w:pPr>
               <w:spacing w:before="120" w:after="120"/>
+            </w:pPr>
+            <w:r>
               <w:rPr>
                 <w:rFonts w:ascii="Calibri" w:hAnsi="Calibri"/>
               </w:rPr>
-            </w:pPr>
-            <w:r>
-              <w:rPr>
-                <w:rFonts w:ascii="Calibri" w:hAnsi="Calibri"/>
-              </w:rPr>
-              <w:t>[</w:t>
-            </w:r>
-            <w:r>
-              <w:rPr>
-                <w:rFonts w:ascii="Calibri" w:hAnsi="Calibri"/>
-              </w:rPr>
-              <w:t>0-10</w:t>
-            </w:r>
-            <w:r>
-              <w:rPr>
-                <w:rFonts w:ascii="Calibri" w:hAnsi="Calibri"/>
-              </w:rPr>
-              <w:t>]</w:t>
+              <w:t>10/10</w:t>
             </w:r>
           </w:p>
         </w:tc>
         <w:tc>
           <w:tcPr>
-            <w:tcW w:w="551" w:type="pct"/>
+            <w:tcW w:w="992" w:type="dxa"/>
             <w:shd w:val="clear" w:color="auto" w:fill="A6A6A6" w:themeFill="background1" w:themeFillShade="A6"/>
+            <w:tcMar/>
             <w:vAlign w:val="center"/>
           </w:tcPr>
           <w:p>
@@ -2508,24 +2842,20 @@
         </w:tc>
         <w:tc>
           <w:tcPr>
-            <w:tcW w:w="1204" w:type="pct"/>
+            <w:tcW w:w="2160" w:type="dxa"/>
             <w:shd w:val="clear" w:color="auto" w:fill="D9D9D9" w:themeFill="background1" w:themeFillShade="D9"/>
+            <w:tcMar/>
             <w:vAlign w:val="center"/>
           </w:tcPr>
           <w:p>
             <w:pPr>
               <w:spacing w:before="120" w:after="120"/>
+            </w:pPr>
+            <w:r>
               <w:rPr>
                 <w:rFonts w:ascii="Calibri" w:hAnsi="Calibri"/>
-                <w:bCs/>
-              </w:rPr>
-            </w:pPr>
-            <w:r>
-              <w:rPr>
-                <w:rFonts w:ascii="Calibri" w:hAnsi="Calibri"/>
-                <w:bCs/>
-              </w:rPr>
-              <w:t>[Naam tester]</w:t>
+              </w:rPr>
+              <w:t>Dylan</w:t>
             </w:r>
           </w:p>
         </w:tc>
@@ -2536,13 +2866,14 @@
         </w:trPr>
         <w:tc>
           <w:tcPr>
-            <w:tcW w:w="3245" w:type="pct"/>
+            <w:tcW w:w="5841" w:type="dxa"/>
             <w:gridSpan w:val="5"/>
             <w:tcBorders>
               <w:left w:val="nil"/>
               <w:bottom w:val="nil"/>
             </w:tcBorders>
             <w:shd w:val="clear" w:color="auto" w:fill="auto"/>
+            <w:tcMar/>
             <w:vAlign w:val="center"/>
           </w:tcPr>
           <w:p>
@@ -2558,8 +2889,9 @@
         </w:tc>
         <w:tc>
           <w:tcPr>
-            <w:tcW w:w="551" w:type="pct"/>
+            <w:tcW w:w="992" w:type="dxa"/>
             <w:shd w:val="clear" w:color="auto" w:fill="A6A6A6" w:themeFill="background1" w:themeFillShade="A6"/>
+            <w:tcMar/>
             <w:vAlign w:val="center"/>
           </w:tcPr>
           <w:p>
@@ -2581,68 +2913,29 @@
         </w:tc>
         <w:tc>
           <w:tcPr>
-            <w:tcW w:w="1204" w:type="pct"/>
+            <w:tcW w:w="2160" w:type="dxa"/>
             <w:shd w:val="clear" w:color="auto" w:fill="D9D9D9" w:themeFill="background1" w:themeFillShade="D9"/>
+            <w:tcMar/>
             <w:vAlign w:val="center"/>
           </w:tcPr>
           <w:p>
             <w:pPr>
               <w:spacing w:before="120" w:after="120"/>
+            </w:pPr>
+            <w:r>
               <w:rPr>
                 <w:rFonts w:ascii="Calibri" w:hAnsi="Calibri"/>
-                <w:bCs/>
-              </w:rPr>
-            </w:pPr>
-            <w:r>
-              <w:rPr>
-                <w:rFonts w:ascii="Calibri" w:hAnsi="Calibri"/>
-                <w:bCs/>
-              </w:rPr>
-              <w:t>[</w:t>
-            </w:r>
-            <w:r>
-              <w:rPr>
-                <w:rFonts w:ascii="Calibri" w:hAnsi="Calibri"/>
-                <w:bCs/>
-              </w:rPr>
-              <w:t>OK/</w:t>
-            </w:r>
-            <w:proofErr w:type="spellStart"/>
-            <w:r>
-              <w:rPr>
-                <w:rFonts w:ascii="Calibri" w:hAnsi="Calibri"/>
-                <w:bCs/>
-              </w:rPr>
-              <w:t>Fail</w:t>
-            </w:r>
-            <w:proofErr w:type="spellEnd"/>
-            <w:r>
-              <w:rPr>
-                <w:rFonts w:ascii="Calibri" w:hAnsi="Calibri"/>
-                <w:bCs/>
-              </w:rPr>
-              <w:t>/</w:t>
-            </w:r>
-            <w:r>
-              <w:rPr>
-                <w:rFonts w:ascii="Calibri" w:hAnsi="Calibri"/>
-                <w:bCs/>
-              </w:rPr>
-              <w:t>NVT</w:t>
-            </w:r>
-            <w:r>
-              <w:rPr>
-                <w:rFonts w:ascii="Calibri" w:hAnsi="Calibri"/>
-                <w:bCs/>
-              </w:rPr>
-              <w:t>]</w:t>
+              </w:rPr>
+              <w:t>OK</w:t>
             </w:r>
           </w:p>
         </w:tc>
       </w:tr>
     </w:tbl>
-    <w:p/>
     <w:p>
+      <w:pPr>
+        <w:pStyle w:val="Normal"/>
+      </w:pPr>
       <w:r>
         <w:br w:type="page"/>
       </w:r>
@@ -2651,7 +2944,7 @@
       <w:pPr>
         <w:pStyle w:val="Heading1"/>
       </w:pPr>
-      <w:bookmarkStart w:id="6" w:name="_Toc183092589"/>
+      <w:bookmarkStart w:name="_Toc183092589" w:id="6"/>
       <w:r>
         <w:lastRenderedPageBreak/>
         <w:t xml:space="preserve">7. </w:t>
@@ -2663,66 +2956,43 @@
     </w:p>
     <w:p>
       <w:r>
+        <w:rPr/>
         <w:t>Planning</w:t>
       </w:r>
       <w:r>
+        <w:rPr/>
         <w:t>:</w:t>
       </w:r>
     </w:p>
     <w:p>
       <w:pPr>
-        <w:rPr>
-          <w:i/>
-          <w:iCs/>
-        </w:rPr>
-      </w:pPr>
-      <w:r>
-        <w:rPr>
-          <w:i/>
-          <w:iCs/>
-        </w:rPr>
-        <w:t>[</w:t>
-      </w:r>
-      <w:r>
-        <w:rPr>
-          <w:i/>
-          <w:iCs/>
-        </w:rPr>
-        <w:t>M</w:t>
-      </w:r>
-      <w:r>
-        <w:rPr>
-          <w:i/>
-          <w:iCs/>
-        </w:rPr>
-        <w:t>aak een planning op basis van de deadlines per sprint</w:t>
-      </w:r>
-      <w:r>
-        <w:rPr>
-          <w:i/>
-          <w:iCs/>
-        </w:rPr>
-        <w:t>. Welke tests doe je wanneer</w:t>
-      </w:r>
-      <w:r>
-        <w:rPr>
-          <w:i/>
-          <w:iCs/>
-        </w:rPr>
-        <w:t xml:space="preserve"> en wie is verantwoordelijk voor het uitvoeren van de test?</w:t>
-      </w:r>
-      <w:r>
-        <w:rPr>
-          <w:i/>
-          <w:iCs/>
-        </w:rPr>
-        <w:t>]</w:t>
+        <w:pStyle w:val="Normal"/>
+      </w:pPr>
+      <w:r>
+        <w:rPr>
+          <w:rFonts w:ascii="Calibri" w:hAnsi="Calibri" w:eastAsia="Calibri" w:cs="Calibri"/>
+          <w:noProof w:val="0"/>
+          <w:sz w:val="22"/>
+          <w:szCs w:val="22"/>
+          <w:lang w:val="nl-NL"/>
+        </w:rPr>
+        <w:t xml:space="preserve">De tests worden uitgevoerd tijdens de een na laatste dag van de sprint, zo hebben we nog genoeg tijd om </w:t>
+      </w:r>
+      <w:r>
+        <w:rPr>
+          <w:rFonts w:ascii="Calibri" w:hAnsi="Calibri" w:eastAsia="Calibri" w:cs="Calibri"/>
+          <w:noProof w:val="0"/>
+          <w:sz w:val="22"/>
+          <w:szCs w:val="22"/>
+          <w:lang w:val="nl-NL"/>
+        </w:rPr>
+        <w:t>bugs te fixen.</w:t>
       </w:r>
     </w:p>
     <w:sectPr>
       <w:footerReference w:type="default" r:id="rId12"/>
       <w:headerReference w:type="first" r:id="rId13"/>
-      <w:pgSz w:w="11906" w:h="16838"/>
+      <w:pgSz w:w="11906" w:h="16838" w:orient="portrait"/>
       <w:pgMar w:top="1417" w:right="1417" w:bottom="1417" w:left="1417" w:header="708" w:footer="708" w:gutter="0"/>
       <w:cols w:space="708"/>
       <w:titlePg/>
@@ -2758,7 +3028,7 @@
 </file>
 
 <file path=word/footer1.xml><?xml version="1.0" encoding="utf-8"?>
-<w:ftr xmlns:wpc="http://schemas.microsoft.com/office/word/2010/wordprocessingCanvas" xmlns:cx="http://schemas.microsoft.com/office/drawing/2014/chartex" xmlns:cx1="http://schemas.microsoft.com/office/drawing/2015/9/8/chartex" xmlns:cx2="http://schemas.microsoft.com/office/drawing/2015/10/21/chartex" xmlns:cx3="http://schemas.microsoft.com/office/drawing/2016/5/9/chartex" xmlns:cx4="http://schemas.microsoft.com/office/drawing/2016/5/10/chartex" xmlns:cx5="http://schemas.microsoft.com/office/drawing/2016/5/11/chartex" xmlns:cx6="http://schemas.microsoft.com/office/drawing/2016/5/12/chartex" xmlns:cx7="http://schemas.microsoft.com/office/drawing/2016/5/13/chartex" xmlns:cx8="http://schemas.microsoft.com/office/drawing/2016/5/14/chartex" xmlns:mc="http://schemas.openxmlformats.org/markup-compatibility/2006" xmlns:aink="http://schemas.microsoft.com/office/drawing/2016/ink" xmlns:am3d="http://schemas.microsoft.com/office/drawing/2017/model3d" xmlns:o="urn:schemas-microsoft-com:office:office" xmlns:oel="http://schemas.microsoft.com/office/2019/extlst" xmlns:r="http://schemas.openxmlformats.org/officeDocument/2006/relationships" xmlns:m="http://schemas.openxmlformats.org/officeDocument/2006/math" xmlns:v="urn:schemas-microsoft-com:vml" xmlns:wp14="http://schemas.microsoft.com/office/word/2010/wordprocessingDrawing" xmlns:wp="http://schemas.openxmlformats.org/drawingml/2006/wordprocessingDrawing" xmlns:w10="urn:schemas-microsoft-com:office:word" xmlns:w="http://schemas.openxmlformats.org/wordprocessingml/2006/main" xmlns:w14="http://schemas.microsoft.com/office/word/2010/wordml" xmlns:w15="http://schemas.microsoft.com/office/word/2012/wordml" xmlns:w16cex="http://schemas.microsoft.com/office/word/2018/wordml/cex" xmlns:w16cid="http://schemas.microsoft.com/office/word/2016/wordml/cid" xmlns:w16="http://schemas.microsoft.com/office/word/2018/wordml" xmlns:w16du="http://schemas.microsoft.com/office/word/2023/wordml/word16du" xmlns:w16sdtdh="http://schemas.microsoft.com/office/word/2020/wordml/sdtdatahash" xmlns:w16se="http://schemas.microsoft.com/office/word/2015/wordml/symex" xmlns:wpg="http://schemas.microsoft.com/office/word/2010/wordprocessingGroup" xmlns:wpi="http://schemas.microsoft.com/office/word/2010/wordprocessingInk" xmlns:wne="http://schemas.microsoft.com/office/word/2006/wordml" xmlns:wps="http://schemas.microsoft.com/office/word/2010/wordprocessingShape" mc:Ignorable="w14 w15 w16se w16cid w16 w16cex w16sdtdh w16du wp14">
+<w:ftr xmlns:wpc="http://schemas.microsoft.com/office/word/2010/wordprocessingCanvas" xmlns:cx="http://schemas.microsoft.com/office/drawing/2014/chartex" xmlns:cx1="http://schemas.microsoft.com/office/drawing/2015/9/8/chartex" xmlns:cx2="http://schemas.microsoft.com/office/drawing/2015/10/21/chartex" xmlns:cx3="http://schemas.microsoft.com/office/drawing/2016/5/9/chartex" xmlns:cx4="http://schemas.microsoft.com/office/drawing/2016/5/10/chartex" xmlns:cx5="http://schemas.microsoft.com/office/drawing/2016/5/11/chartex" xmlns:cx6="http://schemas.microsoft.com/office/drawing/2016/5/12/chartex" xmlns:cx7="http://schemas.microsoft.com/office/drawing/2016/5/13/chartex" xmlns:cx8="http://schemas.microsoft.com/office/drawing/2016/5/14/chartex" xmlns:mc="http://schemas.openxmlformats.org/markup-compatibility/2006" xmlns:aink="http://schemas.microsoft.com/office/drawing/2016/ink" xmlns:am3d="http://schemas.microsoft.com/office/drawing/2017/model3d" xmlns:o="urn:schemas-microsoft-com:office:office" xmlns:oel="http://schemas.microsoft.com/office/2019/extlst" xmlns:r="http://schemas.openxmlformats.org/officeDocument/2006/relationships" xmlns:m="http://schemas.openxmlformats.org/officeDocument/2006/math" xmlns:v="urn:schemas-microsoft-com:vml" xmlns:wp14="http://schemas.microsoft.com/office/word/2010/wordprocessingDrawing" xmlns:wp="http://schemas.openxmlformats.org/drawingml/2006/wordprocessingDrawing" xmlns:w10="urn:schemas-microsoft-com:office:word" xmlns:w="http://schemas.openxmlformats.org/wordprocessingml/2006/main" xmlns:w14="http://schemas.microsoft.com/office/word/2010/wordml" xmlns:w15="http://schemas.microsoft.com/office/word/2012/wordml" xmlns:w16cex="http://schemas.microsoft.com/office/word/2018/wordml/cex" xmlns:w16cid="http://schemas.microsoft.com/office/word/2016/wordml/cid" xmlns:w16="http://schemas.microsoft.com/office/word/2018/wordml" xmlns:w16du="http://schemas.microsoft.com/office/word/2023/wordml/word16du" xmlns:w16sdtdh="http://schemas.microsoft.com/office/word/2020/wordml/sdtdatahash" xmlns:w16se="http://schemas.microsoft.com/office/word/2015/wordml/symex" xmlns:wpg="http://schemas.microsoft.com/office/word/2010/wordprocessingGroup" xmlns:wpi="http://schemas.microsoft.com/office/word/2010/wordprocessingInk" xmlns:wne="http://schemas.microsoft.com/office/word/2006/wordml" xmlns:wps="http://schemas.microsoft.com/office/word/2010/wordprocessingShape" xmlns:a="http://schemas.openxmlformats.org/drawingml/2006/main" xmlns:pic="http://schemas.openxmlformats.org/drawingml/2006/picture" xmlns:a14="http://schemas.microsoft.com/office/drawing/2010/main" mc:Ignorable="w14 w15 w16se w16cid w16 w16cex w16sdtdh w16du wp14">
   <w:p>
     <w:pPr>
       <w:pBdr>
@@ -3056,7 +3326,7 @@
 </file>
 
 <file path=word/header1.xml><?xml version="1.0" encoding="utf-8"?>
-<w:hdr xmlns:wpc="http://schemas.microsoft.com/office/word/2010/wordprocessingCanvas" xmlns:cx="http://schemas.microsoft.com/office/drawing/2014/chartex" xmlns:cx1="http://schemas.microsoft.com/office/drawing/2015/9/8/chartex" xmlns:cx2="http://schemas.microsoft.com/office/drawing/2015/10/21/chartex" xmlns:cx3="http://schemas.microsoft.com/office/drawing/2016/5/9/chartex" xmlns:cx4="http://schemas.microsoft.com/office/drawing/2016/5/10/chartex" xmlns:cx5="http://schemas.microsoft.com/office/drawing/2016/5/11/chartex" xmlns:cx6="http://schemas.microsoft.com/office/drawing/2016/5/12/chartex" xmlns:cx7="http://schemas.microsoft.com/office/drawing/2016/5/13/chartex" xmlns:cx8="http://schemas.microsoft.com/office/drawing/2016/5/14/chartex" xmlns:mc="http://schemas.openxmlformats.org/markup-compatibility/2006" xmlns:aink="http://schemas.microsoft.com/office/drawing/2016/ink" xmlns:am3d="http://schemas.microsoft.com/office/drawing/2017/model3d" xmlns:o="urn:schemas-microsoft-com:office:office" xmlns:oel="http://schemas.microsoft.com/office/2019/extlst" xmlns:r="http://schemas.openxmlformats.org/officeDocument/2006/relationships" xmlns:m="http://schemas.openxmlformats.org/officeDocument/2006/math" xmlns:v="urn:schemas-microsoft-com:vml" xmlns:wp14="http://schemas.microsoft.com/office/word/2010/wordprocessingDrawing" xmlns:wp="http://schemas.openxmlformats.org/drawingml/2006/wordprocessingDrawing" xmlns:w10="urn:schemas-microsoft-com:office:word" xmlns:w="http://schemas.openxmlformats.org/wordprocessingml/2006/main" xmlns:w14="http://schemas.microsoft.com/office/word/2010/wordml" xmlns:w15="http://schemas.microsoft.com/office/word/2012/wordml" xmlns:w16cex="http://schemas.microsoft.com/office/word/2018/wordml/cex" xmlns:w16cid="http://schemas.microsoft.com/office/word/2016/wordml/cid" xmlns:w16="http://schemas.microsoft.com/office/word/2018/wordml" xmlns:w16du="http://schemas.microsoft.com/office/word/2023/wordml/word16du" xmlns:w16sdtdh="http://schemas.microsoft.com/office/word/2020/wordml/sdtdatahash" xmlns:w16se="http://schemas.microsoft.com/office/word/2015/wordml/symex" xmlns:wpg="http://schemas.microsoft.com/office/word/2010/wordprocessingGroup" xmlns:wpi="http://schemas.microsoft.com/office/word/2010/wordprocessingInk" xmlns:wne="http://schemas.microsoft.com/office/word/2006/wordml" xmlns:wps="http://schemas.microsoft.com/office/word/2010/wordprocessingShape" mc:Ignorable="w14 w15 w16se w16cid w16 w16cex w16sdtdh w16du wp14">
+<w:hdr xmlns:wpc="http://schemas.microsoft.com/office/word/2010/wordprocessingCanvas" xmlns:cx="http://schemas.microsoft.com/office/drawing/2014/chartex" xmlns:cx1="http://schemas.microsoft.com/office/drawing/2015/9/8/chartex" xmlns:cx2="http://schemas.microsoft.com/office/drawing/2015/10/21/chartex" xmlns:cx3="http://schemas.microsoft.com/office/drawing/2016/5/9/chartex" xmlns:cx4="http://schemas.microsoft.com/office/drawing/2016/5/10/chartex" xmlns:cx5="http://schemas.microsoft.com/office/drawing/2016/5/11/chartex" xmlns:cx6="http://schemas.microsoft.com/office/drawing/2016/5/12/chartex" xmlns:cx7="http://schemas.microsoft.com/office/drawing/2016/5/13/chartex" xmlns:cx8="http://schemas.microsoft.com/office/drawing/2016/5/14/chartex" xmlns:mc="http://schemas.openxmlformats.org/markup-compatibility/2006" xmlns:aink="http://schemas.microsoft.com/office/drawing/2016/ink" xmlns:am3d="http://schemas.microsoft.com/office/drawing/2017/model3d" xmlns:o="urn:schemas-microsoft-com:office:office" xmlns:oel="http://schemas.microsoft.com/office/2019/extlst" xmlns:r="http://schemas.openxmlformats.org/officeDocument/2006/relationships" xmlns:m="http://schemas.openxmlformats.org/officeDocument/2006/math" xmlns:v="urn:schemas-microsoft-com:vml" xmlns:wp14="http://schemas.microsoft.com/office/word/2010/wordprocessingDrawing" xmlns:wp="http://schemas.openxmlformats.org/drawingml/2006/wordprocessingDrawing" xmlns:w10="urn:schemas-microsoft-com:office:word" xmlns:w="http://schemas.openxmlformats.org/wordprocessingml/2006/main" xmlns:w14="http://schemas.microsoft.com/office/word/2010/wordml" xmlns:w15="http://schemas.microsoft.com/office/word/2012/wordml" xmlns:w16cex="http://schemas.microsoft.com/office/word/2018/wordml/cex" xmlns:w16cid="http://schemas.microsoft.com/office/word/2016/wordml/cid" xmlns:w16="http://schemas.microsoft.com/office/word/2018/wordml" xmlns:w16du="http://schemas.microsoft.com/office/word/2023/wordml/word16du" xmlns:w16sdtdh="http://schemas.microsoft.com/office/word/2020/wordml/sdtdatahash" xmlns:w16se="http://schemas.microsoft.com/office/word/2015/wordml/symex" xmlns:wpg="http://schemas.microsoft.com/office/word/2010/wordprocessingGroup" xmlns:wpi="http://schemas.microsoft.com/office/word/2010/wordprocessingInk" xmlns:wne="http://schemas.microsoft.com/office/word/2006/wordml" xmlns:wps="http://schemas.microsoft.com/office/word/2010/wordprocessingShape" xmlns:a="http://schemas.openxmlformats.org/drawingml/2006/main" xmlns:pic="http://schemas.openxmlformats.org/drawingml/2006/picture" xmlns:a14="http://schemas.microsoft.com/office/drawing/2010/main" mc:Ignorable="w14 w15 w16se w16cid w16 w16cex w16sdtdh w16du wp14">
   <w:p>
     <w:pPr>
       <w:pStyle w:val="Header"/>
@@ -3126,6 +3396,318 @@
 
 <file path=word/numbering.xml><?xml version="1.0" encoding="utf-8"?>
 <w:numbering xmlns:wpc="http://schemas.microsoft.com/office/word/2010/wordprocessingCanvas" xmlns:cx="http://schemas.microsoft.com/office/drawing/2014/chartex" xmlns:cx1="http://schemas.microsoft.com/office/drawing/2015/9/8/chartex" xmlns:cx2="http://schemas.microsoft.com/office/drawing/2015/10/21/chartex" xmlns:cx3="http://schemas.microsoft.com/office/drawing/2016/5/9/chartex" xmlns:cx4="http://schemas.microsoft.com/office/drawing/2016/5/10/chartex" xmlns:cx5="http://schemas.microsoft.com/office/drawing/2016/5/11/chartex" xmlns:cx6="http://schemas.microsoft.com/office/drawing/2016/5/12/chartex" xmlns:cx7="http://schemas.microsoft.com/office/drawing/2016/5/13/chartex" xmlns:cx8="http://schemas.microsoft.com/office/drawing/2016/5/14/chartex" xmlns:mc="http://schemas.openxmlformats.org/markup-compatibility/2006" xmlns:aink="http://schemas.microsoft.com/office/drawing/2016/ink" xmlns:am3d="http://schemas.microsoft.com/office/drawing/2017/model3d" xmlns:o="urn:schemas-microsoft-com:office:office" xmlns:oel="http://schemas.microsoft.com/office/2019/extlst" xmlns:r="http://schemas.openxmlformats.org/officeDocument/2006/relationships" xmlns:m="http://schemas.openxmlformats.org/officeDocument/2006/math" xmlns:v="urn:schemas-microsoft-com:vml" xmlns:wp14="http://schemas.microsoft.com/office/word/2010/wordprocessingDrawing" xmlns:wp="http://schemas.openxmlformats.org/drawingml/2006/wordprocessingDrawing" xmlns:w10="urn:schemas-microsoft-com:office:word" xmlns:w="http://schemas.openxmlformats.org/wordprocessingml/2006/main" xmlns:w14="http://schemas.microsoft.com/office/word/2010/wordml" xmlns:w15="http://schemas.microsoft.com/office/word/2012/wordml" xmlns:w16cex="http://schemas.microsoft.com/office/word/2018/wordml/cex" xmlns:w16cid="http://schemas.microsoft.com/office/word/2016/wordml/cid" xmlns:w16="http://schemas.microsoft.com/office/word/2018/wordml" xmlns:w16du="http://schemas.microsoft.com/office/word/2023/wordml/word16du" xmlns:w16sdtdh="http://schemas.microsoft.com/office/word/2020/wordml/sdtdatahash" xmlns:w16se="http://schemas.microsoft.com/office/word/2015/wordml/symex" xmlns:wpg="http://schemas.microsoft.com/office/word/2010/wordprocessingGroup" xmlns:wpi="http://schemas.microsoft.com/office/word/2010/wordprocessingInk" xmlns:wne="http://schemas.microsoft.com/office/word/2006/wordml" xmlns:wps="http://schemas.microsoft.com/office/word/2010/wordprocessingShape" mc:Ignorable="w14 w15 w16se w16cid w16 w16cex w16sdtdh w16du wp14">
+  <w:abstractNum xmlns:w="http://schemas.openxmlformats.org/wordprocessingml/2006/main" w:abstractNumId="19">
+    <w:nsid w:val="2514662e"/>
+    <w:multiLevelType xmlns:w="http://schemas.openxmlformats.org/wordprocessingml/2006/main" w:val="hybridMultilevel"/>
+    <w:lvl xmlns:w="http://schemas.openxmlformats.org/wordprocessingml/2006/main" w:ilvl="0">
+      <w:start w:val="1"/>
+      <w:numFmt w:val="bullet"/>
+      <w:lvlText w:val=""/>
+      <w:lvlJc w:val="left"/>
+      <w:pPr>
+        <w:ind w:left="720" w:hanging="360"/>
+      </w:pPr>
+      <w:rPr>
+        <w:rFonts w:hint="default" w:ascii="Symbol" w:hAnsi="Symbol"/>
+      </w:rPr>
+    </w:lvl>
+    <w:lvl xmlns:w="http://schemas.openxmlformats.org/wordprocessingml/2006/main" w:ilvl="1">
+      <w:start w:val="1"/>
+      <w:numFmt w:val="bullet"/>
+      <w:lvlText w:val="o"/>
+      <w:lvlJc w:val="left"/>
+      <w:pPr>
+        <w:ind w:left="1440" w:hanging="360"/>
+      </w:pPr>
+      <w:rPr>
+        <w:rFonts w:hint="default" w:ascii="Courier New" w:hAnsi="Courier New"/>
+      </w:rPr>
+    </w:lvl>
+    <w:lvl xmlns:w="http://schemas.openxmlformats.org/wordprocessingml/2006/main" w:ilvl="2">
+      <w:start w:val="1"/>
+      <w:numFmt w:val="bullet"/>
+      <w:lvlText w:val=""/>
+      <w:lvlJc w:val="left"/>
+      <w:pPr>
+        <w:ind w:left="2160" w:hanging="360"/>
+      </w:pPr>
+      <w:rPr>
+        <w:rFonts w:hint="default" w:ascii="Wingdings" w:hAnsi="Wingdings"/>
+      </w:rPr>
+    </w:lvl>
+    <w:lvl xmlns:w="http://schemas.openxmlformats.org/wordprocessingml/2006/main" w:ilvl="3">
+      <w:start w:val="1"/>
+      <w:numFmt w:val="bullet"/>
+      <w:lvlText w:val=""/>
+      <w:lvlJc w:val="left"/>
+      <w:pPr>
+        <w:ind w:left="2880" w:hanging="360"/>
+      </w:pPr>
+      <w:rPr>
+        <w:rFonts w:hint="default" w:ascii="Symbol" w:hAnsi="Symbol"/>
+      </w:rPr>
+    </w:lvl>
+    <w:lvl xmlns:w="http://schemas.openxmlformats.org/wordprocessingml/2006/main" w:ilvl="4">
+      <w:start w:val="1"/>
+      <w:numFmt w:val="bullet"/>
+      <w:lvlText w:val="o"/>
+      <w:lvlJc w:val="left"/>
+      <w:pPr>
+        <w:ind w:left="3600" w:hanging="360"/>
+      </w:pPr>
+      <w:rPr>
+        <w:rFonts w:hint="default" w:ascii="Courier New" w:hAnsi="Courier New"/>
+      </w:rPr>
+    </w:lvl>
+    <w:lvl xmlns:w="http://schemas.openxmlformats.org/wordprocessingml/2006/main" w:ilvl="5">
+      <w:start w:val="1"/>
+      <w:numFmt w:val="bullet"/>
+      <w:lvlText w:val=""/>
+      <w:lvlJc w:val="left"/>
+      <w:pPr>
+        <w:ind w:left="4320" w:hanging="360"/>
+      </w:pPr>
+      <w:rPr>
+        <w:rFonts w:hint="default" w:ascii="Wingdings" w:hAnsi="Wingdings"/>
+      </w:rPr>
+    </w:lvl>
+    <w:lvl xmlns:w="http://schemas.openxmlformats.org/wordprocessingml/2006/main" w:ilvl="6">
+      <w:start w:val="1"/>
+      <w:numFmt w:val="bullet"/>
+      <w:lvlText w:val=""/>
+      <w:lvlJc w:val="left"/>
+      <w:pPr>
+        <w:ind w:left="5040" w:hanging="360"/>
+      </w:pPr>
+      <w:rPr>
+        <w:rFonts w:hint="default" w:ascii="Symbol" w:hAnsi="Symbol"/>
+      </w:rPr>
+    </w:lvl>
+    <w:lvl xmlns:w="http://schemas.openxmlformats.org/wordprocessingml/2006/main" w:ilvl="7">
+      <w:start w:val="1"/>
+      <w:numFmt w:val="bullet"/>
+      <w:lvlText w:val="o"/>
+      <w:lvlJc w:val="left"/>
+      <w:pPr>
+        <w:ind w:left="5760" w:hanging="360"/>
+      </w:pPr>
+      <w:rPr>
+        <w:rFonts w:hint="default" w:ascii="Courier New" w:hAnsi="Courier New"/>
+      </w:rPr>
+    </w:lvl>
+    <w:lvl xmlns:w="http://schemas.openxmlformats.org/wordprocessingml/2006/main" w:ilvl="8">
+      <w:start w:val="1"/>
+      <w:numFmt w:val="bullet"/>
+      <w:lvlText w:val=""/>
+      <w:lvlJc w:val="left"/>
+      <w:pPr>
+        <w:ind w:left="6480" w:hanging="360"/>
+      </w:pPr>
+      <w:rPr>
+        <w:rFonts w:hint="default" w:ascii="Wingdings" w:hAnsi="Wingdings"/>
+      </w:rPr>
+    </w:lvl>
+  </w:abstractNum>
+  <w:abstractNum xmlns:w="http://schemas.openxmlformats.org/wordprocessingml/2006/main" w:abstractNumId="18">
+    <w:nsid w:val="60a678c4"/>
+    <w:multiLevelType xmlns:w="http://schemas.openxmlformats.org/wordprocessingml/2006/main" w:val="hybridMultilevel"/>
+    <w:lvl xmlns:w="http://schemas.openxmlformats.org/wordprocessingml/2006/main" w:ilvl="0">
+      <w:start w:val="1"/>
+      <w:numFmt w:val="decimal"/>
+      <w:lvlText w:val="%1."/>
+      <w:lvlJc w:val="left"/>
+      <w:pPr>
+        <w:ind w:left="720" w:hanging="360"/>
+      </w:pPr>
+      <w:rPr>
+        <w:rFonts w:hint="default" w:ascii="Calibri,Times New Roman" w:hAnsi="Calibri,Times New Roman"/>
+      </w:rPr>
+    </w:lvl>
+    <w:lvl xmlns:w="http://schemas.openxmlformats.org/wordprocessingml/2006/main" w:ilvl="1">
+      <w:start w:val="1"/>
+      <w:numFmt w:val="lowerLetter"/>
+      <w:lvlText w:val="%2."/>
+      <w:lvlJc w:val="left"/>
+      <w:pPr>
+        <w:ind w:left="1440" w:hanging="360"/>
+      </w:pPr>
+    </w:lvl>
+    <w:lvl xmlns:w="http://schemas.openxmlformats.org/wordprocessingml/2006/main" w:ilvl="2">
+      <w:start w:val="1"/>
+      <w:numFmt w:val="lowerRoman"/>
+      <w:lvlText w:val="%3."/>
+      <w:lvlJc w:val="right"/>
+      <w:pPr>
+        <w:ind w:left="2160" w:hanging="180"/>
+      </w:pPr>
+    </w:lvl>
+    <w:lvl xmlns:w="http://schemas.openxmlformats.org/wordprocessingml/2006/main" w:ilvl="3">
+      <w:start w:val="1"/>
+      <w:numFmt w:val="decimal"/>
+      <w:lvlText w:val="%4."/>
+      <w:lvlJc w:val="left"/>
+      <w:pPr>
+        <w:ind w:left="2880" w:hanging="360"/>
+      </w:pPr>
+    </w:lvl>
+    <w:lvl xmlns:w="http://schemas.openxmlformats.org/wordprocessingml/2006/main" w:ilvl="4">
+      <w:start w:val="1"/>
+      <w:numFmt w:val="lowerLetter"/>
+      <w:lvlText w:val="%5."/>
+      <w:lvlJc w:val="left"/>
+      <w:pPr>
+        <w:ind w:left="3600" w:hanging="360"/>
+      </w:pPr>
+    </w:lvl>
+    <w:lvl xmlns:w="http://schemas.openxmlformats.org/wordprocessingml/2006/main" w:ilvl="5">
+      <w:start w:val="1"/>
+      <w:numFmt w:val="lowerRoman"/>
+      <w:lvlText w:val="%6."/>
+      <w:lvlJc w:val="right"/>
+      <w:pPr>
+        <w:ind w:left="4320" w:hanging="180"/>
+      </w:pPr>
+    </w:lvl>
+    <w:lvl xmlns:w="http://schemas.openxmlformats.org/wordprocessingml/2006/main" w:ilvl="6">
+      <w:start w:val="1"/>
+      <w:numFmt w:val="decimal"/>
+      <w:lvlText w:val="%7."/>
+      <w:lvlJc w:val="left"/>
+      <w:pPr>
+        <w:ind w:left="5040" w:hanging="360"/>
+      </w:pPr>
+    </w:lvl>
+    <w:lvl xmlns:w="http://schemas.openxmlformats.org/wordprocessingml/2006/main" w:ilvl="7">
+      <w:start w:val="1"/>
+      <w:numFmt w:val="lowerLetter"/>
+      <w:lvlText w:val="%8."/>
+      <w:lvlJc w:val="left"/>
+      <w:pPr>
+        <w:ind w:left="5760" w:hanging="360"/>
+      </w:pPr>
+    </w:lvl>
+    <w:lvl xmlns:w="http://schemas.openxmlformats.org/wordprocessingml/2006/main" w:ilvl="8">
+      <w:start w:val="1"/>
+      <w:numFmt w:val="lowerRoman"/>
+      <w:lvlText w:val="%9."/>
+      <w:lvlJc w:val="right"/>
+      <w:pPr>
+        <w:ind w:left="6480" w:hanging="180"/>
+      </w:pPr>
+    </w:lvl>
+  </w:abstractNum>
+  <w:abstractNum xmlns:w="http://schemas.openxmlformats.org/wordprocessingml/2006/main" w:abstractNumId="17">
+    <w:nsid w:val="116301e9"/>
+    <w:multiLevelType xmlns:w="http://schemas.openxmlformats.org/wordprocessingml/2006/main" w:val="hybridMultilevel"/>
+    <w:lvl xmlns:w="http://schemas.openxmlformats.org/wordprocessingml/2006/main" w:ilvl="0">
+      <w:start w:val="1"/>
+      <w:numFmt w:val="bullet"/>
+      <w:lvlText w:val=""/>
+      <w:lvlJc w:val="left"/>
+      <w:pPr>
+        <w:ind w:left="720" w:hanging="360"/>
+      </w:pPr>
+      <w:rPr>
+        <w:rFonts w:hint="default" w:ascii="Symbol" w:hAnsi="Symbol"/>
+      </w:rPr>
+    </w:lvl>
+    <w:lvl xmlns:w="http://schemas.openxmlformats.org/wordprocessingml/2006/main" w:ilvl="1">
+      <w:start w:val="1"/>
+      <w:numFmt w:val="bullet"/>
+      <w:lvlText w:val="o"/>
+      <w:lvlJc w:val="left"/>
+      <w:pPr>
+        <w:ind w:left="1440" w:hanging="360"/>
+      </w:pPr>
+      <w:rPr>
+        <w:rFonts w:hint="default" w:ascii="Courier New" w:hAnsi="Courier New"/>
+      </w:rPr>
+    </w:lvl>
+    <w:lvl xmlns:w="http://schemas.openxmlformats.org/wordprocessingml/2006/main" w:ilvl="2">
+      <w:start w:val="1"/>
+      <w:numFmt w:val="bullet"/>
+      <w:lvlText w:val=""/>
+      <w:lvlJc w:val="left"/>
+      <w:pPr>
+        <w:ind w:left="2160" w:hanging="360"/>
+      </w:pPr>
+      <w:rPr>
+        <w:rFonts w:hint="default" w:ascii="Wingdings" w:hAnsi="Wingdings"/>
+      </w:rPr>
+    </w:lvl>
+    <w:lvl xmlns:w="http://schemas.openxmlformats.org/wordprocessingml/2006/main" w:ilvl="3">
+      <w:start w:val="1"/>
+      <w:numFmt w:val="bullet"/>
+      <w:lvlText w:val=""/>
+      <w:lvlJc w:val="left"/>
+      <w:pPr>
+        <w:ind w:left="2880" w:hanging="360"/>
+      </w:pPr>
+      <w:rPr>
+        <w:rFonts w:hint="default" w:ascii="Symbol" w:hAnsi="Symbol"/>
+      </w:rPr>
+    </w:lvl>
+    <w:lvl xmlns:w="http://schemas.openxmlformats.org/wordprocessingml/2006/main" w:ilvl="4">
+      <w:start w:val="1"/>
+      <w:numFmt w:val="bullet"/>
+      <w:lvlText w:val="o"/>
+      <w:lvlJc w:val="left"/>
+      <w:pPr>
+        <w:ind w:left="3600" w:hanging="360"/>
+      </w:pPr>
+      <w:rPr>
+        <w:rFonts w:hint="default" w:ascii="Courier New" w:hAnsi="Courier New"/>
+      </w:rPr>
+    </w:lvl>
+    <w:lvl xmlns:w="http://schemas.openxmlformats.org/wordprocessingml/2006/main" w:ilvl="5">
+      <w:start w:val="1"/>
+      <w:numFmt w:val="bullet"/>
+      <w:lvlText w:val=""/>
+      <w:lvlJc w:val="left"/>
+      <w:pPr>
+        <w:ind w:left="4320" w:hanging="360"/>
+      </w:pPr>
+      <w:rPr>
+        <w:rFonts w:hint="default" w:ascii="Wingdings" w:hAnsi="Wingdings"/>
+      </w:rPr>
+    </w:lvl>
+    <w:lvl xmlns:w="http://schemas.openxmlformats.org/wordprocessingml/2006/main" w:ilvl="6">
+      <w:start w:val="1"/>
+      <w:numFmt w:val="bullet"/>
+      <w:lvlText w:val=""/>
+      <w:lvlJc w:val="left"/>
+      <w:pPr>
+        <w:ind w:left="5040" w:hanging="360"/>
+      </w:pPr>
+      <w:rPr>
+        <w:rFonts w:hint="default" w:ascii="Symbol" w:hAnsi="Symbol"/>
+      </w:rPr>
+    </w:lvl>
+    <w:lvl xmlns:w="http://schemas.openxmlformats.org/wordprocessingml/2006/main" w:ilvl="7">
+      <w:start w:val="1"/>
+      <w:numFmt w:val="bullet"/>
+      <w:lvlText w:val="o"/>
+      <w:lvlJc w:val="left"/>
+      <w:pPr>
+        <w:ind w:left="5760" w:hanging="360"/>
+      </w:pPr>
+      <w:rPr>
+        <w:rFonts w:hint="default" w:ascii="Courier New" w:hAnsi="Courier New"/>
+      </w:rPr>
+    </w:lvl>
+    <w:lvl xmlns:w="http://schemas.openxmlformats.org/wordprocessingml/2006/main" w:ilvl="8">
+      <w:start w:val="1"/>
+      <w:numFmt w:val="bullet"/>
+      <w:lvlText w:val=""/>
+      <w:lvlJc w:val="left"/>
+      <w:pPr>
+        <w:ind w:left="6480" w:hanging="360"/>
+      </w:pPr>
+      <w:rPr>
+        <w:rFonts w:hint="default" w:ascii="Wingdings" w:hAnsi="Wingdings"/>
+      </w:rPr>
+    </w:lvl>
+  </w:abstractNum>
   <w:abstractNum w:abstractNumId="0" w15:restartNumberingAfterBreak="0">
     <w:nsid w:val="00BB4748"/>
     <w:multiLevelType w:val="multilevel"/>
@@ -3142,7 +3724,7 @@
         <w:ind w:left="720" w:hanging="360"/>
       </w:pPr>
       <w:rPr>
-        <w:rFonts w:ascii="Symbol" w:hAnsi="Symbol" w:hint="default"/>
+        <w:rFonts w:hint="default" w:ascii="Symbol" w:hAnsi="Symbol"/>
         <w:sz w:val="20"/>
       </w:rPr>
     </w:lvl>
@@ -3158,7 +3740,7 @@
         <w:ind w:left="1440" w:hanging="360"/>
       </w:pPr>
       <w:rPr>
-        <w:rFonts w:ascii="Courier New" w:hAnsi="Courier New" w:hint="default"/>
+        <w:rFonts w:hint="default" w:ascii="Courier New" w:hAnsi="Courier New"/>
         <w:sz w:val="20"/>
       </w:rPr>
     </w:lvl>
@@ -3174,7 +3756,7 @@
         <w:ind w:left="2160" w:hanging="360"/>
       </w:pPr>
       <w:rPr>
-        <w:rFonts w:ascii="Wingdings" w:hAnsi="Wingdings" w:hint="default"/>
+        <w:rFonts w:hint="default" w:ascii="Wingdings" w:hAnsi="Wingdings"/>
         <w:sz w:val="20"/>
       </w:rPr>
     </w:lvl>
@@ -3190,7 +3772,7 @@
         <w:ind w:left="2880" w:hanging="360"/>
       </w:pPr>
       <w:rPr>
-        <w:rFonts w:ascii="Wingdings" w:hAnsi="Wingdings" w:hint="default"/>
+        <w:rFonts w:hint="default" w:ascii="Wingdings" w:hAnsi="Wingdings"/>
         <w:sz w:val="20"/>
       </w:rPr>
     </w:lvl>
@@ -3206,7 +3788,7 @@
         <w:ind w:left="3600" w:hanging="360"/>
       </w:pPr>
       <w:rPr>
-        <w:rFonts w:ascii="Wingdings" w:hAnsi="Wingdings" w:hint="default"/>
+        <w:rFonts w:hint="default" w:ascii="Wingdings" w:hAnsi="Wingdings"/>
         <w:sz w:val="20"/>
       </w:rPr>
     </w:lvl>
@@ -3222,7 +3804,7 @@
         <w:ind w:left="4320" w:hanging="360"/>
       </w:pPr>
       <w:rPr>
-        <w:rFonts w:ascii="Wingdings" w:hAnsi="Wingdings" w:hint="default"/>
+        <w:rFonts w:hint="default" w:ascii="Wingdings" w:hAnsi="Wingdings"/>
         <w:sz w:val="20"/>
       </w:rPr>
     </w:lvl>
@@ -3238,7 +3820,7 @@
         <w:ind w:left="5040" w:hanging="360"/>
       </w:pPr>
       <w:rPr>
-        <w:rFonts w:ascii="Wingdings" w:hAnsi="Wingdings" w:hint="default"/>
+        <w:rFonts w:hint="default" w:ascii="Wingdings" w:hAnsi="Wingdings"/>
         <w:sz w:val="20"/>
       </w:rPr>
     </w:lvl>
@@ -3254,7 +3836,7 @@
         <w:ind w:left="5760" w:hanging="360"/>
       </w:pPr>
       <w:rPr>
-        <w:rFonts w:ascii="Wingdings" w:hAnsi="Wingdings" w:hint="default"/>
+        <w:rFonts w:hint="default" w:ascii="Wingdings" w:hAnsi="Wingdings"/>
         <w:sz w:val="20"/>
       </w:rPr>
     </w:lvl>
@@ -3270,7 +3852,7 @@
         <w:ind w:left="6480" w:hanging="360"/>
       </w:pPr>
       <w:rPr>
-        <w:rFonts w:ascii="Wingdings" w:hAnsi="Wingdings" w:hint="default"/>
+        <w:rFonts w:hint="default" w:ascii="Wingdings" w:hAnsi="Wingdings"/>
         <w:sz w:val="20"/>
       </w:rPr>
     </w:lvl>
@@ -3288,7 +3870,7 @@
         <w:ind w:left="360" w:hanging="360"/>
       </w:pPr>
       <w:rPr>
-        <w:rFonts w:ascii="Calibri" w:hAnsi="Calibri" w:hint="default"/>
+        <w:rFonts w:hint="default" w:ascii="Calibri" w:hAnsi="Calibri"/>
         <w:b w:val="0"/>
         <w:i w:val="0"/>
         <w:sz w:val="22"/>
@@ -3383,7 +3965,7 @@
         <w:ind w:left="720" w:hanging="360"/>
       </w:pPr>
       <w:rPr>
-        <w:rFonts w:ascii="Symbol" w:hAnsi="Symbol" w:hint="default"/>
+        <w:rFonts w:hint="default" w:ascii="Symbol" w:hAnsi="Symbol"/>
         <w:sz w:val="20"/>
       </w:rPr>
     </w:lvl>
@@ -3399,7 +3981,7 @@
         <w:ind w:left="1440" w:hanging="360"/>
       </w:pPr>
       <w:rPr>
-        <w:rFonts w:ascii="Courier New" w:hAnsi="Courier New" w:hint="default"/>
+        <w:rFonts w:hint="default" w:ascii="Courier New" w:hAnsi="Courier New"/>
         <w:sz w:val="20"/>
       </w:rPr>
     </w:lvl>
@@ -3415,7 +3997,7 @@
         <w:ind w:left="2160" w:hanging="360"/>
       </w:pPr>
       <w:rPr>
-        <w:rFonts w:ascii="Wingdings" w:hAnsi="Wingdings" w:hint="default"/>
+        <w:rFonts w:hint="default" w:ascii="Wingdings" w:hAnsi="Wingdings"/>
         <w:sz w:val="20"/>
       </w:rPr>
     </w:lvl>
@@ -3431,7 +4013,7 @@
         <w:ind w:left="2880" w:hanging="360"/>
       </w:pPr>
       <w:rPr>
-        <w:rFonts w:ascii="Wingdings" w:hAnsi="Wingdings" w:hint="default"/>
+        <w:rFonts w:hint="default" w:ascii="Wingdings" w:hAnsi="Wingdings"/>
         <w:sz w:val="20"/>
       </w:rPr>
     </w:lvl>
@@ -3447,7 +4029,7 @@
         <w:ind w:left="3600" w:hanging="360"/>
       </w:pPr>
       <w:rPr>
-        <w:rFonts w:ascii="Wingdings" w:hAnsi="Wingdings" w:hint="default"/>
+        <w:rFonts w:hint="default" w:ascii="Wingdings" w:hAnsi="Wingdings"/>
         <w:sz w:val="20"/>
       </w:rPr>
     </w:lvl>
@@ -3463,7 +4045,7 @@
         <w:ind w:left="4320" w:hanging="360"/>
       </w:pPr>
       <w:rPr>
-        <w:rFonts w:ascii="Wingdings" w:hAnsi="Wingdings" w:hint="default"/>
+        <w:rFonts w:hint="default" w:ascii="Wingdings" w:hAnsi="Wingdings"/>
         <w:sz w:val="20"/>
       </w:rPr>
     </w:lvl>
@@ -3479,7 +4061,7 @@
         <w:ind w:left="5040" w:hanging="360"/>
       </w:pPr>
       <w:rPr>
-        <w:rFonts w:ascii="Wingdings" w:hAnsi="Wingdings" w:hint="default"/>
+        <w:rFonts w:hint="default" w:ascii="Wingdings" w:hAnsi="Wingdings"/>
         <w:sz w:val="20"/>
       </w:rPr>
     </w:lvl>
@@ -3495,7 +4077,7 @@
         <w:ind w:left="5760" w:hanging="360"/>
       </w:pPr>
       <w:rPr>
-        <w:rFonts w:ascii="Wingdings" w:hAnsi="Wingdings" w:hint="default"/>
+        <w:rFonts w:hint="default" w:ascii="Wingdings" w:hAnsi="Wingdings"/>
         <w:sz w:val="20"/>
       </w:rPr>
     </w:lvl>
@@ -3511,7 +4093,7 @@
         <w:ind w:left="6480" w:hanging="360"/>
       </w:pPr>
       <w:rPr>
-        <w:rFonts w:ascii="Wingdings" w:hAnsi="Wingdings" w:hint="default"/>
+        <w:rFonts w:hint="default" w:ascii="Wingdings" w:hAnsi="Wingdings"/>
         <w:sz w:val="20"/>
       </w:rPr>
     </w:lvl>
@@ -3618,7 +4200,7 @@
         <w:ind w:left="720" w:hanging="360"/>
       </w:pPr>
       <w:rPr>
-        <w:rFonts w:ascii="Symbol" w:hAnsi="Symbol" w:hint="default"/>
+        <w:rFonts w:hint="default" w:ascii="Symbol" w:hAnsi="Symbol"/>
         <w:sz w:val="20"/>
       </w:rPr>
     </w:lvl>
@@ -3634,7 +4216,7 @@
         <w:ind w:left="1440" w:hanging="360"/>
       </w:pPr>
       <w:rPr>
-        <w:rFonts w:ascii="Courier New" w:hAnsi="Courier New" w:hint="default"/>
+        <w:rFonts w:hint="default" w:ascii="Courier New" w:hAnsi="Courier New"/>
         <w:sz w:val="20"/>
       </w:rPr>
     </w:lvl>
@@ -3650,7 +4232,7 @@
         <w:ind w:left="2160" w:hanging="360"/>
       </w:pPr>
       <w:rPr>
-        <w:rFonts w:ascii="Wingdings" w:hAnsi="Wingdings" w:hint="default"/>
+        <w:rFonts w:hint="default" w:ascii="Wingdings" w:hAnsi="Wingdings"/>
         <w:sz w:val="20"/>
       </w:rPr>
     </w:lvl>
@@ -3666,7 +4248,7 @@
         <w:ind w:left="2880" w:hanging="360"/>
       </w:pPr>
       <w:rPr>
-        <w:rFonts w:ascii="Wingdings" w:hAnsi="Wingdings" w:hint="default"/>
+        <w:rFonts w:hint="default" w:ascii="Wingdings" w:hAnsi="Wingdings"/>
         <w:sz w:val="20"/>
       </w:rPr>
     </w:lvl>
@@ -3682,7 +4264,7 @@
         <w:ind w:left="3600" w:hanging="360"/>
       </w:pPr>
       <w:rPr>
-        <w:rFonts w:ascii="Wingdings" w:hAnsi="Wingdings" w:hint="default"/>
+        <w:rFonts w:hint="default" w:ascii="Wingdings" w:hAnsi="Wingdings"/>
         <w:sz w:val="20"/>
       </w:rPr>
     </w:lvl>
@@ -3698,7 +4280,7 @@
         <w:ind w:left="4320" w:hanging="360"/>
       </w:pPr>
       <w:rPr>
-        <w:rFonts w:ascii="Wingdings" w:hAnsi="Wingdings" w:hint="default"/>
+        <w:rFonts w:hint="default" w:ascii="Wingdings" w:hAnsi="Wingdings"/>
         <w:sz w:val="20"/>
       </w:rPr>
     </w:lvl>
@@ -3714,7 +4296,7 @@
         <w:ind w:left="5040" w:hanging="360"/>
       </w:pPr>
       <w:rPr>
-        <w:rFonts w:ascii="Wingdings" w:hAnsi="Wingdings" w:hint="default"/>
+        <w:rFonts w:hint="default" w:ascii="Wingdings" w:hAnsi="Wingdings"/>
         <w:sz w:val="20"/>
       </w:rPr>
     </w:lvl>
@@ -3730,7 +4312,7 @@
         <w:ind w:left="5760" w:hanging="360"/>
       </w:pPr>
       <w:rPr>
-        <w:rFonts w:ascii="Wingdings" w:hAnsi="Wingdings" w:hint="default"/>
+        <w:rFonts w:hint="default" w:ascii="Wingdings" w:hAnsi="Wingdings"/>
         <w:sz w:val="20"/>
       </w:rPr>
     </w:lvl>
@@ -3746,7 +4328,7 @@
         <w:ind w:left="6480" w:hanging="360"/>
       </w:pPr>
       <w:rPr>
-        <w:rFonts w:ascii="Wingdings" w:hAnsi="Wingdings" w:hint="default"/>
+        <w:rFonts w:hint="default" w:ascii="Wingdings" w:hAnsi="Wingdings"/>
         <w:sz w:val="20"/>
       </w:rPr>
     </w:lvl>
@@ -3764,7 +4346,7 @@
         <w:ind w:left="360" w:hanging="360"/>
       </w:pPr>
       <w:rPr>
-        <w:rFonts w:ascii="Wingdings" w:hAnsi="Wingdings" w:hint="default"/>
+        <w:rFonts w:hint="default" w:ascii="Wingdings" w:hAnsi="Wingdings"/>
       </w:rPr>
     </w:lvl>
     <w:lvl w:ilvl="1" w:tplc="04130003" w:tentative="1">
@@ -3776,7 +4358,7 @@
         <w:ind w:left="1080" w:hanging="360"/>
       </w:pPr>
       <w:rPr>
-        <w:rFonts w:ascii="Courier New" w:hAnsi="Courier New" w:cs="Courier New" w:hint="default"/>
+        <w:rFonts w:hint="default" w:ascii="Courier New" w:hAnsi="Courier New" w:cs="Courier New"/>
       </w:rPr>
     </w:lvl>
     <w:lvl w:ilvl="2" w:tplc="04130005" w:tentative="1">
@@ -3788,7 +4370,7 @@
         <w:ind w:left="1800" w:hanging="360"/>
       </w:pPr>
       <w:rPr>
-        <w:rFonts w:ascii="Wingdings" w:hAnsi="Wingdings" w:hint="default"/>
+        <w:rFonts w:hint="default" w:ascii="Wingdings" w:hAnsi="Wingdings"/>
       </w:rPr>
     </w:lvl>
     <w:lvl w:ilvl="3" w:tplc="04130001" w:tentative="1">
@@ -3800,7 +4382,7 @@
         <w:ind w:left="2520" w:hanging="360"/>
       </w:pPr>
       <w:rPr>
-        <w:rFonts w:ascii="Symbol" w:hAnsi="Symbol" w:hint="default"/>
+        <w:rFonts w:hint="default" w:ascii="Symbol" w:hAnsi="Symbol"/>
       </w:rPr>
     </w:lvl>
     <w:lvl w:ilvl="4" w:tplc="04130003" w:tentative="1">
@@ -3812,7 +4394,7 @@
         <w:ind w:left="3240" w:hanging="360"/>
       </w:pPr>
       <w:rPr>
-        <w:rFonts w:ascii="Courier New" w:hAnsi="Courier New" w:cs="Courier New" w:hint="default"/>
+        <w:rFonts w:hint="default" w:ascii="Courier New" w:hAnsi="Courier New" w:cs="Courier New"/>
       </w:rPr>
     </w:lvl>
     <w:lvl w:ilvl="5" w:tplc="04130005" w:tentative="1">
@@ -3824,7 +4406,7 @@
         <w:ind w:left="3960" w:hanging="360"/>
       </w:pPr>
       <w:rPr>
-        <w:rFonts w:ascii="Wingdings" w:hAnsi="Wingdings" w:hint="default"/>
+        <w:rFonts w:hint="default" w:ascii="Wingdings" w:hAnsi="Wingdings"/>
       </w:rPr>
     </w:lvl>
     <w:lvl w:ilvl="6" w:tplc="04130001" w:tentative="1">
@@ -3836,7 +4418,7 @@
         <w:ind w:left="4680" w:hanging="360"/>
       </w:pPr>
       <w:rPr>
-        <w:rFonts w:ascii="Symbol" w:hAnsi="Symbol" w:hint="default"/>
+        <w:rFonts w:hint="default" w:ascii="Symbol" w:hAnsi="Symbol"/>
       </w:rPr>
     </w:lvl>
     <w:lvl w:ilvl="7" w:tplc="04130003" w:tentative="1">
@@ -3848,7 +4430,7 @@
         <w:ind w:left="5400" w:hanging="360"/>
       </w:pPr>
       <w:rPr>
-        <w:rFonts w:ascii="Courier New" w:hAnsi="Courier New" w:cs="Courier New" w:hint="default"/>
+        <w:rFonts w:hint="default" w:ascii="Courier New" w:hAnsi="Courier New" w:cs="Courier New"/>
       </w:rPr>
     </w:lvl>
     <w:lvl w:ilvl="8" w:tplc="04130005" w:tentative="1">
@@ -3860,7 +4442,7 @@
         <w:ind w:left="6120" w:hanging="360"/>
       </w:pPr>
       <w:rPr>
-        <w:rFonts w:ascii="Wingdings" w:hAnsi="Wingdings" w:hint="default"/>
+        <w:rFonts w:hint="default" w:ascii="Wingdings" w:hAnsi="Wingdings"/>
       </w:rPr>
     </w:lvl>
   </w:abstractNum>
@@ -3877,7 +4459,7 @@
         <w:ind w:left="360" w:hanging="360"/>
       </w:pPr>
       <w:rPr>
-        <w:rFonts w:ascii="Calibri" w:hAnsi="Calibri" w:hint="default"/>
+        <w:rFonts w:hint="default" w:ascii="Calibri" w:hAnsi="Calibri"/>
         <w:b w:val="0"/>
         <w:i w:val="0"/>
         <w:sz w:val="22"/>
@@ -3972,7 +4554,7 @@
         <w:ind w:left="1800" w:hanging="360"/>
       </w:pPr>
       <w:rPr>
-        <w:rFonts w:ascii="Symbol" w:hAnsi="Symbol" w:hint="default"/>
+        <w:rFonts w:hint="default" w:ascii="Symbol" w:hAnsi="Symbol"/>
       </w:rPr>
     </w:lvl>
     <w:lvl w:ilvl="1" w:tplc="04130003" w:tentative="1">
@@ -3984,7 +4566,7 @@
         <w:ind w:left="2520" w:hanging="360"/>
       </w:pPr>
       <w:rPr>
-        <w:rFonts w:ascii="Courier New" w:hAnsi="Courier New" w:cs="Courier New" w:hint="default"/>
+        <w:rFonts w:hint="default" w:ascii="Courier New" w:hAnsi="Courier New" w:cs="Courier New"/>
       </w:rPr>
     </w:lvl>
     <w:lvl w:ilvl="2" w:tplc="04130005" w:tentative="1">
@@ -3996,7 +4578,7 @@
         <w:ind w:left="3240" w:hanging="360"/>
       </w:pPr>
       <w:rPr>
-        <w:rFonts w:ascii="Wingdings" w:hAnsi="Wingdings" w:hint="default"/>
+        <w:rFonts w:hint="default" w:ascii="Wingdings" w:hAnsi="Wingdings"/>
       </w:rPr>
     </w:lvl>
     <w:lvl w:ilvl="3" w:tplc="04130001" w:tentative="1">
@@ -4008,7 +4590,7 @@
         <w:ind w:left="3960" w:hanging="360"/>
       </w:pPr>
       <w:rPr>
-        <w:rFonts w:ascii="Symbol" w:hAnsi="Symbol" w:hint="default"/>
+        <w:rFonts w:hint="default" w:ascii="Symbol" w:hAnsi="Symbol"/>
       </w:rPr>
     </w:lvl>
     <w:lvl w:ilvl="4" w:tplc="04130003" w:tentative="1">
@@ -4020,7 +4602,7 @@
         <w:ind w:left="4680" w:hanging="360"/>
       </w:pPr>
       <w:rPr>
-        <w:rFonts w:ascii="Courier New" w:hAnsi="Courier New" w:cs="Courier New" w:hint="default"/>
+        <w:rFonts w:hint="default" w:ascii="Courier New" w:hAnsi="Courier New" w:cs="Courier New"/>
       </w:rPr>
     </w:lvl>
     <w:lvl w:ilvl="5" w:tplc="04130005" w:tentative="1">
@@ -4032,7 +4614,7 @@
         <w:ind w:left="5400" w:hanging="360"/>
       </w:pPr>
       <w:rPr>
-        <w:rFonts w:ascii="Wingdings" w:hAnsi="Wingdings" w:hint="default"/>
+        <w:rFonts w:hint="default" w:ascii="Wingdings" w:hAnsi="Wingdings"/>
       </w:rPr>
     </w:lvl>
     <w:lvl w:ilvl="6" w:tplc="04130001" w:tentative="1">
@@ -4044,7 +4626,7 @@
         <w:ind w:left="6120" w:hanging="360"/>
       </w:pPr>
       <w:rPr>
-        <w:rFonts w:ascii="Symbol" w:hAnsi="Symbol" w:hint="default"/>
+        <w:rFonts w:hint="default" w:ascii="Symbol" w:hAnsi="Symbol"/>
       </w:rPr>
     </w:lvl>
     <w:lvl w:ilvl="7" w:tplc="04130003" w:tentative="1">
@@ -4056,7 +4638,7 @@
         <w:ind w:left="6840" w:hanging="360"/>
       </w:pPr>
       <w:rPr>
-        <w:rFonts w:ascii="Courier New" w:hAnsi="Courier New" w:cs="Courier New" w:hint="default"/>
+        <w:rFonts w:hint="default" w:ascii="Courier New" w:hAnsi="Courier New" w:cs="Courier New"/>
       </w:rPr>
     </w:lvl>
     <w:lvl w:ilvl="8" w:tplc="04130005" w:tentative="1">
@@ -4068,7 +4650,7 @@
         <w:ind w:left="7560" w:hanging="360"/>
       </w:pPr>
       <w:rPr>
-        <w:rFonts w:ascii="Wingdings" w:hAnsi="Wingdings" w:hint="default"/>
+        <w:rFonts w:hint="default" w:ascii="Wingdings" w:hAnsi="Wingdings"/>
       </w:rPr>
     </w:lvl>
   </w:abstractNum>
@@ -4174,7 +4756,7 @@
         <w:ind w:left="720" w:hanging="360"/>
       </w:pPr>
       <w:rPr>
-        <w:rFonts w:ascii="Symbol" w:hAnsi="Symbol" w:hint="default"/>
+        <w:rFonts w:hint="default" w:ascii="Symbol" w:hAnsi="Symbol"/>
         <w:sz w:val="20"/>
       </w:rPr>
     </w:lvl>
@@ -4190,7 +4772,7 @@
         <w:ind w:left="1440" w:hanging="360"/>
       </w:pPr>
       <w:rPr>
-        <w:rFonts w:ascii="Courier New" w:hAnsi="Courier New" w:hint="default"/>
+        <w:rFonts w:hint="default" w:ascii="Courier New" w:hAnsi="Courier New"/>
         <w:sz w:val="20"/>
       </w:rPr>
     </w:lvl>
@@ -4206,7 +4788,7 @@
         <w:ind w:left="2160" w:hanging="360"/>
       </w:pPr>
       <w:rPr>
-        <w:rFonts w:ascii="Wingdings" w:hAnsi="Wingdings" w:hint="default"/>
+        <w:rFonts w:hint="default" w:ascii="Wingdings" w:hAnsi="Wingdings"/>
         <w:sz w:val="20"/>
       </w:rPr>
     </w:lvl>
@@ -4222,7 +4804,7 @@
         <w:ind w:left="2880" w:hanging="360"/>
       </w:pPr>
       <w:rPr>
-        <w:rFonts w:ascii="Wingdings" w:hAnsi="Wingdings" w:hint="default"/>
+        <w:rFonts w:hint="default" w:ascii="Wingdings" w:hAnsi="Wingdings"/>
         <w:sz w:val="20"/>
       </w:rPr>
     </w:lvl>
@@ -4238,7 +4820,7 @@
         <w:ind w:left="3600" w:hanging="360"/>
       </w:pPr>
       <w:rPr>
-        <w:rFonts w:ascii="Wingdings" w:hAnsi="Wingdings" w:hint="default"/>
+        <w:rFonts w:hint="default" w:ascii="Wingdings" w:hAnsi="Wingdings"/>
         <w:sz w:val="20"/>
       </w:rPr>
     </w:lvl>
@@ -4254,7 +4836,7 @@
         <w:ind w:left="4320" w:hanging="360"/>
       </w:pPr>
       <w:rPr>
-        <w:rFonts w:ascii="Wingdings" w:hAnsi="Wingdings" w:hint="default"/>
+        <w:rFonts w:hint="default" w:ascii="Wingdings" w:hAnsi="Wingdings"/>
         <w:sz w:val="20"/>
       </w:rPr>
     </w:lvl>
@@ -4270,7 +4852,7 @@
         <w:ind w:left="5040" w:hanging="360"/>
       </w:pPr>
       <w:rPr>
-        <w:rFonts w:ascii="Wingdings" w:hAnsi="Wingdings" w:hint="default"/>
+        <w:rFonts w:hint="default" w:ascii="Wingdings" w:hAnsi="Wingdings"/>
         <w:sz w:val="20"/>
       </w:rPr>
     </w:lvl>
@@ -4286,7 +4868,7 @@
         <w:ind w:left="5760" w:hanging="360"/>
       </w:pPr>
       <w:rPr>
-        <w:rFonts w:ascii="Wingdings" w:hAnsi="Wingdings" w:hint="default"/>
+        <w:rFonts w:hint="default" w:ascii="Wingdings" w:hAnsi="Wingdings"/>
         <w:sz w:val="20"/>
       </w:rPr>
     </w:lvl>
@@ -4302,7 +4884,7 @@
         <w:ind w:left="6480" w:hanging="360"/>
       </w:pPr>
       <w:rPr>
-        <w:rFonts w:ascii="Wingdings" w:hAnsi="Wingdings" w:hint="default"/>
+        <w:rFonts w:hint="default" w:ascii="Wingdings" w:hAnsi="Wingdings"/>
         <w:sz w:val="20"/>
       </w:rPr>
     </w:lvl>
@@ -4323,7 +4905,7 @@
         <w:ind w:left="720" w:hanging="360"/>
       </w:pPr>
       <w:rPr>
-        <w:rFonts w:ascii="Symbol" w:hAnsi="Symbol" w:hint="default"/>
+        <w:rFonts w:hint="default" w:ascii="Symbol" w:hAnsi="Symbol"/>
         <w:sz w:val="20"/>
       </w:rPr>
     </w:lvl>
@@ -4339,7 +4921,7 @@
         <w:ind w:left="1440" w:hanging="360"/>
       </w:pPr>
       <w:rPr>
-        <w:rFonts w:ascii="Courier New" w:hAnsi="Courier New" w:hint="default"/>
+        <w:rFonts w:hint="default" w:ascii="Courier New" w:hAnsi="Courier New"/>
         <w:sz w:val="20"/>
       </w:rPr>
     </w:lvl>
@@ -4355,7 +4937,7 @@
         <w:ind w:left="2160" w:hanging="360"/>
       </w:pPr>
       <w:rPr>
-        <w:rFonts w:ascii="Wingdings" w:hAnsi="Wingdings" w:hint="default"/>
+        <w:rFonts w:hint="default" w:ascii="Wingdings" w:hAnsi="Wingdings"/>
         <w:sz w:val="20"/>
       </w:rPr>
     </w:lvl>
@@ -4371,7 +4953,7 @@
         <w:ind w:left="2880" w:hanging="360"/>
       </w:pPr>
       <w:rPr>
-        <w:rFonts w:ascii="Wingdings" w:hAnsi="Wingdings" w:hint="default"/>
+        <w:rFonts w:hint="default" w:ascii="Wingdings" w:hAnsi="Wingdings"/>
         <w:sz w:val="20"/>
       </w:rPr>
     </w:lvl>
@@ -4387,7 +4969,7 @@
         <w:ind w:left="3600" w:hanging="360"/>
       </w:pPr>
       <w:rPr>
-        <w:rFonts w:ascii="Wingdings" w:hAnsi="Wingdings" w:hint="default"/>
+        <w:rFonts w:hint="default" w:ascii="Wingdings" w:hAnsi="Wingdings"/>
         <w:sz w:val="20"/>
       </w:rPr>
     </w:lvl>
@@ -4403,7 +4985,7 @@
         <w:ind w:left="4320" w:hanging="360"/>
       </w:pPr>
       <w:rPr>
-        <w:rFonts w:ascii="Wingdings" w:hAnsi="Wingdings" w:hint="default"/>
+        <w:rFonts w:hint="default" w:ascii="Wingdings" w:hAnsi="Wingdings"/>
         <w:sz w:val="20"/>
       </w:rPr>
     </w:lvl>
@@ -4419,7 +5001,7 @@
         <w:ind w:left="5040" w:hanging="360"/>
       </w:pPr>
       <w:rPr>
-        <w:rFonts w:ascii="Wingdings" w:hAnsi="Wingdings" w:hint="default"/>
+        <w:rFonts w:hint="default" w:ascii="Wingdings" w:hAnsi="Wingdings"/>
         <w:sz w:val="20"/>
       </w:rPr>
     </w:lvl>
@@ -4435,7 +5017,7 @@
         <w:ind w:left="5760" w:hanging="360"/>
       </w:pPr>
       <w:rPr>
-        <w:rFonts w:ascii="Wingdings" w:hAnsi="Wingdings" w:hint="default"/>
+        <w:rFonts w:hint="default" w:ascii="Wingdings" w:hAnsi="Wingdings"/>
         <w:sz w:val="20"/>
       </w:rPr>
     </w:lvl>
@@ -4451,7 +5033,7 @@
         <w:ind w:left="6480" w:hanging="360"/>
       </w:pPr>
       <w:rPr>
-        <w:rFonts w:ascii="Wingdings" w:hAnsi="Wingdings" w:hint="default"/>
+        <w:rFonts w:hint="default" w:ascii="Wingdings" w:hAnsi="Wingdings"/>
         <w:sz w:val="20"/>
       </w:rPr>
     </w:lvl>
@@ -4472,7 +5054,7 @@
         <w:ind w:left="720" w:hanging="360"/>
       </w:pPr>
       <w:rPr>
-        <w:rFonts w:ascii="Symbol" w:hAnsi="Symbol" w:hint="default"/>
+        <w:rFonts w:hint="default" w:ascii="Symbol" w:hAnsi="Symbol"/>
         <w:sz w:val="20"/>
       </w:rPr>
     </w:lvl>
@@ -4488,7 +5070,7 @@
         <w:ind w:left="1440" w:hanging="360"/>
       </w:pPr>
       <w:rPr>
-        <w:rFonts w:ascii="Courier New" w:hAnsi="Courier New" w:hint="default"/>
+        <w:rFonts w:hint="default" w:ascii="Courier New" w:hAnsi="Courier New"/>
         <w:sz w:val="20"/>
       </w:rPr>
     </w:lvl>
@@ -4504,7 +5086,7 @@
         <w:ind w:left="2160" w:hanging="360"/>
       </w:pPr>
       <w:rPr>
-        <w:rFonts w:ascii="Wingdings" w:hAnsi="Wingdings" w:hint="default"/>
+        <w:rFonts w:hint="default" w:ascii="Wingdings" w:hAnsi="Wingdings"/>
         <w:sz w:val="20"/>
       </w:rPr>
     </w:lvl>
@@ -4520,7 +5102,7 @@
         <w:ind w:left="2880" w:hanging="360"/>
       </w:pPr>
       <w:rPr>
-        <w:rFonts w:ascii="Wingdings" w:hAnsi="Wingdings" w:hint="default"/>
+        <w:rFonts w:hint="default" w:ascii="Wingdings" w:hAnsi="Wingdings"/>
         <w:sz w:val="20"/>
       </w:rPr>
     </w:lvl>
@@ -4536,7 +5118,7 @@
         <w:ind w:left="3600" w:hanging="360"/>
       </w:pPr>
       <w:rPr>
-        <w:rFonts w:ascii="Wingdings" w:hAnsi="Wingdings" w:hint="default"/>
+        <w:rFonts w:hint="default" w:ascii="Wingdings" w:hAnsi="Wingdings"/>
         <w:sz w:val="20"/>
       </w:rPr>
     </w:lvl>
@@ -4552,7 +5134,7 @@
         <w:ind w:left="4320" w:hanging="360"/>
       </w:pPr>
       <w:rPr>
-        <w:rFonts w:ascii="Wingdings" w:hAnsi="Wingdings" w:hint="default"/>
+        <w:rFonts w:hint="default" w:ascii="Wingdings" w:hAnsi="Wingdings"/>
         <w:sz w:val="20"/>
       </w:rPr>
     </w:lvl>
@@ -4568,7 +5150,7 @@
         <w:ind w:left="5040" w:hanging="360"/>
       </w:pPr>
       <w:rPr>
-        <w:rFonts w:ascii="Wingdings" w:hAnsi="Wingdings" w:hint="default"/>
+        <w:rFonts w:hint="default" w:ascii="Wingdings" w:hAnsi="Wingdings"/>
         <w:sz w:val="20"/>
       </w:rPr>
     </w:lvl>
@@ -4584,7 +5166,7 @@
         <w:ind w:left="5760" w:hanging="360"/>
       </w:pPr>
       <w:rPr>
-        <w:rFonts w:ascii="Wingdings" w:hAnsi="Wingdings" w:hint="default"/>
+        <w:rFonts w:hint="default" w:ascii="Wingdings" w:hAnsi="Wingdings"/>
         <w:sz w:val="20"/>
       </w:rPr>
     </w:lvl>
@@ -4600,7 +5182,7 @@
         <w:ind w:left="6480" w:hanging="360"/>
       </w:pPr>
       <w:rPr>
-        <w:rFonts w:ascii="Wingdings" w:hAnsi="Wingdings" w:hint="default"/>
+        <w:rFonts w:hint="default" w:ascii="Wingdings" w:hAnsi="Wingdings"/>
         <w:sz w:val="20"/>
       </w:rPr>
     </w:lvl>
@@ -4621,7 +5203,7 @@
         <w:ind w:left="720" w:hanging="360"/>
       </w:pPr>
       <w:rPr>
-        <w:rFonts w:ascii="Symbol" w:hAnsi="Symbol" w:hint="default"/>
+        <w:rFonts w:hint="default" w:ascii="Symbol" w:hAnsi="Symbol"/>
         <w:sz w:val="20"/>
       </w:rPr>
     </w:lvl>
@@ -4637,7 +5219,7 @@
         <w:ind w:left="1440" w:hanging="360"/>
       </w:pPr>
       <w:rPr>
-        <w:rFonts w:ascii="Courier New" w:hAnsi="Courier New" w:hint="default"/>
+        <w:rFonts w:hint="default" w:ascii="Courier New" w:hAnsi="Courier New"/>
         <w:sz w:val="20"/>
       </w:rPr>
     </w:lvl>
@@ -4653,7 +5235,7 @@
         <w:ind w:left="2160" w:hanging="360"/>
       </w:pPr>
       <w:rPr>
-        <w:rFonts w:ascii="Wingdings" w:hAnsi="Wingdings" w:hint="default"/>
+        <w:rFonts w:hint="default" w:ascii="Wingdings" w:hAnsi="Wingdings"/>
         <w:sz w:val="20"/>
       </w:rPr>
     </w:lvl>
@@ -4669,7 +5251,7 @@
         <w:ind w:left="2880" w:hanging="360"/>
       </w:pPr>
       <w:rPr>
-        <w:rFonts w:ascii="Wingdings" w:hAnsi="Wingdings" w:hint="default"/>
+        <w:rFonts w:hint="default" w:ascii="Wingdings" w:hAnsi="Wingdings"/>
         <w:sz w:val="20"/>
       </w:rPr>
     </w:lvl>
@@ -4685,7 +5267,7 @@
         <w:ind w:left="3600" w:hanging="360"/>
       </w:pPr>
       <w:rPr>
-        <w:rFonts w:ascii="Wingdings" w:hAnsi="Wingdings" w:hint="default"/>
+        <w:rFonts w:hint="default" w:ascii="Wingdings" w:hAnsi="Wingdings"/>
         <w:sz w:val="20"/>
       </w:rPr>
     </w:lvl>
@@ -4701,7 +5283,7 @@
         <w:ind w:left="4320" w:hanging="360"/>
       </w:pPr>
       <w:rPr>
-        <w:rFonts w:ascii="Wingdings" w:hAnsi="Wingdings" w:hint="default"/>
+        <w:rFonts w:hint="default" w:ascii="Wingdings" w:hAnsi="Wingdings"/>
         <w:sz w:val="20"/>
       </w:rPr>
     </w:lvl>
@@ -4717,7 +5299,7 @@
         <w:ind w:left="5040" w:hanging="360"/>
       </w:pPr>
       <w:rPr>
-        <w:rFonts w:ascii="Wingdings" w:hAnsi="Wingdings" w:hint="default"/>
+        <w:rFonts w:hint="default" w:ascii="Wingdings" w:hAnsi="Wingdings"/>
         <w:sz w:val="20"/>
       </w:rPr>
     </w:lvl>
@@ -4733,7 +5315,7 @@
         <w:ind w:left="5760" w:hanging="360"/>
       </w:pPr>
       <w:rPr>
-        <w:rFonts w:ascii="Wingdings" w:hAnsi="Wingdings" w:hint="default"/>
+        <w:rFonts w:hint="default" w:ascii="Wingdings" w:hAnsi="Wingdings"/>
         <w:sz w:val="20"/>
       </w:rPr>
     </w:lvl>
@@ -4749,7 +5331,7 @@
         <w:ind w:left="6480" w:hanging="360"/>
       </w:pPr>
       <w:rPr>
-        <w:rFonts w:ascii="Wingdings" w:hAnsi="Wingdings" w:hint="default"/>
+        <w:rFonts w:hint="default" w:ascii="Wingdings" w:hAnsi="Wingdings"/>
         <w:sz w:val="20"/>
       </w:rPr>
     </w:lvl>
@@ -4945,7 +5527,7 @@
         <w:ind w:left="720" w:hanging="360"/>
       </w:pPr>
       <w:rPr>
-        <w:rFonts w:ascii="Symbol" w:hAnsi="Symbol" w:hint="default"/>
+        <w:rFonts w:hint="default" w:ascii="Symbol" w:hAnsi="Symbol"/>
         <w:sz w:val="20"/>
       </w:rPr>
     </w:lvl>
@@ -4961,7 +5543,7 @@
         <w:ind w:left="1440" w:hanging="360"/>
       </w:pPr>
       <w:rPr>
-        <w:rFonts w:ascii="Courier New" w:hAnsi="Courier New" w:hint="default"/>
+        <w:rFonts w:hint="default" w:ascii="Courier New" w:hAnsi="Courier New"/>
         <w:sz w:val="20"/>
       </w:rPr>
     </w:lvl>
@@ -4977,7 +5559,7 @@
         <w:ind w:left="2160" w:hanging="360"/>
       </w:pPr>
       <w:rPr>
-        <w:rFonts w:ascii="Wingdings" w:hAnsi="Wingdings" w:hint="default"/>
+        <w:rFonts w:hint="default" w:ascii="Wingdings" w:hAnsi="Wingdings"/>
         <w:sz w:val="20"/>
       </w:rPr>
     </w:lvl>
@@ -4993,7 +5575,7 @@
         <w:ind w:left="2880" w:hanging="360"/>
       </w:pPr>
       <w:rPr>
-        <w:rFonts w:ascii="Wingdings" w:hAnsi="Wingdings" w:hint="default"/>
+        <w:rFonts w:hint="default" w:ascii="Wingdings" w:hAnsi="Wingdings"/>
         <w:sz w:val="20"/>
       </w:rPr>
     </w:lvl>
@@ -5009,7 +5591,7 @@
         <w:ind w:left="3600" w:hanging="360"/>
       </w:pPr>
       <w:rPr>
-        <w:rFonts w:ascii="Wingdings" w:hAnsi="Wingdings" w:hint="default"/>
+        <w:rFonts w:hint="default" w:ascii="Wingdings" w:hAnsi="Wingdings"/>
         <w:sz w:val="20"/>
       </w:rPr>
     </w:lvl>
@@ -5025,7 +5607,7 @@
         <w:ind w:left="4320" w:hanging="360"/>
       </w:pPr>
       <w:rPr>
-        <w:rFonts w:ascii="Wingdings" w:hAnsi="Wingdings" w:hint="default"/>
+        <w:rFonts w:hint="default" w:ascii="Wingdings" w:hAnsi="Wingdings"/>
         <w:sz w:val="20"/>
       </w:rPr>
     </w:lvl>
@@ -5041,7 +5623,7 @@
         <w:ind w:left="5040" w:hanging="360"/>
       </w:pPr>
       <w:rPr>
-        <w:rFonts w:ascii="Wingdings" w:hAnsi="Wingdings" w:hint="default"/>
+        <w:rFonts w:hint="default" w:ascii="Wingdings" w:hAnsi="Wingdings"/>
         <w:sz w:val="20"/>
       </w:rPr>
     </w:lvl>
@@ -5057,7 +5639,7 @@
         <w:ind w:left="5760" w:hanging="360"/>
       </w:pPr>
       <w:rPr>
-        <w:rFonts w:ascii="Wingdings" w:hAnsi="Wingdings" w:hint="default"/>
+        <w:rFonts w:hint="default" w:ascii="Wingdings" w:hAnsi="Wingdings"/>
         <w:sz w:val="20"/>
       </w:rPr>
     </w:lvl>
@@ -5073,7 +5655,7 @@
         <w:ind w:left="6480" w:hanging="360"/>
       </w:pPr>
       <w:rPr>
-        <w:rFonts w:ascii="Wingdings" w:hAnsi="Wingdings" w:hint="default"/>
+        <w:rFonts w:hint="default" w:ascii="Wingdings" w:hAnsi="Wingdings"/>
         <w:sz w:val="20"/>
       </w:rPr>
     </w:lvl>
@@ -5094,7 +5676,7 @@
         <w:ind w:left="720" w:hanging="360"/>
       </w:pPr>
       <w:rPr>
-        <w:rFonts w:ascii="Symbol" w:hAnsi="Symbol" w:hint="default"/>
+        <w:rFonts w:hint="default" w:ascii="Symbol" w:hAnsi="Symbol"/>
         <w:sz w:val="20"/>
       </w:rPr>
     </w:lvl>
@@ -5110,7 +5692,7 @@
         <w:ind w:left="1440" w:hanging="360"/>
       </w:pPr>
       <w:rPr>
-        <w:rFonts w:ascii="Courier New" w:hAnsi="Courier New" w:hint="default"/>
+        <w:rFonts w:hint="default" w:ascii="Courier New" w:hAnsi="Courier New"/>
         <w:sz w:val="20"/>
       </w:rPr>
     </w:lvl>
@@ -5126,7 +5708,7 @@
         <w:ind w:left="2160" w:hanging="360"/>
       </w:pPr>
       <w:rPr>
-        <w:rFonts w:ascii="Wingdings" w:hAnsi="Wingdings" w:hint="default"/>
+        <w:rFonts w:hint="default" w:ascii="Wingdings" w:hAnsi="Wingdings"/>
         <w:sz w:val="20"/>
       </w:rPr>
     </w:lvl>
@@ -5142,7 +5724,7 @@
         <w:ind w:left="2880" w:hanging="360"/>
       </w:pPr>
       <w:rPr>
-        <w:rFonts w:ascii="Wingdings" w:hAnsi="Wingdings" w:hint="default"/>
+        <w:rFonts w:hint="default" w:ascii="Wingdings" w:hAnsi="Wingdings"/>
         <w:sz w:val="20"/>
       </w:rPr>
     </w:lvl>
@@ -5158,7 +5740,7 @@
         <w:ind w:left="3600" w:hanging="360"/>
       </w:pPr>
       <w:rPr>
-        <w:rFonts w:ascii="Wingdings" w:hAnsi="Wingdings" w:hint="default"/>
+        <w:rFonts w:hint="default" w:ascii="Wingdings" w:hAnsi="Wingdings"/>
         <w:sz w:val="20"/>
       </w:rPr>
     </w:lvl>
@@ -5174,7 +5756,7 @@
         <w:ind w:left="4320" w:hanging="360"/>
       </w:pPr>
       <w:rPr>
-        <w:rFonts w:ascii="Wingdings" w:hAnsi="Wingdings" w:hint="default"/>
+        <w:rFonts w:hint="default" w:ascii="Wingdings" w:hAnsi="Wingdings"/>
         <w:sz w:val="20"/>
       </w:rPr>
     </w:lvl>
@@ -5190,7 +5772,7 @@
         <w:ind w:left="5040" w:hanging="360"/>
       </w:pPr>
       <w:rPr>
-        <w:rFonts w:ascii="Wingdings" w:hAnsi="Wingdings" w:hint="default"/>
+        <w:rFonts w:hint="default" w:ascii="Wingdings" w:hAnsi="Wingdings"/>
         <w:sz w:val="20"/>
       </w:rPr>
     </w:lvl>
@@ -5206,7 +5788,7 @@
         <w:ind w:left="5760" w:hanging="360"/>
       </w:pPr>
       <w:rPr>
-        <w:rFonts w:ascii="Wingdings" w:hAnsi="Wingdings" w:hint="default"/>
+        <w:rFonts w:hint="default" w:ascii="Wingdings" w:hAnsi="Wingdings"/>
         <w:sz w:val="20"/>
       </w:rPr>
     </w:lvl>
@@ -5222,11 +5804,20 @@
         <w:ind w:left="6480" w:hanging="360"/>
       </w:pPr>
       <w:rPr>
-        <w:rFonts w:ascii="Wingdings" w:hAnsi="Wingdings" w:hint="default"/>
+        <w:rFonts w:hint="default" w:ascii="Wingdings" w:hAnsi="Wingdings"/>
         <w:sz w:val="20"/>
       </w:rPr>
     </w:lvl>
   </w:abstractNum>
+  <w:num w:numId="20">
+    <w:abstractNumId w:val="19"/>
+  </w:num>
+  <w:num w:numId="19">
+    <w:abstractNumId w:val="18"/>
+  </w:num>
+  <w:num w:numId="18">
+    <w:abstractNumId w:val="17"/>
+  </w:num>
   <w:num w:numId="1" w16cid:durableId="1726444968">
     <w:abstractNumId w:val="5"/>
   </w:num>
@@ -5286,7 +5877,7 @@
   <w:docDefaults>
     <w:rPrDefault>
       <w:rPr>
-        <w:rFonts w:asciiTheme="minorHAnsi" w:eastAsiaTheme="minorHAnsi" w:hAnsiTheme="minorHAnsi" w:cstheme="minorBidi"/>
+        <w:rFonts w:asciiTheme="minorHAnsi" w:hAnsiTheme="minorHAnsi" w:eastAsiaTheme="minorHAnsi" w:cstheme="minorBidi"/>
         <w:sz w:val="22"/>
         <w:szCs w:val="22"/>
         <w:lang w:val="nl-NL" w:eastAsia="en-US" w:bidi="ar-SA"/>
@@ -5301,14 +5892,14 @@
   <w:latentStyles w:defLockedState="0" w:defUIPriority="99" w:defSemiHidden="0" w:defUnhideWhenUsed="0" w:defQFormat="0" w:count="376">
     <w:lsdException w:name="Normal" w:uiPriority="0" w:qFormat="1"/>
     <w:lsdException w:name="heading 1" w:uiPriority="9" w:qFormat="1"/>
-    <w:lsdException w:name="heading 2" w:semiHidden="1" w:uiPriority="9" w:unhideWhenUsed="1" w:qFormat="1"/>
-    <w:lsdException w:name="heading 3" w:semiHidden="1" w:uiPriority="9" w:unhideWhenUsed="1" w:qFormat="1"/>
-    <w:lsdException w:name="heading 4" w:semiHidden="1" w:uiPriority="9" w:unhideWhenUsed="1" w:qFormat="1"/>
-    <w:lsdException w:name="heading 5" w:semiHidden="1" w:uiPriority="9" w:unhideWhenUsed="1" w:qFormat="1"/>
-    <w:lsdException w:name="heading 6" w:semiHidden="1" w:uiPriority="9" w:unhideWhenUsed="1" w:qFormat="1"/>
-    <w:lsdException w:name="heading 7" w:semiHidden="1" w:uiPriority="9" w:unhideWhenUsed="1" w:qFormat="1"/>
-    <w:lsdException w:name="heading 8" w:semiHidden="1" w:uiPriority="9" w:unhideWhenUsed="1" w:qFormat="1"/>
-    <w:lsdException w:name="heading 9" w:semiHidden="1" w:uiPriority="9" w:unhideWhenUsed="1" w:qFormat="1"/>
+    <w:lsdException w:name="heading 2" w:uiPriority="9" w:semiHidden="1" w:unhideWhenUsed="1" w:qFormat="1"/>
+    <w:lsdException w:name="heading 3" w:uiPriority="9" w:semiHidden="1" w:unhideWhenUsed="1" w:qFormat="1"/>
+    <w:lsdException w:name="heading 4" w:uiPriority="9" w:semiHidden="1" w:unhideWhenUsed="1" w:qFormat="1"/>
+    <w:lsdException w:name="heading 5" w:uiPriority="9" w:semiHidden="1" w:unhideWhenUsed="1" w:qFormat="1"/>
+    <w:lsdException w:name="heading 6" w:uiPriority="9" w:semiHidden="1" w:unhideWhenUsed="1" w:qFormat="1"/>
+    <w:lsdException w:name="heading 7" w:uiPriority="9" w:semiHidden="1" w:unhideWhenUsed="1" w:qFormat="1"/>
+    <w:lsdException w:name="heading 8" w:uiPriority="9" w:semiHidden="1" w:unhideWhenUsed="1" w:qFormat="1"/>
+    <w:lsdException w:name="heading 9" w:uiPriority="9" w:semiHidden="1" w:unhideWhenUsed="1" w:qFormat="1"/>
     <w:lsdException w:name="index 1" w:semiHidden="1" w:unhideWhenUsed="1"/>
     <w:lsdException w:name="index 2" w:semiHidden="1" w:unhideWhenUsed="1"/>
     <w:lsdException w:name="index 3" w:semiHidden="1" w:unhideWhenUsed="1"/>
@@ -5318,22 +5909,22 @@
     <w:lsdException w:name="index 7" w:semiHidden="1" w:unhideWhenUsed="1"/>
     <w:lsdException w:name="index 8" w:semiHidden="1" w:unhideWhenUsed="1"/>
     <w:lsdException w:name="index 9" w:semiHidden="1" w:unhideWhenUsed="1"/>
-    <w:lsdException w:name="toc 1" w:semiHidden="1" w:uiPriority="39" w:unhideWhenUsed="1"/>
-    <w:lsdException w:name="toc 2" w:semiHidden="1" w:uiPriority="39" w:unhideWhenUsed="1"/>
-    <w:lsdException w:name="toc 3" w:semiHidden="1" w:uiPriority="39" w:unhideWhenUsed="1"/>
-    <w:lsdException w:name="toc 4" w:semiHidden="1" w:uiPriority="39" w:unhideWhenUsed="1"/>
-    <w:lsdException w:name="toc 5" w:semiHidden="1" w:uiPriority="39" w:unhideWhenUsed="1"/>
-    <w:lsdException w:name="toc 6" w:semiHidden="1" w:uiPriority="39" w:unhideWhenUsed="1"/>
-    <w:lsdException w:name="toc 7" w:semiHidden="1" w:uiPriority="39" w:unhideWhenUsed="1"/>
-    <w:lsdException w:name="toc 8" w:semiHidden="1" w:uiPriority="39" w:unhideWhenUsed="1"/>
-    <w:lsdException w:name="toc 9" w:semiHidden="1" w:uiPriority="39" w:unhideWhenUsed="1"/>
+    <w:lsdException w:name="toc 1" w:uiPriority="39" w:semiHidden="1" w:unhideWhenUsed="1"/>
+    <w:lsdException w:name="toc 2" w:uiPriority="39" w:semiHidden="1" w:unhideWhenUsed="1"/>
+    <w:lsdException w:name="toc 3" w:uiPriority="39" w:semiHidden="1" w:unhideWhenUsed="1"/>
+    <w:lsdException w:name="toc 4" w:uiPriority="39" w:semiHidden="1" w:unhideWhenUsed="1"/>
+    <w:lsdException w:name="toc 5" w:uiPriority="39" w:semiHidden="1" w:unhideWhenUsed="1"/>
+    <w:lsdException w:name="toc 6" w:uiPriority="39" w:semiHidden="1" w:unhideWhenUsed="1"/>
+    <w:lsdException w:name="toc 7" w:uiPriority="39" w:semiHidden="1" w:unhideWhenUsed="1"/>
+    <w:lsdException w:name="toc 8" w:uiPriority="39" w:semiHidden="1" w:unhideWhenUsed="1"/>
+    <w:lsdException w:name="toc 9" w:uiPriority="39" w:semiHidden="1" w:unhideWhenUsed="1"/>
     <w:lsdException w:name="Normal Indent" w:semiHidden="1" w:unhideWhenUsed="1"/>
     <w:lsdException w:name="footnote text" w:semiHidden="1" w:unhideWhenUsed="1"/>
     <w:lsdException w:name="annotation text" w:semiHidden="1" w:unhideWhenUsed="1"/>
     <w:lsdException w:name="header" w:semiHidden="1" w:unhideWhenUsed="1"/>
     <w:lsdException w:name="footer" w:semiHidden="1" w:unhideWhenUsed="1"/>
     <w:lsdException w:name="index heading" w:semiHidden="1" w:unhideWhenUsed="1"/>
-    <w:lsdException w:name="caption" w:semiHidden="1" w:uiPriority="35" w:unhideWhenUsed="1" w:qFormat="1"/>
+    <w:lsdException w:name="caption" w:uiPriority="35" w:semiHidden="1" w:unhideWhenUsed="1" w:qFormat="1"/>
     <w:lsdException w:name="table of figures" w:semiHidden="1" w:unhideWhenUsed="1"/>
     <w:lsdException w:name="envelope address" w:semiHidden="1" w:unhideWhenUsed="1"/>
     <w:lsdException w:name="envelope return" w:semiHidden="1" w:unhideWhenUsed="1"/>
@@ -5364,7 +5955,7 @@
     <w:lsdException w:name="Title" w:uiPriority="10" w:qFormat="1"/>
     <w:lsdException w:name="Closing" w:semiHidden="1" w:unhideWhenUsed="1"/>
     <w:lsdException w:name="Signature" w:semiHidden="1" w:unhideWhenUsed="1"/>
-    <w:lsdException w:name="Default Paragraph Font" w:semiHidden="1" w:uiPriority="1" w:unhideWhenUsed="1"/>
+    <w:lsdException w:name="Default Paragraph Font" w:uiPriority="1" w:semiHidden="1" w:unhideWhenUsed="1"/>
     <w:lsdException w:name="Body Text" w:semiHidden="1" w:unhideWhenUsed="1"/>
     <w:lsdException w:name="Body Text Indent" w:semiHidden="1" w:unhideWhenUsed="1"/>
     <w:lsdException w:name="List Continue" w:semiHidden="1" w:unhideWhenUsed="1"/>
@@ -5564,8 +6155,8 @@
     <w:lsdException w:name="Subtle Reference" w:uiPriority="31" w:qFormat="1"/>
     <w:lsdException w:name="Intense Reference" w:uiPriority="32" w:qFormat="1"/>
     <w:lsdException w:name="Book Title" w:uiPriority="33" w:qFormat="1"/>
-    <w:lsdException w:name="Bibliography" w:semiHidden="1" w:uiPriority="37" w:unhideWhenUsed="1"/>
-    <w:lsdException w:name="TOC Heading" w:semiHidden="1" w:uiPriority="39" w:unhideWhenUsed="1" w:qFormat="1"/>
+    <w:lsdException w:name="Bibliography" w:uiPriority="37" w:semiHidden="1" w:unhideWhenUsed="1"/>
+    <w:lsdException w:name="TOC Heading" w:uiPriority="39" w:semiHidden="1" w:unhideWhenUsed="1" w:qFormat="1"/>
     <w:lsdException w:name="Plain Table 1" w:uiPriority="41"/>
     <w:lsdException w:name="Plain Table 2" w:uiPriority="42"/>
     <w:lsdException w:name="Plain Table 3" w:uiPriority="43"/>
@@ -5676,7 +6267,7 @@
     <w:lsdException w:name="Unresolved Mention" w:semiHidden="1" w:unhideWhenUsed="1"/>
     <w:lsdException w:name="Smart Link" w:semiHidden="1" w:unhideWhenUsed="1"/>
   </w:latentStyles>
-  <w:style w:type="paragraph" w:default="1" w:styleId="Normal">
+  <w:style w:type="paragraph" w:styleId="Normal" w:default="1">
     <w:name w:val="Normal"/>
     <w:qFormat/>
     <w:rsid w:val="00B44264"/>
@@ -5771,13 +6362,13 @@
       <w:color w:val="000000" w:themeColor="text1"/>
     </w:rPr>
   </w:style>
-  <w:style w:type="character" w:default="1" w:styleId="DefaultParagraphFont">
+  <w:style w:type="character" w:styleId="DefaultParagraphFont" w:default="1">
     <w:name w:val="Default Paragraph Font"/>
     <w:uiPriority w:val="1"/>
     <w:semiHidden/>
     <w:unhideWhenUsed/>
   </w:style>
-  <w:style w:type="table" w:default="1" w:styleId="TableNormal">
+  <w:style w:type="table" w:styleId="TableNormal" w:default="1">
     <w:name w:val="Normal Table"/>
     <w:uiPriority w:val="99"/>
     <w:semiHidden/>
@@ -5792,7 +6383,7 @@
       </w:tblCellMar>
     </w:tblPr>
   </w:style>
-  <w:style w:type="numbering" w:default="1" w:styleId="NoList">
+  <w:style w:type="numbering" w:styleId="NoList" w:default="1">
     <w:name w:val="No List"/>
     <w:uiPriority w:val="99"/>
     <w:semiHidden/>
@@ -5813,7 +6404,7 @@
       <w:spacing w:after="0" w:line="240" w:lineRule="auto"/>
     </w:pPr>
   </w:style>
-  <w:style w:type="character" w:customStyle="1" w:styleId="HeaderChar">
+  <w:style w:type="character" w:styleId="HeaderChar" w:customStyle="1">
     <w:name w:val="Header Char"/>
     <w:basedOn w:val="DefaultParagraphFont"/>
     <w:link w:val="Header"/>
@@ -5835,7 +6426,7 @@
       <w:spacing w:after="0" w:line="240" w:lineRule="auto"/>
     </w:pPr>
   </w:style>
-  <w:style w:type="character" w:customStyle="1" w:styleId="FooterChar">
+  <w:style w:type="character" w:styleId="FooterChar" w:customStyle="1">
     <w:name w:val="Footer Char"/>
     <w:basedOn w:val="DefaultParagraphFont"/>
     <w:link w:val="Footer"/>
@@ -5852,12 +6443,12 @@
     </w:pPr>
     <w:tblPr>
       <w:tblBorders>
-        <w:top w:val="single" w:sz="4" w:space="0" w:color="auto"/>
-        <w:left w:val="single" w:sz="4" w:space="0" w:color="auto"/>
-        <w:bottom w:val="single" w:sz="4" w:space="0" w:color="auto"/>
-        <w:right w:val="single" w:sz="4" w:space="0" w:color="auto"/>
-        <w:insideH w:val="single" w:sz="4" w:space="0" w:color="auto"/>
-        <w:insideV w:val="single" w:sz="4" w:space="0" w:color="auto"/>
+        <w:top w:val="single" w:color="auto" w:sz="4" w:space="0"/>
+        <w:left w:val="single" w:color="auto" w:sz="4" w:space="0"/>
+        <w:bottom w:val="single" w:color="auto" w:sz="4" w:space="0"/>
+        <w:right w:val="single" w:color="auto" w:sz="4" w:space="0"/>
+        <w:insideH w:val="single" w:color="auto" w:sz="4" w:space="0"/>
+        <w:insideV w:val="single" w:color="auto" w:sz="4" w:space="0"/>
       </w:tblBorders>
     </w:tblPr>
   </w:style>
@@ -5872,7 +6463,7 @@
       <w:contextualSpacing/>
     </w:pPr>
   </w:style>
-  <w:style w:type="character" w:customStyle="1" w:styleId="Heading1Char">
+  <w:style w:type="character" w:styleId="Heading1Char" w:customStyle="1">
     <w:name w:val="Heading 1 Char"/>
     <w:basedOn w:val="DefaultParagraphFont"/>
     <w:link w:val="Heading1"/>
@@ -5885,7 +6476,7 @@
       <w:szCs w:val="32"/>
     </w:rPr>
   </w:style>
-  <w:style w:type="character" w:customStyle="1" w:styleId="Heading2Char">
+  <w:style w:type="character" w:styleId="Heading2Char" w:customStyle="1">
     <w:name w:val="Heading 2 Char"/>
     <w:basedOn w:val="DefaultParagraphFont"/>
     <w:link w:val="Heading2"/>
@@ -5898,7 +6489,7 @@
       <w:szCs w:val="26"/>
     </w:rPr>
   </w:style>
-  <w:style w:type="character" w:customStyle="1" w:styleId="Heading3Char">
+  <w:style w:type="character" w:styleId="Heading3Char" w:customStyle="1">
     <w:name w:val="Heading 3 Char"/>
     <w:basedOn w:val="DefaultParagraphFont"/>
     <w:link w:val="Heading3"/>
@@ -5911,7 +6502,7 @@
       <w:szCs w:val="24"/>
     </w:rPr>
   </w:style>
-  <w:style w:type="character" w:customStyle="1" w:styleId="Heading4Char">
+  <w:style w:type="character" w:styleId="Heading4Char" w:customStyle="1">
     <w:name w:val="Heading 4 Char"/>
     <w:basedOn w:val="DefaultParagraphFont"/>
     <w:link w:val="Heading4"/>
@@ -5942,7 +6533,7 @@
       <w:szCs w:val="16"/>
     </w:rPr>
   </w:style>
-  <w:style w:type="character" w:customStyle="1" w:styleId="BalloonTextChar">
+  <w:style w:type="character" w:styleId="BalloonTextChar" w:customStyle="1">
     <w:name w:val="Balloon Text Char"/>
     <w:basedOn w:val="DefaultParagraphFont"/>
     <w:link w:val="BalloonText"/>
@@ -6011,13 +6602,13 @@
     <w:rsid w:val="00DD7202"/>
     <w:pPr>
       <w:pBdr>
-        <w:bottom w:val="single" w:sz="8" w:space="4" w:color="5B9BD5" w:themeColor="accent1"/>
+        <w:bottom w:val="single" w:color="5B9BD5" w:themeColor="accent1" w:sz="8" w:space="4"/>
       </w:pBdr>
       <w:spacing w:after="300" w:line="240" w:lineRule="auto"/>
       <w:contextualSpacing/>
     </w:pPr>
     <w:rPr>
-      <w:rFonts w:asciiTheme="majorHAnsi" w:eastAsiaTheme="majorEastAsia" w:hAnsiTheme="majorHAnsi" w:cstheme="majorBidi"/>
+      <w:rFonts w:asciiTheme="majorHAnsi" w:hAnsiTheme="majorHAnsi" w:eastAsiaTheme="majorEastAsia" w:cstheme="majorBidi"/>
       <w:color w:val="323E4F" w:themeColor="text2" w:themeShade="BF"/>
       <w:spacing w:val="5"/>
       <w:kern w:val="28"/>
@@ -6025,14 +6616,14 @@
       <w:szCs w:val="52"/>
     </w:rPr>
   </w:style>
-  <w:style w:type="character" w:customStyle="1" w:styleId="TitleChar">
+  <w:style w:type="character" w:styleId="TitleChar" w:customStyle="1">
     <w:name w:val="Title Char"/>
     <w:basedOn w:val="DefaultParagraphFont"/>
     <w:link w:val="Title"/>
     <w:uiPriority w:val="10"/>
     <w:rsid w:val="00DD7202"/>
     <w:rPr>
-      <w:rFonts w:asciiTheme="majorHAnsi" w:eastAsiaTheme="majorEastAsia" w:hAnsiTheme="majorHAnsi" w:cstheme="majorBidi"/>
+      <w:rFonts w:asciiTheme="majorHAnsi" w:hAnsiTheme="majorHAnsi" w:eastAsiaTheme="majorEastAsia" w:cstheme="majorBidi"/>
       <w:color w:val="323E4F" w:themeColor="text2" w:themeShade="BF"/>
       <w:spacing w:val="5"/>
       <w:kern w:val="28"/>
@@ -6054,7 +6645,7 @@
       </w:numPr>
     </w:pPr>
     <w:rPr>
-      <w:rFonts w:asciiTheme="majorHAnsi" w:eastAsiaTheme="majorEastAsia" w:hAnsiTheme="majorHAnsi" w:cstheme="majorBidi"/>
+      <w:rFonts w:asciiTheme="majorHAnsi" w:hAnsiTheme="majorHAnsi" w:eastAsiaTheme="majorEastAsia" w:cstheme="majorBidi"/>
       <w:i/>
       <w:iCs/>
       <w:color w:val="5B9BD5" w:themeColor="accent1"/>
@@ -6063,14 +6654,14 @@
       <w:szCs w:val="24"/>
     </w:rPr>
   </w:style>
-  <w:style w:type="character" w:customStyle="1" w:styleId="SubtitleChar">
+  <w:style w:type="character" w:styleId="SubtitleChar" w:customStyle="1">
     <w:name w:val="Subtitle Char"/>
     <w:basedOn w:val="DefaultParagraphFont"/>
     <w:link w:val="Subtitle"/>
     <w:uiPriority w:val="11"/>
     <w:rsid w:val="00DD7202"/>
     <w:rPr>
-      <w:rFonts w:asciiTheme="majorHAnsi" w:eastAsiaTheme="majorEastAsia" w:hAnsiTheme="majorHAnsi" w:cstheme="majorBidi"/>
+      <w:rFonts w:asciiTheme="majorHAnsi" w:hAnsiTheme="majorHAnsi" w:eastAsiaTheme="majorEastAsia" w:cstheme="majorBidi"/>
       <w:i/>
       <w:iCs/>
       <w:color w:val="5B9BD5" w:themeColor="accent1"/>
@@ -6107,7 +6698,7 @@
       <w:szCs w:val="24"/>
     </w:rPr>
   </w:style>
-  <w:style w:type="character" w:customStyle="1" w:styleId="CommentTextChar">
+  <w:style w:type="character" w:styleId="CommentTextChar" w:customStyle="1">
     <w:name w:val="Comment Text Char"/>
     <w:basedOn w:val="DefaultParagraphFont"/>
     <w:link w:val="CommentText"/>
@@ -6135,7 +6726,7 @@
       <w:szCs w:val="20"/>
     </w:rPr>
   </w:style>
-  <w:style w:type="character" w:customStyle="1" w:styleId="CommentSubjectChar">
+  <w:style w:type="character" w:styleId="CommentSubjectChar" w:customStyle="1">
     <w:name w:val="Comment Subject Char"/>
     <w:basedOn w:val="CommentTextChar"/>
     <w:link w:val="CommentSubject"/>
@@ -6149,7 +6740,7 @@
       <w:szCs w:val="20"/>
     </w:rPr>
   </w:style>
-  <w:style w:type="character" w:customStyle="1" w:styleId="lewnzc">
+  <w:style w:type="character" w:styleId="lewnzc" w:customStyle="1">
     <w:name w:val="lewnzc"/>
     <w:basedOn w:val="DefaultParagraphFont"/>
     <w:rsid w:val="003A1469"/>
@@ -6165,7 +6756,7 @@
       <w:iCs/>
     </w:rPr>
   </w:style>
-  <w:style w:type="character" w:customStyle="1" w:styleId="tlssbb">
+  <w:style w:type="character" w:styleId="tlssbb" w:customStyle="1">
     <w:name w:val="tlssbb"/>
     <w:basedOn w:val="DefaultParagraphFont"/>
     <w:rsid w:val="00B2286A"/>
@@ -6183,7 +6774,7 @@
 </file>
 
 <file path=word/theme/theme1.xml><?xml version="1.0" encoding="utf-8"?>
-<a:theme xmlns:a="http://schemas.openxmlformats.org/drawingml/2006/main" name="Kantoorthema">
+<a:theme xmlns:a="http://schemas.openxmlformats.org/drawingml/2006/main" xmlns:thm15="http://schemas.microsoft.com/office/thememl/2012/main" name="Kantoorthema">
   <a:themeElements>
     <a:clrScheme name="Kantoor">
       <a:dk1>
